--- a/File/U3/TESIS_Pheno_Mashua.docx
+++ b/File/U3/TESIS_Pheno_Mashua.docx
@@ -1351,7 +1351,13 @@
         <w:rPr>
           <w:rFonts w:cs="Times New Roman"/>
         </w:rPr>
-        <w:t xml:space="preserve"> según variables morfológicas visibles como y forma general color del tubérculo y pulpa.</w:t>
+        <w:t xml:space="preserve"> según variables morfológicas visibles </w:t>
+      </w:r>
+      <w:r>
+        <w:rPr>
+          <w:rFonts w:cs="Times New Roman"/>
+        </w:rPr>
+        <w:t>como forma, color de piel y color de pulpa.</w:t>
       </w:r>
     </w:p>
     <w:p>
@@ -1369,7 +1375,25 @@
         <w:rPr>
           <w:rFonts w:cs="Times New Roman"/>
         </w:rPr>
-        <w:t>Implementar un modelo de segmentación de imágenes para identificar y medir de manera automática características como tamaño, color del tubérculo y pulpa</w:t>
+        <w:t>Implementar un modelo de segmentación de imágenes para identificar y medir de manera automática características como tamaño, color del tubérculo</w:t>
+      </w:r>
+      <w:r>
+        <w:rPr>
+          <w:rFonts w:cs="Times New Roman"/>
+        </w:rPr>
+        <w:t>,</w:t>
+      </w:r>
+      <w:r>
+        <w:rPr>
+          <w:rFonts w:cs="Times New Roman"/>
+        </w:rPr>
+        <w:t xml:space="preserve"> pulpa</w:t>
+      </w:r>
+      <w:r>
+        <w:rPr>
+          <w:rFonts w:cs="Times New Roman"/>
+        </w:rPr>
+        <w:t xml:space="preserve"> y</w:t>
       </w:r>
       <w:r>
         <w:rPr>
@@ -4965,39 +4989,41 @@
     </w:p>
     <w:tbl>
       <w:tblPr>
-        <w:tblStyle w:val="Tablanormal2"/>
+        <w:tblStyle w:val="Tablaconcuadrculaclara"/>
         <w:tblW w:w="0" w:type="auto"/>
         <w:tblLook w:val="04A0" w:firstRow="1" w:lastRow="0" w:firstColumn="1" w:lastColumn="0" w:noHBand="0" w:noVBand="1"/>
       </w:tblPr>
       <w:tblGrid>
-        <w:gridCol w:w="3185"/>
-        <w:gridCol w:w="649"/>
-        <w:gridCol w:w="649"/>
-        <w:gridCol w:w="649"/>
-        <w:gridCol w:w="649"/>
-        <w:gridCol w:w="649"/>
-        <w:gridCol w:w="649"/>
-        <w:gridCol w:w="649"/>
-        <w:gridCol w:w="649"/>
-        <w:gridCol w:w="649"/>
+        <w:gridCol w:w="3176"/>
+        <w:gridCol w:w="687"/>
+        <w:gridCol w:w="614"/>
+        <w:gridCol w:w="650"/>
+        <w:gridCol w:w="589"/>
+        <w:gridCol w:w="638"/>
+        <w:gridCol w:w="626"/>
+        <w:gridCol w:w="687"/>
+        <w:gridCol w:w="650"/>
+        <w:gridCol w:w="699"/>
       </w:tblGrid>
       <w:tr>
         <w:trPr>
-          <w:cnfStyle w:val="100000000000" w:firstRow="1" w:lastRow="0" w:firstColumn="0" w:lastColumn="0" w:oddVBand="0" w:evenVBand="0" w:oddHBand="0" w:evenHBand="0" w:firstRowFirstColumn="0" w:firstRowLastColumn="0" w:lastRowFirstColumn="0" w:lastRowLastColumn="0"/>
+          <w:trHeight w:val="288"/>
         </w:trPr>
         <w:tc>
           <w:tcPr>
-            <w:cnfStyle w:val="001000000000" w:firstRow="0" w:lastRow="0" w:firstColumn="1" w:lastColumn="0" w:oddVBand="0" w:evenVBand="0" w:oddHBand="0" w:evenHBand="0" w:firstRowFirstColumn="0" w:firstRowLastColumn="0" w:lastRowFirstColumn="0" w:lastRowLastColumn="0"/>
-            <w:tcW w:w="0" w:type="auto"/>
-            <w:shd w:val="clear" w:color="auto" w:fill="DBDBDB" w:themeFill="accent3" w:themeFillTint="66"/>
-            <w:hideMark/>
-          </w:tcPr>
-          <w:p>
-            <w:pPr>
-              <w:spacing w:after="0" w:line="240" w:lineRule="auto"/>
-              <w:jc w:val="center"/>
-              <w:rPr>
-                <w:rFonts w:eastAsia="Times New Roman" w:cs="Times New Roman"/>
+            <w:tcW w:w="0" w:type="auto"/>
+            <w:vMerge w:val="restart"/>
+            <w:vAlign w:val="center"/>
+            <w:hideMark/>
+          </w:tcPr>
+          <w:p>
+            <w:pPr>
+              <w:spacing w:after="0" w:line="240" w:lineRule="auto"/>
+              <w:jc w:val="center"/>
+              <w:rPr>
+                <w:rFonts w:eastAsia="Times New Roman" w:cs="Times New Roman"/>
+                <w:b/>
+                <w:bCs/>
                 <w:color w:val="auto"/>
                 <w:sz w:val="22"/>
                 <w:lang w:eastAsia="es-PE"/>
@@ -5006,6 +5032,8 @@
             <w:r>
               <w:rPr>
                 <w:rFonts w:eastAsia="Times New Roman" w:cs="Times New Roman"/>
+                <w:b/>
+                <w:bCs/>
                 <w:color w:val="auto"/>
                 <w:sz w:val="22"/>
                 <w:lang w:eastAsia="es-PE"/>
@@ -5017,17 +5045,19 @@
         <w:tc>
           <w:tcPr>
             <w:tcW w:w="0" w:type="auto"/>
-            <w:shd w:val="clear" w:color="auto" w:fill="DBDBDB" w:themeFill="accent3" w:themeFillTint="66"/>
-            <w:hideMark/>
-          </w:tcPr>
-          <w:p>
-            <w:pPr>
-              <w:spacing w:after="0" w:line="240" w:lineRule="auto"/>
-              <w:jc w:val="center"/>
-              <w:cnfStyle w:val="100000000000" w:firstRow="1" w:lastRow="0" w:firstColumn="0" w:lastColumn="0" w:oddVBand="0" w:evenVBand="0" w:oddHBand="0" w:evenHBand="0" w:firstRowFirstColumn="0" w:firstRowLastColumn="0" w:lastRowFirstColumn="0" w:lastRowLastColumn="0"/>
-              <w:rPr>
-                <w:rFonts w:eastAsia="Times New Roman" w:cs="Times New Roman"/>
-                <w:color w:val="auto"/>
+            <w:gridSpan w:val="4"/>
+            <w:vAlign w:val="center"/>
+            <w:hideMark/>
+          </w:tcPr>
+          <w:p>
+            <w:pPr>
+              <w:spacing w:after="0" w:line="240" w:lineRule="auto"/>
+              <w:jc w:val="center"/>
+              <w:rPr>
+                <w:rFonts w:eastAsia="Times New Roman" w:cs="Times New Roman"/>
+                <w:b/>
+                <w:bCs/>
+                <w:color w:val="000000"/>
                 <w:sz w:val="22"/>
                 <w:lang w:eastAsia="es-PE"/>
               </w:rPr>
@@ -5035,28 +5065,32 @@
             <w:r>
               <w:rPr>
                 <w:rFonts w:eastAsia="Times New Roman" w:cs="Times New Roman"/>
-                <w:color w:val="auto"/>
-                <w:sz w:val="22"/>
-                <w:lang w:eastAsia="es-PE"/>
-              </w:rPr>
-              <w:t>Mes 1</w:t>
+                <w:b/>
+                <w:bCs/>
+                <w:color w:val="000000"/>
+                <w:sz w:val="22"/>
+                <w:lang w:eastAsia="es-PE"/>
+              </w:rPr>
+              <w:t>2025</w:t>
             </w:r>
           </w:p>
         </w:tc>
         <w:tc>
           <w:tcPr>
             <w:tcW w:w="0" w:type="auto"/>
-            <w:shd w:val="clear" w:color="auto" w:fill="DBDBDB" w:themeFill="accent3" w:themeFillTint="66"/>
-            <w:hideMark/>
-          </w:tcPr>
-          <w:p>
-            <w:pPr>
-              <w:spacing w:after="0" w:line="240" w:lineRule="auto"/>
-              <w:jc w:val="center"/>
-              <w:cnfStyle w:val="100000000000" w:firstRow="1" w:lastRow="0" w:firstColumn="0" w:lastColumn="0" w:oddVBand="0" w:evenVBand="0" w:oddHBand="0" w:evenHBand="0" w:firstRowFirstColumn="0" w:firstRowLastColumn="0" w:lastRowFirstColumn="0" w:lastRowLastColumn="0"/>
-              <w:rPr>
-                <w:rFonts w:eastAsia="Times New Roman" w:cs="Times New Roman"/>
-                <w:color w:val="auto"/>
+            <w:gridSpan w:val="5"/>
+            <w:vAlign w:val="center"/>
+            <w:hideMark/>
+          </w:tcPr>
+          <w:p>
+            <w:pPr>
+              <w:spacing w:after="0" w:line="240" w:lineRule="auto"/>
+              <w:jc w:val="center"/>
+              <w:rPr>
+                <w:rFonts w:eastAsia="Times New Roman" w:cs="Times New Roman"/>
+                <w:b/>
+                <w:bCs/>
+                <w:color w:val="000000"/>
                 <w:sz w:val="22"/>
                 <w:lang w:eastAsia="es-PE"/>
               </w:rPr>
@@ -5064,225 +5098,338 @@
             <w:r>
               <w:rPr>
                 <w:rFonts w:eastAsia="Times New Roman" w:cs="Times New Roman"/>
-                <w:color w:val="auto"/>
-                <w:sz w:val="22"/>
-                <w:lang w:eastAsia="es-PE"/>
-              </w:rPr>
-              <w:t>Mes 2</w:t>
-            </w:r>
-          </w:p>
-        </w:tc>
-        <w:tc>
-          <w:tcPr>
-            <w:tcW w:w="0" w:type="auto"/>
-            <w:shd w:val="clear" w:color="auto" w:fill="DBDBDB" w:themeFill="accent3" w:themeFillTint="66"/>
-            <w:hideMark/>
-          </w:tcPr>
-          <w:p>
-            <w:pPr>
-              <w:spacing w:after="0" w:line="240" w:lineRule="auto"/>
-              <w:jc w:val="center"/>
-              <w:cnfStyle w:val="100000000000" w:firstRow="1" w:lastRow="0" w:firstColumn="0" w:lastColumn="0" w:oddVBand="0" w:evenVBand="0" w:oddHBand="0" w:evenHBand="0" w:firstRowFirstColumn="0" w:firstRowLastColumn="0" w:lastRowFirstColumn="0" w:lastRowLastColumn="0"/>
-              <w:rPr>
-                <w:rFonts w:eastAsia="Times New Roman" w:cs="Times New Roman"/>
-                <w:color w:val="auto"/>
-                <w:sz w:val="22"/>
-                <w:lang w:eastAsia="es-PE"/>
-              </w:rPr>
-            </w:pPr>
-            <w:r>
-              <w:rPr>
-                <w:rFonts w:eastAsia="Times New Roman" w:cs="Times New Roman"/>
-                <w:color w:val="auto"/>
-                <w:sz w:val="22"/>
-                <w:lang w:eastAsia="es-PE"/>
-              </w:rPr>
-              <w:t>Mes 3</w:t>
-            </w:r>
-          </w:p>
-        </w:tc>
-        <w:tc>
-          <w:tcPr>
-            <w:tcW w:w="0" w:type="auto"/>
-            <w:shd w:val="clear" w:color="auto" w:fill="DBDBDB" w:themeFill="accent3" w:themeFillTint="66"/>
-            <w:hideMark/>
-          </w:tcPr>
-          <w:p>
-            <w:pPr>
-              <w:spacing w:after="0" w:line="240" w:lineRule="auto"/>
-              <w:jc w:val="center"/>
-              <w:cnfStyle w:val="100000000000" w:firstRow="1" w:lastRow="0" w:firstColumn="0" w:lastColumn="0" w:oddVBand="0" w:evenVBand="0" w:oddHBand="0" w:evenHBand="0" w:firstRowFirstColumn="0" w:firstRowLastColumn="0" w:lastRowFirstColumn="0" w:lastRowLastColumn="0"/>
-              <w:rPr>
-                <w:rFonts w:eastAsia="Times New Roman" w:cs="Times New Roman"/>
-                <w:color w:val="auto"/>
-                <w:sz w:val="22"/>
-                <w:lang w:eastAsia="es-PE"/>
-              </w:rPr>
-            </w:pPr>
-            <w:r>
-              <w:rPr>
-                <w:rFonts w:eastAsia="Times New Roman" w:cs="Times New Roman"/>
-                <w:color w:val="auto"/>
-                <w:sz w:val="22"/>
-                <w:lang w:eastAsia="es-PE"/>
-              </w:rPr>
-              <w:t>Mes 4</w:t>
-            </w:r>
-          </w:p>
-        </w:tc>
-        <w:tc>
-          <w:tcPr>
-            <w:tcW w:w="0" w:type="auto"/>
-            <w:shd w:val="clear" w:color="auto" w:fill="DBDBDB" w:themeFill="accent3" w:themeFillTint="66"/>
-            <w:hideMark/>
-          </w:tcPr>
-          <w:p>
-            <w:pPr>
-              <w:spacing w:after="0" w:line="240" w:lineRule="auto"/>
-              <w:jc w:val="center"/>
-              <w:cnfStyle w:val="100000000000" w:firstRow="1" w:lastRow="0" w:firstColumn="0" w:lastColumn="0" w:oddVBand="0" w:evenVBand="0" w:oddHBand="0" w:evenHBand="0" w:firstRowFirstColumn="0" w:firstRowLastColumn="0" w:lastRowFirstColumn="0" w:lastRowLastColumn="0"/>
-              <w:rPr>
-                <w:rFonts w:eastAsia="Times New Roman" w:cs="Times New Roman"/>
-                <w:color w:val="auto"/>
-                <w:sz w:val="22"/>
-                <w:lang w:eastAsia="es-PE"/>
-              </w:rPr>
-            </w:pPr>
-            <w:r>
-              <w:rPr>
-                <w:rFonts w:eastAsia="Times New Roman" w:cs="Times New Roman"/>
-                <w:color w:val="auto"/>
-                <w:sz w:val="22"/>
-                <w:lang w:eastAsia="es-PE"/>
-              </w:rPr>
-              <w:t>Mes 5</w:t>
-            </w:r>
-          </w:p>
-        </w:tc>
-        <w:tc>
-          <w:tcPr>
-            <w:tcW w:w="0" w:type="auto"/>
-            <w:shd w:val="clear" w:color="auto" w:fill="DBDBDB" w:themeFill="accent3" w:themeFillTint="66"/>
-            <w:hideMark/>
-          </w:tcPr>
-          <w:p>
-            <w:pPr>
-              <w:spacing w:after="0" w:line="240" w:lineRule="auto"/>
-              <w:jc w:val="center"/>
-              <w:cnfStyle w:val="100000000000" w:firstRow="1" w:lastRow="0" w:firstColumn="0" w:lastColumn="0" w:oddVBand="0" w:evenVBand="0" w:oddHBand="0" w:evenHBand="0" w:firstRowFirstColumn="0" w:firstRowLastColumn="0" w:lastRowFirstColumn="0" w:lastRowLastColumn="0"/>
-              <w:rPr>
-                <w:rFonts w:eastAsia="Times New Roman" w:cs="Times New Roman"/>
-                <w:color w:val="auto"/>
-                <w:sz w:val="22"/>
-                <w:lang w:eastAsia="es-PE"/>
-              </w:rPr>
-            </w:pPr>
-            <w:r>
-              <w:rPr>
-                <w:rFonts w:eastAsia="Times New Roman" w:cs="Times New Roman"/>
-                <w:color w:val="auto"/>
-                <w:sz w:val="22"/>
-                <w:lang w:eastAsia="es-PE"/>
-              </w:rPr>
-              <w:t>Mes 6</w:t>
-            </w:r>
-          </w:p>
-        </w:tc>
-        <w:tc>
-          <w:tcPr>
-            <w:tcW w:w="0" w:type="auto"/>
-            <w:shd w:val="clear" w:color="auto" w:fill="DBDBDB" w:themeFill="accent3" w:themeFillTint="66"/>
-            <w:hideMark/>
-          </w:tcPr>
-          <w:p>
-            <w:pPr>
-              <w:spacing w:after="0" w:line="240" w:lineRule="auto"/>
-              <w:jc w:val="center"/>
-              <w:cnfStyle w:val="100000000000" w:firstRow="1" w:lastRow="0" w:firstColumn="0" w:lastColumn="0" w:oddVBand="0" w:evenVBand="0" w:oddHBand="0" w:evenHBand="0" w:firstRowFirstColumn="0" w:firstRowLastColumn="0" w:lastRowFirstColumn="0" w:lastRowLastColumn="0"/>
-              <w:rPr>
-                <w:rFonts w:eastAsia="Times New Roman" w:cs="Times New Roman"/>
-                <w:color w:val="auto"/>
-                <w:sz w:val="22"/>
-                <w:lang w:eastAsia="es-PE"/>
-              </w:rPr>
-            </w:pPr>
-            <w:r>
-              <w:rPr>
-                <w:rFonts w:eastAsia="Times New Roman" w:cs="Times New Roman"/>
-                <w:color w:val="auto"/>
-                <w:sz w:val="22"/>
-                <w:lang w:eastAsia="es-PE"/>
-              </w:rPr>
-              <w:t>Mes 7</w:t>
-            </w:r>
-          </w:p>
-        </w:tc>
-        <w:tc>
-          <w:tcPr>
-            <w:tcW w:w="0" w:type="auto"/>
-            <w:shd w:val="clear" w:color="auto" w:fill="DBDBDB" w:themeFill="accent3" w:themeFillTint="66"/>
-            <w:hideMark/>
-          </w:tcPr>
-          <w:p>
-            <w:pPr>
-              <w:spacing w:after="0" w:line="240" w:lineRule="auto"/>
-              <w:jc w:val="center"/>
-              <w:cnfStyle w:val="100000000000" w:firstRow="1" w:lastRow="0" w:firstColumn="0" w:lastColumn="0" w:oddVBand="0" w:evenVBand="0" w:oddHBand="0" w:evenHBand="0" w:firstRowFirstColumn="0" w:firstRowLastColumn="0" w:lastRowFirstColumn="0" w:lastRowLastColumn="0"/>
-              <w:rPr>
-                <w:rFonts w:eastAsia="Times New Roman" w:cs="Times New Roman"/>
-                <w:color w:val="auto"/>
-                <w:sz w:val="22"/>
-                <w:lang w:eastAsia="es-PE"/>
-              </w:rPr>
-            </w:pPr>
-            <w:r>
-              <w:rPr>
-                <w:rFonts w:eastAsia="Times New Roman" w:cs="Times New Roman"/>
-                <w:color w:val="auto"/>
-                <w:sz w:val="22"/>
-                <w:lang w:eastAsia="es-PE"/>
-              </w:rPr>
-              <w:t>Mes 8</w:t>
-            </w:r>
-          </w:p>
-        </w:tc>
-        <w:tc>
-          <w:tcPr>
-            <w:tcW w:w="0" w:type="auto"/>
-            <w:shd w:val="clear" w:color="auto" w:fill="DBDBDB" w:themeFill="accent3" w:themeFillTint="66"/>
-            <w:hideMark/>
-          </w:tcPr>
-          <w:p>
-            <w:pPr>
-              <w:spacing w:after="0" w:line="240" w:lineRule="auto"/>
-              <w:jc w:val="center"/>
-              <w:cnfStyle w:val="100000000000" w:firstRow="1" w:lastRow="0" w:firstColumn="0" w:lastColumn="0" w:oddVBand="0" w:evenVBand="0" w:oddHBand="0" w:evenHBand="0" w:firstRowFirstColumn="0" w:firstRowLastColumn="0" w:lastRowFirstColumn="0" w:lastRowLastColumn="0"/>
-              <w:rPr>
-                <w:rFonts w:eastAsia="Times New Roman" w:cs="Times New Roman"/>
-                <w:color w:val="auto"/>
-                <w:sz w:val="22"/>
-                <w:lang w:eastAsia="es-PE"/>
-              </w:rPr>
-            </w:pPr>
-            <w:r>
-              <w:rPr>
-                <w:rFonts w:eastAsia="Times New Roman" w:cs="Times New Roman"/>
-                <w:color w:val="auto"/>
-                <w:sz w:val="22"/>
-                <w:lang w:eastAsia="es-PE"/>
-              </w:rPr>
-              <w:t>Mes 9</w:t>
+                <w:b/>
+                <w:bCs/>
+                <w:color w:val="000000"/>
+                <w:sz w:val="22"/>
+                <w:lang w:eastAsia="es-PE"/>
+              </w:rPr>
+              <w:t>2026</w:t>
             </w:r>
           </w:p>
         </w:tc>
       </w:tr>
       <w:tr>
         <w:trPr>
-          <w:cnfStyle w:val="000000100000" w:firstRow="0" w:lastRow="0" w:firstColumn="0" w:lastColumn="0" w:oddVBand="0" w:evenVBand="0" w:oddHBand="1" w:evenHBand="0" w:firstRowFirstColumn="0" w:firstRowLastColumn="0" w:lastRowFirstColumn="0" w:lastRowLastColumn="0"/>
+          <w:trHeight w:val="288"/>
         </w:trPr>
         <w:tc>
           <w:tcPr>
-            <w:cnfStyle w:val="001000000000" w:firstRow="0" w:lastRow="0" w:firstColumn="1" w:lastColumn="0" w:oddVBand="0" w:evenVBand="0" w:oddHBand="0" w:evenHBand="0" w:firstRowFirstColumn="0" w:firstRowLastColumn="0" w:lastRowFirstColumn="0" w:lastRowLastColumn="0"/>
+            <w:tcW w:w="0" w:type="auto"/>
+            <w:vMerge/>
+            <w:vAlign w:val="center"/>
+            <w:hideMark/>
+          </w:tcPr>
+          <w:p>
+            <w:pPr>
+              <w:spacing w:after="0" w:line="240" w:lineRule="auto"/>
+              <w:jc w:val="center"/>
+              <w:rPr>
+                <w:rFonts w:eastAsia="Times New Roman" w:cs="Times New Roman"/>
+                <w:b/>
+                <w:bCs/>
+                <w:color w:val="auto"/>
+                <w:sz w:val="22"/>
+                <w:lang w:eastAsia="es-PE"/>
+              </w:rPr>
+            </w:pPr>
+          </w:p>
+        </w:tc>
+        <w:tc>
+          <w:tcPr>
+            <w:tcW w:w="0" w:type="auto"/>
+            <w:vAlign w:val="center"/>
+            <w:hideMark/>
+          </w:tcPr>
+          <w:p>
+            <w:pPr>
+              <w:spacing w:after="0" w:line="240" w:lineRule="auto"/>
+              <w:jc w:val="center"/>
+              <w:rPr>
+                <w:rFonts w:eastAsia="Times New Roman" w:cs="Times New Roman"/>
+                <w:b/>
+                <w:bCs/>
+                <w:color w:val="000000"/>
+                <w:sz w:val="22"/>
+                <w:lang w:eastAsia="es-PE"/>
+              </w:rPr>
+            </w:pPr>
+            <w:r>
+              <w:rPr>
+                <w:rFonts w:eastAsia="Times New Roman" w:cs="Times New Roman"/>
+                <w:b/>
+                <w:bCs/>
+                <w:color w:val="000000"/>
+                <w:sz w:val="22"/>
+                <w:lang w:eastAsia="es-PE"/>
+              </w:rPr>
+              <w:t>Sept.</w:t>
+            </w:r>
+          </w:p>
+        </w:tc>
+        <w:tc>
+          <w:tcPr>
+            <w:tcW w:w="0" w:type="auto"/>
+            <w:vAlign w:val="center"/>
+            <w:hideMark/>
+          </w:tcPr>
+          <w:p>
+            <w:pPr>
+              <w:spacing w:after="0" w:line="240" w:lineRule="auto"/>
+              <w:jc w:val="center"/>
+              <w:rPr>
+                <w:rFonts w:eastAsia="Times New Roman" w:cs="Times New Roman"/>
+                <w:b/>
+                <w:bCs/>
+                <w:color w:val="000000"/>
+                <w:sz w:val="22"/>
+                <w:lang w:eastAsia="es-PE"/>
+              </w:rPr>
+            </w:pPr>
+            <w:r>
+              <w:rPr>
+                <w:rFonts w:eastAsia="Times New Roman" w:cs="Times New Roman"/>
+                <w:b/>
+                <w:bCs/>
+                <w:color w:val="000000"/>
+                <w:sz w:val="22"/>
+                <w:lang w:eastAsia="es-PE"/>
+              </w:rPr>
+              <w:t>Oct.</w:t>
+            </w:r>
+          </w:p>
+        </w:tc>
+        <w:tc>
+          <w:tcPr>
+            <w:tcW w:w="0" w:type="auto"/>
+            <w:vAlign w:val="center"/>
+            <w:hideMark/>
+          </w:tcPr>
+          <w:p>
+            <w:pPr>
+              <w:spacing w:after="0" w:line="240" w:lineRule="auto"/>
+              <w:jc w:val="center"/>
+              <w:rPr>
+                <w:rFonts w:eastAsia="Times New Roman" w:cs="Times New Roman"/>
+                <w:b/>
+                <w:bCs/>
+                <w:color w:val="000000"/>
+                <w:sz w:val="22"/>
+                <w:lang w:eastAsia="es-PE"/>
+              </w:rPr>
+            </w:pPr>
+            <w:r>
+              <w:rPr>
+                <w:rFonts w:eastAsia="Times New Roman" w:cs="Times New Roman"/>
+                <w:b/>
+                <w:bCs/>
+                <w:color w:val="000000"/>
+                <w:sz w:val="22"/>
+                <w:lang w:eastAsia="es-PE"/>
+              </w:rPr>
+              <w:t>Nov.</w:t>
+            </w:r>
+          </w:p>
+        </w:tc>
+        <w:tc>
+          <w:tcPr>
+            <w:tcW w:w="0" w:type="auto"/>
+            <w:vAlign w:val="center"/>
+            <w:hideMark/>
+          </w:tcPr>
+          <w:p>
+            <w:pPr>
+              <w:spacing w:after="0" w:line="240" w:lineRule="auto"/>
+              <w:jc w:val="center"/>
+              <w:rPr>
+                <w:rFonts w:eastAsia="Times New Roman" w:cs="Times New Roman"/>
+                <w:b/>
+                <w:bCs/>
+                <w:color w:val="000000"/>
+                <w:sz w:val="22"/>
+                <w:lang w:eastAsia="es-PE"/>
+              </w:rPr>
+            </w:pPr>
+            <w:r>
+              <w:rPr>
+                <w:rFonts w:eastAsia="Times New Roman" w:cs="Times New Roman"/>
+                <w:b/>
+                <w:bCs/>
+                <w:color w:val="000000"/>
+                <w:sz w:val="22"/>
+                <w:lang w:eastAsia="es-PE"/>
+              </w:rPr>
+              <w:t>Dic.</w:t>
+            </w:r>
+          </w:p>
+        </w:tc>
+        <w:tc>
+          <w:tcPr>
+            <w:tcW w:w="0" w:type="auto"/>
+            <w:vAlign w:val="center"/>
+            <w:hideMark/>
+          </w:tcPr>
+          <w:p>
+            <w:pPr>
+              <w:spacing w:after="0" w:line="240" w:lineRule="auto"/>
+              <w:jc w:val="center"/>
+              <w:rPr>
+                <w:rFonts w:eastAsia="Times New Roman" w:cs="Times New Roman"/>
+                <w:b/>
+                <w:bCs/>
+                <w:color w:val="000000"/>
+                <w:sz w:val="22"/>
+                <w:lang w:eastAsia="es-PE"/>
+              </w:rPr>
+            </w:pPr>
+            <w:r>
+              <w:rPr>
+                <w:rFonts w:eastAsia="Times New Roman" w:cs="Times New Roman"/>
+                <w:b/>
+                <w:bCs/>
+                <w:color w:val="000000"/>
+                <w:sz w:val="22"/>
+                <w:lang w:eastAsia="es-PE"/>
+              </w:rPr>
+              <w:t>Ene.</w:t>
+            </w:r>
+          </w:p>
+        </w:tc>
+        <w:tc>
+          <w:tcPr>
+            <w:tcW w:w="0" w:type="auto"/>
+            <w:vAlign w:val="center"/>
+            <w:hideMark/>
+          </w:tcPr>
+          <w:p>
+            <w:pPr>
+              <w:spacing w:after="0" w:line="240" w:lineRule="auto"/>
+              <w:jc w:val="center"/>
+              <w:rPr>
+                <w:rFonts w:eastAsia="Times New Roman" w:cs="Times New Roman"/>
+                <w:b/>
+                <w:bCs/>
+                <w:color w:val="000000"/>
+                <w:sz w:val="22"/>
+                <w:lang w:eastAsia="es-PE"/>
+              </w:rPr>
+            </w:pPr>
+            <w:r>
+              <w:rPr>
+                <w:rFonts w:eastAsia="Times New Roman" w:cs="Times New Roman"/>
+                <w:b/>
+                <w:bCs/>
+                <w:color w:val="000000"/>
+                <w:sz w:val="22"/>
+                <w:lang w:eastAsia="es-PE"/>
+              </w:rPr>
+              <w:t>Feb.</w:t>
+            </w:r>
+          </w:p>
+        </w:tc>
+        <w:tc>
+          <w:tcPr>
+            <w:tcW w:w="0" w:type="auto"/>
+            <w:vAlign w:val="center"/>
+            <w:hideMark/>
+          </w:tcPr>
+          <w:p>
+            <w:pPr>
+              <w:spacing w:after="0" w:line="240" w:lineRule="auto"/>
+              <w:jc w:val="center"/>
+              <w:rPr>
+                <w:rFonts w:eastAsia="Times New Roman" w:cs="Times New Roman"/>
+                <w:b/>
+                <w:bCs/>
+                <w:color w:val="000000"/>
+                <w:sz w:val="22"/>
+                <w:lang w:eastAsia="es-PE"/>
+              </w:rPr>
+            </w:pPr>
+            <w:r>
+              <w:rPr>
+                <w:rFonts w:eastAsia="Times New Roman" w:cs="Times New Roman"/>
+                <w:b/>
+                <w:bCs/>
+                <w:color w:val="000000"/>
+                <w:sz w:val="22"/>
+                <w:lang w:eastAsia="es-PE"/>
+              </w:rPr>
+              <w:t>Mar.</w:t>
+            </w:r>
+          </w:p>
+        </w:tc>
+        <w:tc>
+          <w:tcPr>
+            <w:tcW w:w="0" w:type="auto"/>
+            <w:vAlign w:val="center"/>
+            <w:hideMark/>
+          </w:tcPr>
+          <w:p>
+            <w:pPr>
+              <w:spacing w:after="0" w:line="240" w:lineRule="auto"/>
+              <w:jc w:val="center"/>
+              <w:rPr>
+                <w:rFonts w:eastAsia="Times New Roman" w:cs="Times New Roman"/>
+                <w:b/>
+                <w:bCs/>
+                <w:color w:val="000000"/>
+                <w:sz w:val="22"/>
+                <w:lang w:eastAsia="es-PE"/>
+              </w:rPr>
+            </w:pPr>
+            <w:r>
+              <w:rPr>
+                <w:rFonts w:eastAsia="Times New Roman" w:cs="Times New Roman"/>
+                <w:b/>
+                <w:bCs/>
+                <w:color w:val="000000"/>
+                <w:sz w:val="22"/>
+                <w:lang w:eastAsia="es-PE"/>
+              </w:rPr>
+              <w:t>Abr.</w:t>
+            </w:r>
+          </w:p>
+        </w:tc>
+        <w:tc>
+          <w:tcPr>
+            <w:tcW w:w="0" w:type="auto"/>
+            <w:vAlign w:val="center"/>
+            <w:hideMark/>
+          </w:tcPr>
+          <w:p>
+            <w:pPr>
+              <w:spacing w:after="0" w:line="240" w:lineRule="auto"/>
+              <w:jc w:val="center"/>
+              <w:rPr>
+                <w:rFonts w:eastAsia="Times New Roman" w:cs="Times New Roman"/>
+                <w:b/>
+                <w:bCs/>
+                <w:color w:val="000000"/>
+                <w:sz w:val="22"/>
+                <w:lang w:eastAsia="es-PE"/>
+              </w:rPr>
+            </w:pPr>
+            <w:r>
+              <w:rPr>
+                <w:rFonts w:eastAsia="Times New Roman" w:cs="Times New Roman"/>
+                <w:b/>
+                <w:bCs/>
+                <w:color w:val="000000"/>
+                <w:sz w:val="22"/>
+                <w:lang w:eastAsia="es-PE"/>
+              </w:rPr>
+              <w:t>May.</w:t>
+            </w:r>
+          </w:p>
+        </w:tc>
+      </w:tr>
+      <w:tr>
+        <w:trPr>
+          <w:trHeight w:val="699"/>
+        </w:trPr>
+        <w:tc>
+          <w:tcPr>
             <w:tcW w:w="0" w:type="auto"/>
             <w:hideMark/>
           </w:tcPr>
@@ -5292,8 +5439,6 @@
               <w:jc w:val="left"/>
               <w:rPr>
                 <w:rFonts w:eastAsia="Times New Roman" w:cs="Times New Roman"/>
-                <w:b w:val="0"/>
-                <w:bCs w:val="0"/>
                 <w:color w:val="auto"/>
                 <w:sz w:val="22"/>
                 <w:lang w:eastAsia="es-PE"/>
@@ -5302,8 +5447,6 @@
             <w:r>
               <w:rPr>
                 <w:rFonts w:eastAsia="Times New Roman" w:cs="Times New Roman"/>
-                <w:b w:val="0"/>
-                <w:bCs w:val="0"/>
                 <w:color w:val="auto"/>
                 <w:sz w:val="22"/>
                 <w:lang w:eastAsia="es-PE"/>
@@ -5316,13 +5459,13 @@
         <w:tc>
           <w:tcPr>
             <w:tcW w:w="0" w:type="auto"/>
-            <w:hideMark/>
-          </w:tcPr>
-          <w:p>
-            <w:pPr>
-              <w:spacing w:after="0" w:line="240" w:lineRule="auto"/>
-              <w:jc w:val="center"/>
-              <w:cnfStyle w:val="000000100000" w:firstRow="0" w:lastRow="0" w:firstColumn="0" w:lastColumn="0" w:oddVBand="0" w:evenVBand="0" w:oddHBand="1" w:evenHBand="0" w:firstRowFirstColumn="0" w:firstRowLastColumn="0" w:lastRowFirstColumn="0" w:lastRowLastColumn="0"/>
+            <w:vAlign w:val="center"/>
+            <w:hideMark/>
+          </w:tcPr>
+          <w:p>
+            <w:pPr>
+              <w:spacing w:after="0" w:line="240" w:lineRule="auto"/>
+              <w:jc w:val="center"/>
               <w:rPr>
                 <w:rFonts w:eastAsia="Times New Roman" w:cs="Times New Roman"/>
                 <w:color w:val="auto"/>
@@ -5344,13 +5487,13 @@
         <w:tc>
           <w:tcPr>
             <w:tcW w:w="0" w:type="auto"/>
-            <w:hideMark/>
-          </w:tcPr>
-          <w:p>
-            <w:pPr>
-              <w:spacing w:after="0" w:line="240" w:lineRule="auto"/>
-              <w:jc w:val="center"/>
-              <w:cnfStyle w:val="000000100000" w:firstRow="0" w:lastRow="0" w:firstColumn="0" w:lastColumn="0" w:oddVBand="0" w:evenVBand="0" w:oddHBand="1" w:evenHBand="0" w:firstRowFirstColumn="0" w:firstRowLastColumn="0" w:lastRowFirstColumn="0" w:lastRowLastColumn="0"/>
+            <w:vAlign w:val="center"/>
+            <w:hideMark/>
+          </w:tcPr>
+          <w:p>
+            <w:pPr>
+              <w:spacing w:after="0" w:line="240" w:lineRule="auto"/>
+              <w:jc w:val="center"/>
               <w:rPr>
                 <w:rFonts w:eastAsia="Times New Roman" w:cs="Times New Roman"/>
                 <w:color w:val="auto"/>
@@ -5372,353 +5515,130 @@
         <w:tc>
           <w:tcPr>
             <w:tcW w:w="0" w:type="auto"/>
-            <w:hideMark/>
-          </w:tcPr>
-          <w:p>
-            <w:pPr>
-              <w:spacing w:after="0" w:line="240" w:lineRule="auto"/>
-              <w:jc w:val="center"/>
-              <w:cnfStyle w:val="000000100000" w:firstRow="0" w:lastRow="0" w:firstColumn="0" w:lastColumn="0" w:oddVBand="0" w:evenVBand="0" w:oddHBand="1" w:evenHBand="0" w:firstRowFirstColumn="0" w:firstRowLastColumn="0" w:lastRowFirstColumn="0" w:lastRowLastColumn="0"/>
-              <w:rPr>
-                <w:rFonts w:eastAsia="Times New Roman" w:cs="Times New Roman"/>
-                <w:color w:val="auto"/>
-                <w:sz w:val="22"/>
-                <w:lang w:eastAsia="es-PE"/>
-              </w:rPr>
-            </w:pPr>
-          </w:p>
-        </w:tc>
-        <w:tc>
-          <w:tcPr>
-            <w:tcW w:w="0" w:type="auto"/>
-            <w:hideMark/>
-          </w:tcPr>
-          <w:p>
-            <w:pPr>
-              <w:spacing w:after="0" w:line="240" w:lineRule="auto"/>
-              <w:jc w:val="center"/>
-              <w:cnfStyle w:val="000000100000" w:firstRow="0" w:lastRow="0" w:firstColumn="0" w:lastColumn="0" w:oddVBand="0" w:evenVBand="0" w:oddHBand="1" w:evenHBand="0" w:firstRowFirstColumn="0" w:firstRowLastColumn="0" w:lastRowFirstColumn="0" w:lastRowLastColumn="0"/>
-              <w:rPr>
-                <w:rFonts w:eastAsia="Times New Roman" w:cs="Times New Roman"/>
-                <w:color w:val="auto"/>
-                <w:sz w:val="22"/>
-                <w:lang w:eastAsia="es-PE"/>
-              </w:rPr>
-            </w:pPr>
-          </w:p>
-        </w:tc>
-        <w:tc>
-          <w:tcPr>
-            <w:tcW w:w="0" w:type="auto"/>
-            <w:hideMark/>
-          </w:tcPr>
-          <w:p>
-            <w:pPr>
-              <w:spacing w:after="0" w:line="240" w:lineRule="auto"/>
-              <w:jc w:val="center"/>
-              <w:cnfStyle w:val="000000100000" w:firstRow="0" w:lastRow="0" w:firstColumn="0" w:lastColumn="0" w:oddVBand="0" w:evenVBand="0" w:oddHBand="1" w:evenHBand="0" w:firstRowFirstColumn="0" w:firstRowLastColumn="0" w:lastRowFirstColumn="0" w:lastRowLastColumn="0"/>
-              <w:rPr>
-                <w:rFonts w:eastAsia="Times New Roman" w:cs="Times New Roman"/>
-                <w:color w:val="auto"/>
-                <w:sz w:val="22"/>
-                <w:lang w:eastAsia="es-PE"/>
-              </w:rPr>
-            </w:pPr>
-          </w:p>
-        </w:tc>
-        <w:tc>
-          <w:tcPr>
-            <w:tcW w:w="0" w:type="auto"/>
-            <w:hideMark/>
-          </w:tcPr>
-          <w:p>
-            <w:pPr>
-              <w:spacing w:after="0" w:line="240" w:lineRule="auto"/>
-              <w:jc w:val="center"/>
-              <w:cnfStyle w:val="000000100000" w:firstRow="0" w:lastRow="0" w:firstColumn="0" w:lastColumn="0" w:oddVBand="0" w:evenVBand="0" w:oddHBand="1" w:evenHBand="0" w:firstRowFirstColumn="0" w:firstRowLastColumn="0" w:lastRowFirstColumn="0" w:lastRowLastColumn="0"/>
-              <w:rPr>
-                <w:rFonts w:eastAsia="Times New Roman" w:cs="Times New Roman"/>
-                <w:color w:val="auto"/>
-                <w:sz w:val="22"/>
-                <w:lang w:eastAsia="es-PE"/>
-              </w:rPr>
-            </w:pPr>
-          </w:p>
-        </w:tc>
-        <w:tc>
-          <w:tcPr>
-            <w:tcW w:w="0" w:type="auto"/>
-            <w:hideMark/>
-          </w:tcPr>
-          <w:p>
-            <w:pPr>
-              <w:spacing w:after="0" w:line="240" w:lineRule="auto"/>
-              <w:jc w:val="center"/>
-              <w:cnfStyle w:val="000000100000" w:firstRow="0" w:lastRow="0" w:firstColumn="0" w:lastColumn="0" w:oddVBand="0" w:evenVBand="0" w:oddHBand="1" w:evenHBand="0" w:firstRowFirstColumn="0" w:firstRowLastColumn="0" w:lastRowFirstColumn="0" w:lastRowLastColumn="0"/>
-              <w:rPr>
-                <w:rFonts w:eastAsia="Times New Roman" w:cs="Times New Roman"/>
-                <w:color w:val="auto"/>
-                <w:sz w:val="22"/>
-                <w:lang w:eastAsia="es-PE"/>
-              </w:rPr>
-            </w:pPr>
-          </w:p>
-        </w:tc>
-        <w:tc>
-          <w:tcPr>
-            <w:tcW w:w="0" w:type="auto"/>
-            <w:hideMark/>
-          </w:tcPr>
-          <w:p>
-            <w:pPr>
-              <w:spacing w:after="0" w:line="240" w:lineRule="auto"/>
-              <w:jc w:val="center"/>
-              <w:cnfStyle w:val="000000100000" w:firstRow="0" w:lastRow="0" w:firstColumn="0" w:lastColumn="0" w:oddVBand="0" w:evenVBand="0" w:oddHBand="1" w:evenHBand="0" w:firstRowFirstColumn="0" w:firstRowLastColumn="0" w:lastRowFirstColumn="0" w:lastRowLastColumn="0"/>
-              <w:rPr>
-                <w:rFonts w:eastAsia="Times New Roman" w:cs="Times New Roman"/>
-                <w:color w:val="auto"/>
-                <w:sz w:val="22"/>
-                <w:lang w:eastAsia="es-PE"/>
-              </w:rPr>
-            </w:pPr>
-          </w:p>
-        </w:tc>
-        <w:tc>
-          <w:tcPr>
-            <w:tcW w:w="0" w:type="auto"/>
-            <w:hideMark/>
-          </w:tcPr>
-          <w:p>
-            <w:pPr>
-              <w:spacing w:after="0" w:line="240" w:lineRule="auto"/>
-              <w:jc w:val="center"/>
-              <w:cnfStyle w:val="000000100000" w:firstRow="0" w:lastRow="0" w:firstColumn="0" w:lastColumn="0" w:oddVBand="0" w:evenVBand="0" w:oddHBand="1" w:evenHBand="0" w:firstRowFirstColumn="0" w:firstRowLastColumn="0" w:lastRowFirstColumn="0" w:lastRowLastColumn="0"/>
-              <w:rPr>
-                <w:rFonts w:eastAsia="Times New Roman" w:cs="Times New Roman"/>
-                <w:color w:val="auto"/>
-                <w:sz w:val="22"/>
-                <w:lang w:eastAsia="es-PE"/>
-              </w:rPr>
-            </w:pPr>
-          </w:p>
-        </w:tc>
-      </w:tr>
-      <w:tr>
-        <w:tc>
-          <w:tcPr>
-            <w:cnfStyle w:val="001000000000" w:firstRow="0" w:lastRow="0" w:firstColumn="1" w:lastColumn="0" w:oddVBand="0" w:evenVBand="0" w:oddHBand="0" w:evenHBand="0" w:firstRowFirstColumn="0" w:firstRowLastColumn="0" w:lastRowFirstColumn="0" w:lastRowLastColumn="0"/>
-            <w:tcW w:w="0" w:type="auto"/>
-            <w:hideMark/>
-          </w:tcPr>
-          <w:p>
-            <w:pPr>
-              <w:spacing w:after="0" w:line="240" w:lineRule="auto"/>
-              <w:jc w:val="left"/>
-              <w:rPr>
-                <w:rFonts w:eastAsia="Times New Roman" w:cs="Times New Roman"/>
-                <w:b w:val="0"/>
-                <w:bCs w:val="0"/>
-                <w:color w:val="auto"/>
-                <w:sz w:val="22"/>
-                <w:lang w:eastAsia="es-PE"/>
-              </w:rPr>
-            </w:pPr>
-            <w:r>
-              <w:rPr>
-                <w:rFonts w:eastAsia="Times New Roman" w:cs="Times New Roman"/>
-                <w:b w:val="0"/>
-                <w:bCs w:val="0"/>
-                <w:color w:val="auto"/>
-                <w:sz w:val="22"/>
-                <w:lang w:eastAsia="es-PE"/>
-              </w:rPr>
-              <w:t>Organización y preprocesamiento de imágenes</w:t>
-            </w:r>
-          </w:p>
-        </w:tc>
-        <w:tc>
-          <w:tcPr>
-            <w:tcW w:w="0" w:type="auto"/>
-            <w:hideMark/>
-          </w:tcPr>
-          <w:p>
-            <w:pPr>
-              <w:spacing w:after="0" w:line="240" w:lineRule="auto"/>
-              <w:jc w:val="center"/>
-              <w:cnfStyle w:val="000000000000" w:firstRow="0" w:lastRow="0" w:firstColumn="0" w:lastColumn="0" w:oddVBand="0" w:evenVBand="0" w:oddHBand="0" w:evenHBand="0" w:firstRowFirstColumn="0" w:firstRowLastColumn="0" w:lastRowFirstColumn="0" w:lastRowLastColumn="0"/>
-              <w:rPr>
-                <w:rFonts w:eastAsia="Times New Roman" w:cs="Times New Roman"/>
-                <w:color w:val="auto"/>
-                <w:sz w:val="22"/>
-                <w:lang w:eastAsia="es-PE"/>
-              </w:rPr>
-            </w:pPr>
-            <w:r>
-              <w:rPr>
-                <w:rFonts w:eastAsia="Times New Roman" w:cs="Times New Roman"/>
-                <w:color w:val="auto"/>
-                <w:sz w:val="22"/>
-                <w:lang w:eastAsia="es-PE"/>
-              </w:rPr>
-              <w:t>X</w:t>
-            </w:r>
-          </w:p>
-        </w:tc>
-        <w:tc>
-          <w:tcPr>
-            <w:tcW w:w="0" w:type="auto"/>
-            <w:hideMark/>
-          </w:tcPr>
-          <w:p>
-            <w:pPr>
-              <w:spacing w:after="0" w:line="240" w:lineRule="auto"/>
-              <w:jc w:val="center"/>
-              <w:cnfStyle w:val="000000000000" w:firstRow="0" w:lastRow="0" w:firstColumn="0" w:lastColumn="0" w:oddVBand="0" w:evenVBand="0" w:oddHBand="0" w:evenHBand="0" w:firstRowFirstColumn="0" w:firstRowLastColumn="0" w:lastRowFirstColumn="0" w:lastRowLastColumn="0"/>
-              <w:rPr>
-                <w:rFonts w:eastAsia="Times New Roman" w:cs="Times New Roman"/>
-                <w:color w:val="auto"/>
-                <w:sz w:val="22"/>
-                <w:lang w:eastAsia="es-PE"/>
-              </w:rPr>
-            </w:pPr>
-            <w:r>
-              <w:rPr>
-                <w:rFonts w:eastAsia="Times New Roman" w:cs="Times New Roman"/>
-                <w:color w:val="auto"/>
-                <w:sz w:val="22"/>
-                <w:lang w:eastAsia="es-PE"/>
-              </w:rPr>
-              <w:t>X</w:t>
-            </w:r>
-          </w:p>
-        </w:tc>
-        <w:tc>
-          <w:tcPr>
-            <w:tcW w:w="0" w:type="auto"/>
-            <w:hideMark/>
-          </w:tcPr>
-          <w:p>
-            <w:pPr>
-              <w:spacing w:after="0" w:line="240" w:lineRule="auto"/>
-              <w:jc w:val="center"/>
-              <w:cnfStyle w:val="000000000000" w:firstRow="0" w:lastRow="0" w:firstColumn="0" w:lastColumn="0" w:oddVBand="0" w:evenVBand="0" w:oddHBand="0" w:evenHBand="0" w:firstRowFirstColumn="0" w:firstRowLastColumn="0" w:lastRowFirstColumn="0" w:lastRowLastColumn="0"/>
-              <w:rPr>
-                <w:rFonts w:eastAsia="Times New Roman" w:cs="Times New Roman"/>
-                <w:color w:val="auto"/>
-                <w:sz w:val="22"/>
-                <w:lang w:eastAsia="es-PE"/>
-              </w:rPr>
-            </w:pPr>
-          </w:p>
-        </w:tc>
-        <w:tc>
-          <w:tcPr>
-            <w:tcW w:w="0" w:type="auto"/>
-            <w:hideMark/>
-          </w:tcPr>
-          <w:p>
-            <w:pPr>
-              <w:spacing w:after="0" w:line="240" w:lineRule="auto"/>
-              <w:jc w:val="center"/>
-              <w:cnfStyle w:val="000000000000" w:firstRow="0" w:lastRow="0" w:firstColumn="0" w:lastColumn="0" w:oddVBand="0" w:evenVBand="0" w:oddHBand="0" w:evenHBand="0" w:firstRowFirstColumn="0" w:firstRowLastColumn="0" w:lastRowFirstColumn="0" w:lastRowLastColumn="0"/>
-              <w:rPr>
-                <w:rFonts w:eastAsia="Times New Roman" w:cs="Times New Roman"/>
-                <w:color w:val="auto"/>
-                <w:sz w:val="22"/>
-                <w:lang w:eastAsia="es-PE"/>
-              </w:rPr>
-            </w:pPr>
-          </w:p>
-        </w:tc>
-        <w:tc>
-          <w:tcPr>
-            <w:tcW w:w="0" w:type="auto"/>
-            <w:hideMark/>
-          </w:tcPr>
-          <w:p>
-            <w:pPr>
-              <w:spacing w:after="0" w:line="240" w:lineRule="auto"/>
-              <w:jc w:val="center"/>
-              <w:cnfStyle w:val="000000000000" w:firstRow="0" w:lastRow="0" w:firstColumn="0" w:lastColumn="0" w:oddVBand="0" w:evenVBand="0" w:oddHBand="0" w:evenHBand="0" w:firstRowFirstColumn="0" w:firstRowLastColumn="0" w:lastRowFirstColumn="0" w:lastRowLastColumn="0"/>
-              <w:rPr>
-                <w:rFonts w:eastAsia="Times New Roman" w:cs="Times New Roman"/>
-                <w:color w:val="auto"/>
-                <w:sz w:val="22"/>
-                <w:lang w:eastAsia="es-PE"/>
-              </w:rPr>
-            </w:pPr>
-          </w:p>
-        </w:tc>
-        <w:tc>
-          <w:tcPr>
-            <w:tcW w:w="0" w:type="auto"/>
-            <w:hideMark/>
-          </w:tcPr>
-          <w:p>
-            <w:pPr>
-              <w:spacing w:after="0" w:line="240" w:lineRule="auto"/>
-              <w:jc w:val="center"/>
-              <w:cnfStyle w:val="000000000000" w:firstRow="0" w:lastRow="0" w:firstColumn="0" w:lastColumn="0" w:oddVBand="0" w:evenVBand="0" w:oddHBand="0" w:evenHBand="0" w:firstRowFirstColumn="0" w:firstRowLastColumn="0" w:lastRowFirstColumn="0" w:lastRowLastColumn="0"/>
-              <w:rPr>
-                <w:rFonts w:eastAsia="Times New Roman" w:cs="Times New Roman"/>
-                <w:color w:val="auto"/>
-                <w:sz w:val="22"/>
-                <w:lang w:eastAsia="es-PE"/>
-              </w:rPr>
-            </w:pPr>
-          </w:p>
-        </w:tc>
-        <w:tc>
-          <w:tcPr>
-            <w:tcW w:w="0" w:type="auto"/>
-            <w:hideMark/>
-          </w:tcPr>
-          <w:p>
-            <w:pPr>
-              <w:spacing w:after="0" w:line="240" w:lineRule="auto"/>
-              <w:jc w:val="center"/>
-              <w:cnfStyle w:val="000000000000" w:firstRow="0" w:lastRow="0" w:firstColumn="0" w:lastColumn="0" w:oddVBand="0" w:evenVBand="0" w:oddHBand="0" w:evenHBand="0" w:firstRowFirstColumn="0" w:firstRowLastColumn="0" w:lastRowFirstColumn="0" w:lastRowLastColumn="0"/>
-              <w:rPr>
-                <w:rFonts w:eastAsia="Times New Roman" w:cs="Times New Roman"/>
-                <w:color w:val="auto"/>
-                <w:sz w:val="22"/>
-                <w:lang w:eastAsia="es-PE"/>
-              </w:rPr>
-            </w:pPr>
-          </w:p>
-        </w:tc>
-        <w:tc>
-          <w:tcPr>
-            <w:tcW w:w="0" w:type="auto"/>
-            <w:hideMark/>
-          </w:tcPr>
-          <w:p>
-            <w:pPr>
-              <w:spacing w:after="0" w:line="240" w:lineRule="auto"/>
-              <w:jc w:val="center"/>
-              <w:cnfStyle w:val="000000000000" w:firstRow="0" w:lastRow="0" w:firstColumn="0" w:lastColumn="0" w:oddVBand="0" w:evenVBand="0" w:oddHBand="0" w:evenHBand="0" w:firstRowFirstColumn="0" w:firstRowLastColumn="0" w:lastRowFirstColumn="0" w:lastRowLastColumn="0"/>
-              <w:rPr>
-                <w:rFonts w:eastAsia="Times New Roman" w:cs="Times New Roman"/>
-                <w:color w:val="auto"/>
-                <w:sz w:val="22"/>
-                <w:lang w:eastAsia="es-PE"/>
-              </w:rPr>
-            </w:pPr>
-          </w:p>
-        </w:tc>
-        <w:tc>
-          <w:tcPr>
-            <w:tcW w:w="0" w:type="auto"/>
-            <w:hideMark/>
-          </w:tcPr>
-          <w:p>
-            <w:pPr>
-              <w:spacing w:after="0" w:line="240" w:lineRule="auto"/>
-              <w:jc w:val="center"/>
-              <w:cnfStyle w:val="000000000000" w:firstRow="0" w:lastRow="0" w:firstColumn="0" w:lastColumn="0" w:oddVBand="0" w:evenVBand="0" w:oddHBand="0" w:evenHBand="0" w:firstRowFirstColumn="0" w:firstRowLastColumn="0" w:lastRowFirstColumn="0" w:lastRowLastColumn="0"/>
-              <w:rPr>
-                <w:rFonts w:eastAsia="Times New Roman" w:cs="Times New Roman"/>
-                <w:color w:val="auto"/>
+            <w:vAlign w:val="center"/>
+            <w:hideMark/>
+          </w:tcPr>
+          <w:p>
+            <w:pPr>
+              <w:spacing w:after="0" w:line="240" w:lineRule="auto"/>
+              <w:jc w:val="center"/>
+              <w:rPr>
+                <w:rFonts w:eastAsia="Times New Roman" w:cs="Times New Roman"/>
+                <w:color w:val="000000"/>
+                <w:sz w:val="22"/>
+                <w:lang w:eastAsia="es-PE"/>
+              </w:rPr>
+            </w:pPr>
+          </w:p>
+        </w:tc>
+        <w:tc>
+          <w:tcPr>
+            <w:tcW w:w="0" w:type="auto"/>
+            <w:vAlign w:val="center"/>
+            <w:hideMark/>
+          </w:tcPr>
+          <w:p>
+            <w:pPr>
+              <w:spacing w:after="0" w:line="240" w:lineRule="auto"/>
+              <w:jc w:val="center"/>
+              <w:rPr>
+                <w:rFonts w:eastAsia="Times New Roman" w:cs="Times New Roman"/>
+                <w:color w:val="000000"/>
+                <w:sz w:val="22"/>
+                <w:lang w:eastAsia="es-PE"/>
+              </w:rPr>
+            </w:pPr>
+          </w:p>
+        </w:tc>
+        <w:tc>
+          <w:tcPr>
+            <w:tcW w:w="0" w:type="auto"/>
+            <w:vAlign w:val="center"/>
+            <w:hideMark/>
+          </w:tcPr>
+          <w:p>
+            <w:pPr>
+              <w:spacing w:after="0" w:line="240" w:lineRule="auto"/>
+              <w:jc w:val="center"/>
+              <w:rPr>
+                <w:rFonts w:eastAsia="Times New Roman" w:cs="Times New Roman"/>
+                <w:color w:val="000000"/>
+                <w:sz w:val="22"/>
+                <w:lang w:eastAsia="es-PE"/>
+              </w:rPr>
+            </w:pPr>
+          </w:p>
+        </w:tc>
+        <w:tc>
+          <w:tcPr>
+            <w:tcW w:w="0" w:type="auto"/>
+            <w:vAlign w:val="center"/>
+            <w:hideMark/>
+          </w:tcPr>
+          <w:p>
+            <w:pPr>
+              <w:spacing w:after="0" w:line="240" w:lineRule="auto"/>
+              <w:jc w:val="center"/>
+              <w:rPr>
+                <w:rFonts w:eastAsia="Times New Roman" w:cs="Times New Roman"/>
+                <w:color w:val="000000"/>
+                <w:sz w:val="22"/>
+                <w:lang w:eastAsia="es-PE"/>
+              </w:rPr>
+            </w:pPr>
+          </w:p>
+        </w:tc>
+        <w:tc>
+          <w:tcPr>
+            <w:tcW w:w="0" w:type="auto"/>
+            <w:vAlign w:val="center"/>
+            <w:hideMark/>
+          </w:tcPr>
+          <w:p>
+            <w:pPr>
+              <w:spacing w:after="0" w:line="240" w:lineRule="auto"/>
+              <w:jc w:val="center"/>
+              <w:rPr>
+                <w:rFonts w:eastAsia="Times New Roman" w:cs="Times New Roman"/>
+                <w:color w:val="000000"/>
+                <w:sz w:val="22"/>
+                <w:lang w:eastAsia="es-PE"/>
+              </w:rPr>
+            </w:pPr>
+          </w:p>
+        </w:tc>
+        <w:tc>
+          <w:tcPr>
+            <w:tcW w:w="0" w:type="auto"/>
+            <w:vAlign w:val="center"/>
+            <w:hideMark/>
+          </w:tcPr>
+          <w:p>
+            <w:pPr>
+              <w:spacing w:after="0" w:line="240" w:lineRule="auto"/>
+              <w:jc w:val="center"/>
+              <w:rPr>
+                <w:rFonts w:eastAsia="Times New Roman" w:cs="Times New Roman"/>
+                <w:color w:val="000000"/>
+                <w:sz w:val="22"/>
+                <w:lang w:eastAsia="es-PE"/>
+              </w:rPr>
+            </w:pPr>
+          </w:p>
+        </w:tc>
+        <w:tc>
+          <w:tcPr>
+            <w:tcW w:w="0" w:type="auto"/>
+            <w:vAlign w:val="center"/>
+            <w:hideMark/>
+          </w:tcPr>
+          <w:p>
+            <w:pPr>
+              <w:spacing w:after="0" w:line="240" w:lineRule="auto"/>
+              <w:jc w:val="center"/>
+              <w:rPr>
+                <w:rFonts w:eastAsia="Times New Roman" w:cs="Times New Roman"/>
+                <w:color w:val="000000"/>
                 <w:sz w:val="22"/>
                 <w:lang w:eastAsia="es-PE"/>
               </w:rPr>
@@ -5728,11 +5648,10 @@
       </w:tr>
       <w:tr>
         <w:trPr>
-          <w:cnfStyle w:val="000000100000" w:firstRow="0" w:lastRow="0" w:firstColumn="0" w:lastColumn="0" w:oddVBand="0" w:evenVBand="0" w:oddHBand="1" w:evenHBand="0" w:firstRowFirstColumn="0" w:firstRowLastColumn="0" w:lastRowFirstColumn="0" w:lastRowLastColumn="0"/>
+          <w:trHeight w:val="695"/>
         </w:trPr>
         <w:tc>
           <w:tcPr>
-            <w:cnfStyle w:val="001000000000" w:firstRow="0" w:lastRow="0" w:firstColumn="1" w:lastColumn="0" w:oddVBand="0" w:evenVBand="0" w:oddHBand="0" w:evenHBand="0" w:firstRowFirstColumn="0" w:firstRowLastColumn="0" w:lastRowFirstColumn="0" w:lastRowLastColumn="0"/>
             <w:tcW w:w="0" w:type="auto"/>
             <w:hideMark/>
           </w:tcPr>
@@ -5742,8 +5661,6 @@
               <w:jc w:val="left"/>
               <w:rPr>
                 <w:rFonts w:eastAsia="Times New Roman" w:cs="Times New Roman"/>
-                <w:b w:val="0"/>
-                <w:bCs w:val="0"/>
                 <w:color w:val="auto"/>
                 <w:sz w:val="22"/>
                 <w:lang w:eastAsia="es-PE"/>
@@ -5752,8 +5669,227 @@
             <w:r>
               <w:rPr>
                 <w:rFonts w:eastAsia="Times New Roman" w:cs="Times New Roman"/>
-                <w:b w:val="0"/>
-                <w:bCs w:val="0"/>
+                <w:color w:val="auto"/>
+                <w:sz w:val="22"/>
+                <w:lang w:eastAsia="es-PE"/>
+              </w:rPr>
+              <w:t>Organización y preprocesamiento de imágenes</w:t>
+            </w:r>
+          </w:p>
+        </w:tc>
+        <w:tc>
+          <w:tcPr>
+            <w:tcW w:w="0" w:type="auto"/>
+            <w:vAlign w:val="center"/>
+            <w:hideMark/>
+          </w:tcPr>
+          <w:p>
+            <w:pPr>
+              <w:spacing w:after="0" w:line="240" w:lineRule="auto"/>
+              <w:jc w:val="center"/>
+              <w:rPr>
+                <w:rFonts w:eastAsia="Times New Roman" w:cs="Times New Roman"/>
+                <w:color w:val="auto"/>
+                <w:sz w:val="22"/>
+                <w:lang w:eastAsia="es-PE"/>
+              </w:rPr>
+            </w:pPr>
+            <w:r>
+              <w:rPr>
+                <w:rFonts w:eastAsia="Times New Roman" w:cs="Times New Roman"/>
+                <w:color w:val="auto"/>
+                <w:sz w:val="22"/>
+                <w:lang w:eastAsia="es-PE"/>
+              </w:rPr>
+              <w:t>X</w:t>
+            </w:r>
+          </w:p>
+        </w:tc>
+        <w:tc>
+          <w:tcPr>
+            <w:tcW w:w="0" w:type="auto"/>
+            <w:vAlign w:val="center"/>
+            <w:hideMark/>
+          </w:tcPr>
+          <w:p>
+            <w:pPr>
+              <w:spacing w:after="0" w:line="240" w:lineRule="auto"/>
+              <w:jc w:val="center"/>
+              <w:rPr>
+                <w:rFonts w:eastAsia="Times New Roman" w:cs="Times New Roman"/>
+                <w:color w:val="auto"/>
+                <w:sz w:val="22"/>
+                <w:lang w:eastAsia="es-PE"/>
+              </w:rPr>
+            </w:pPr>
+            <w:r>
+              <w:rPr>
+                <w:rFonts w:eastAsia="Times New Roman" w:cs="Times New Roman"/>
+                <w:color w:val="auto"/>
+                <w:sz w:val="22"/>
+                <w:lang w:eastAsia="es-PE"/>
+              </w:rPr>
+              <w:t>X</w:t>
+            </w:r>
+          </w:p>
+        </w:tc>
+        <w:tc>
+          <w:tcPr>
+            <w:tcW w:w="0" w:type="auto"/>
+            <w:vAlign w:val="center"/>
+            <w:hideMark/>
+          </w:tcPr>
+          <w:p>
+            <w:pPr>
+              <w:spacing w:after="0" w:line="240" w:lineRule="auto"/>
+              <w:jc w:val="center"/>
+              <w:rPr>
+                <w:rFonts w:eastAsia="Times New Roman" w:cs="Times New Roman"/>
+                <w:color w:val="auto"/>
+                <w:sz w:val="22"/>
+                <w:lang w:eastAsia="es-PE"/>
+              </w:rPr>
+            </w:pPr>
+          </w:p>
+        </w:tc>
+        <w:tc>
+          <w:tcPr>
+            <w:tcW w:w="0" w:type="auto"/>
+            <w:vAlign w:val="center"/>
+            <w:hideMark/>
+          </w:tcPr>
+          <w:p>
+            <w:pPr>
+              <w:spacing w:after="0" w:line="240" w:lineRule="auto"/>
+              <w:jc w:val="center"/>
+              <w:rPr>
+                <w:rFonts w:eastAsia="Times New Roman" w:cs="Times New Roman"/>
+                <w:color w:val="auto"/>
+                <w:sz w:val="22"/>
+                <w:lang w:eastAsia="es-PE"/>
+              </w:rPr>
+            </w:pPr>
+          </w:p>
+        </w:tc>
+        <w:tc>
+          <w:tcPr>
+            <w:tcW w:w="0" w:type="auto"/>
+            <w:vAlign w:val="center"/>
+            <w:hideMark/>
+          </w:tcPr>
+          <w:p>
+            <w:pPr>
+              <w:spacing w:after="0" w:line="240" w:lineRule="auto"/>
+              <w:jc w:val="center"/>
+              <w:rPr>
+                <w:rFonts w:eastAsia="Times New Roman" w:cs="Times New Roman"/>
+                <w:color w:val="auto"/>
+                <w:sz w:val="22"/>
+                <w:lang w:eastAsia="es-PE"/>
+              </w:rPr>
+            </w:pPr>
+          </w:p>
+        </w:tc>
+        <w:tc>
+          <w:tcPr>
+            <w:tcW w:w="0" w:type="auto"/>
+            <w:vAlign w:val="center"/>
+            <w:hideMark/>
+          </w:tcPr>
+          <w:p>
+            <w:pPr>
+              <w:spacing w:after="0" w:line="240" w:lineRule="auto"/>
+              <w:jc w:val="center"/>
+              <w:rPr>
+                <w:rFonts w:eastAsia="Times New Roman" w:cs="Times New Roman"/>
+                <w:color w:val="auto"/>
+                <w:sz w:val="22"/>
+                <w:lang w:eastAsia="es-PE"/>
+              </w:rPr>
+            </w:pPr>
+          </w:p>
+        </w:tc>
+        <w:tc>
+          <w:tcPr>
+            <w:tcW w:w="0" w:type="auto"/>
+            <w:vAlign w:val="center"/>
+            <w:hideMark/>
+          </w:tcPr>
+          <w:p>
+            <w:pPr>
+              <w:spacing w:after="0" w:line="240" w:lineRule="auto"/>
+              <w:jc w:val="center"/>
+              <w:rPr>
+                <w:rFonts w:eastAsia="Times New Roman" w:cs="Times New Roman"/>
+                <w:color w:val="auto"/>
+                <w:sz w:val="22"/>
+                <w:lang w:eastAsia="es-PE"/>
+              </w:rPr>
+            </w:pPr>
+          </w:p>
+        </w:tc>
+        <w:tc>
+          <w:tcPr>
+            <w:tcW w:w="0" w:type="auto"/>
+            <w:vAlign w:val="center"/>
+            <w:hideMark/>
+          </w:tcPr>
+          <w:p>
+            <w:pPr>
+              <w:spacing w:after="0" w:line="240" w:lineRule="auto"/>
+              <w:jc w:val="center"/>
+              <w:rPr>
+                <w:rFonts w:eastAsia="Times New Roman" w:cs="Times New Roman"/>
+                <w:color w:val="auto"/>
+                <w:sz w:val="22"/>
+                <w:lang w:eastAsia="es-PE"/>
+              </w:rPr>
+            </w:pPr>
+          </w:p>
+        </w:tc>
+        <w:tc>
+          <w:tcPr>
+            <w:tcW w:w="0" w:type="auto"/>
+            <w:vAlign w:val="center"/>
+            <w:hideMark/>
+          </w:tcPr>
+          <w:p>
+            <w:pPr>
+              <w:spacing w:after="0" w:line="240" w:lineRule="auto"/>
+              <w:jc w:val="center"/>
+              <w:rPr>
+                <w:rFonts w:eastAsia="Times New Roman" w:cs="Times New Roman"/>
+                <w:color w:val="auto"/>
+                <w:sz w:val="22"/>
+                <w:lang w:eastAsia="es-PE"/>
+              </w:rPr>
+            </w:pPr>
+          </w:p>
+        </w:tc>
+      </w:tr>
+      <w:tr>
+        <w:trPr>
+          <w:trHeight w:val="563"/>
+        </w:trPr>
+        <w:tc>
+          <w:tcPr>
+            <w:tcW w:w="0" w:type="auto"/>
+            <w:hideMark/>
+          </w:tcPr>
+          <w:p>
+            <w:pPr>
+              <w:spacing w:after="0" w:line="240" w:lineRule="auto"/>
+              <w:jc w:val="left"/>
+              <w:rPr>
+                <w:rFonts w:eastAsia="Times New Roman" w:cs="Times New Roman"/>
+                <w:color w:val="auto"/>
+                <w:sz w:val="22"/>
+                <w:lang w:eastAsia="es-PE"/>
+              </w:rPr>
+            </w:pPr>
+            <w:r>
+              <w:rPr>
+                <w:rFonts w:eastAsia="Times New Roman" w:cs="Times New Roman"/>
                 <w:color w:val="auto"/>
                 <w:sz w:val="22"/>
                 <w:lang w:eastAsia="es-PE"/>
@@ -5764,8 +5900,6 @@
             <w:r>
               <w:rPr>
                 <w:rFonts w:eastAsia="Times New Roman" w:cs="Times New Roman"/>
-                <w:b w:val="0"/>
-                <w:bCs w:val="0"/>
                 <w:color w:val="auto"/>
                 <w:sz w:val="22"/>
                 <w:lang w:eastAsia="es-PE"/>
@@ -5776,8 +5910,6 @@
             <w:r>
               <w:rPr>
                 <w:rFonts w:eastAsia="Times New Roman" w:cs="Times New Roman"/>
-                <w:b w:val="0"/>
-                <w:bCs w:val="0"/>
                 <w:color w:val="auto"/>
                 <w:sz w:val="22"/>
                 <w:lang w:eastAsia="es-PE"/>
@@ -5789,32 +5921,32 @@
         <w:tc>
           <w:tcPr>
             <w:tcW w:w="0" w:type="auto"/>
-            <w:hideMark/>
-          </w:tcPr>
-          <w:p>
-            <w:pPr>
-              <w:spacing w:after="0" w:line="240" w:lineRule="auto"/>
-              <w:jc w:val="left"/>
-              <w:cnfStyle w:val="000000100000" w:firstRow="0" w:lastRow="0" w:firstColumn="0" w:lastColumn="0" w:oddVBand="0" w:evenVBand="0" w:oddHBand="1" w:evenHBand="0" w:firstRowFirstColumn="0" w:firstRowLastColumn="0" w:lastRowFirstColumn="0" w:lastRowLastColumn="0"/>
-              <w:rPr>
-                <w:rFonts w:eastAsia="Times New Roman" w:cs="Times New Roman"/>
-                <w:color w:val="auto"/>
-                <w:sz w:val="22"/>
-                <w:lang w:eastAsia="es-PE"/>
-              </w:rPr>
-            </w:pPr>
-          </w:p>
-        </w:tc>
-        <w:tc>
-          <w:tcPr>
-            <w:tcW w:w="0" w:type="auto"/>
-            <w:hideMark/>
-          </w:tcPr>
-          <w:p>
-            <w:pPr>
-              <w:spacing w:after="0" w:line="240" w:lineRule="auto"/>
-              <w:jc w:val="center"/>
-              <w:cnfStyle w:val="000000100000" w:firstRow="0" w:lastRow="0" w:firstColumn="0" w:lastColumn="0" w:oddVBand="0" w:evenVBand="0" w:oddHBand="1" w:evenHBand="0" w:firstRowFirstColumn="0" w:firstRowLastColumn="0" w:lastRowFirstColumn="0" w:lastRowLastColumn="0"/>
+            <w:vAlign w:val="center"/>
+            <w:hideMark/>
+          </w:tcPr>
+          <w:p>
+            <w:pPr>
+              <w:spacing w:after="0" w:line="240" w:lineRule="auto"/>
+              <w:jc w:val="center"/>
+              <w:rPr>
+                <w:rFonts w:eastAsia="Times New Roman" w:cs="Times New Roman"/>
+                <w:color w:val="000000"/>
+                <w:sz w:val="22"/>
+                <w:lang w:eastAsia="es-PE"/>
+              </w:rPr>
+            </w:pPr>
+          </w:p>
+        </w:tc>
+        <w:tc>
+          <w:tcPr>
+            <w:tcW w:w="0" w:type="auto"/>
+            <w:vAlign w:val="center"/>
+            <w:hideMark/>
+          </w:tcPr>
+          <w:p>
+            <w:pPr>
+              <w:spacing w:after="0" w:line="240" w:lineRule="auto"/>
+              <w:jc w:val="center"/>
               <w:rPr>
                 <w:rFonts w:eastAsia="Times New Roman" w:cs="Times New Roman"/>
                 <w:color w:val="auto"/>
@@ -5836,13 +5968,13 @@
         <w:tc>
           <w:tcPr>
             <w:tcW w:w="0" w:type="auto"/>
-            <w:hideMark/>
-          </w:tcPr>
-          <w:p>
-            <w:pPr>
-              <w:spacing w:after="0" w:line="240" w:lineRule="auto"/>
-              <w:jc w:val="center"/>
-              <w:cnfStyle w:val="000000100000" w:firstRow="0" w:lastRow="0" w:firstColumn="0" w:lastColumn="0" w:oddVBand="0" w:evenVBand="0" w:oddHBand="1" w:evenHBand="0" w:firstRowFirstColumn="0" w:firstRowLastColumn="0" w:lastRowFirstColumn="0" w:lastRowLastColumn="0"/>
+            <w:vAlign w:val="center"/>
+            <w:hideMark/>
+          </w:tcPr>
+          <w:p>
+            <w:pPr>
+              <w:spacing w:after="0" w:line="240" w:lineRule="auto"/>
+              <w:jc w:val="center"/>
               <w:rPr>
                 <w:rFonts w:eastAsia="Times New Roman" w:cs="Times New Roman"/>
                 <w:color w:val="auto"/>
@@ -5864,325 +5996,111 @@
         <w:tc>
           <w:tcPr>
             <w:tcW w:w="0" w:type="auto"/>
-            <w:hideMark/>
-          </w:tcPr>
-          <w:p>
-            <w:pPr>
-              <w:spacing w:after="0" w:line="240" w:lineRule="auto"/>
-              <w:jc w:val="center"/>
-              <w:cnfStyle w:val="000000100000" w:firstRow="0" w:lastRow="0" w:firstColumn="0" w:lastColumn="0" w:oddVBand="0" w:evenVBand="0" w:oddHBand="1" w:evenHBand="0" w:firstRowFirstColumn="0" w:firstRowLastColumn="0" w:lastRowFirstColumn="0" w:lastRowLastColumn="0"/>
-              <w:rPr>
-                <w:rFonts w:eastAsia="Times New Roman" w:cs="Times New Roman"/>
-                <w:color w:val="auto"/>
-                <w:sz w:val="22"/>
-                <w:lang w:eastAsia="es-PE"/>
-              </w:rPr>
-            </w:pPr>
-          </w:p>
-        </w:tc>
-        <w:tc>
-          <w:tcPr>
-            <w:tcW w:w="0" w:type="auto"/>
-            <w:hideMark/>
-          </w:tcPr>
-          <w:p>
-            <w:pPr>
-              <w:spacing w:after="0" w:line="240" w:lineRule="auto"/>
-              <w:jc w:val="center"/>
-              <w:cnfStyle w:val="000000100000" w:firstRow="0" w:lastRow="0" w:firstColumn="0" w:lastColumn="0" w:oddVBand="0" w:evenVBand="0" w:oddHBand="1" w:evenHBand="0" w:firstRowFirstColumn="0" w:firstRowLastColumn="0" w:lastRowFirstColumn="0" w:lastRowLastColumn="0"/>
-              <w:rPr>
-                <w:rFonts w:eastAsia="Times New Roman" w:cs="Times New Roman"/>
-                <w:color w:val="auto"/>
-                <w:sz w:val="22"/>
-                <w:lang w:eastAsia="es-PE"/>
-              </w:rPr>
-            </w:pPr>
-          </w:p>
-        </w:tc>
-        <w:tc>
-          <w:tcPr>
-            <w:tcW w:w="0" w:type="auto"/>
-            <w:hideMark/>
-          </w:tcPr>
-          <w:p>
-            <w:pPr>
-              <w:spacing w:after="0" w:line="240" w:lineRule="auto"/>
-              <w:jc w:val="center"/>
-              <w:cnfStyle w:val="000000100000" w:firstRow="0" w:lastRow="0" w:firstColumn="0" w:lastColumn="0" w:oddVBand="0" w:evenVBand="0" w:oddHBand="1" w:evenHBand="0" w:firstRowFirstColumn="0" w:firstRowLastColumn="0" w:lastRowFirstColumn="0" w:lastRowLastColumn="0"/>
-              <w:rPr>
-                <w:rFonts w:eastAsia="Times New Roman" w:cs="Times New Roman"/>
-                <w:color w:val="auto"/>
-                <w:sz w:val="22"/>
-                <w:lang w:eastAsia="es-PE"/>
-              </w:rPr>
-            </w:pPr>
-          </w:p>
-        </w:tc>
-        <w:tc>
-          <w:tcPr>
-            <w:tcW w:w="0" w:type="auto"/>
-            <w:hideMark/>
-          </w:tcPr>
-          <w:p>
-            <w:pPr>
-              <w:spacing w:after="0" w:line="240" w:lineRule="auto"/>
-              <w:jc w:val="center"/>
-              <w:cnfStyle w:val="000000100000" w:firstRow="0" w:lastRow="0" w:firstColumn="0" w:lastColumn="0" w:oddVBand="0" w:evenVBand="0" w:oddHBand="1" w:evenHBand="0" w:firstRowFirstColumn="0" w:firstRowLastColumn="0" w:lastRowFirstColumn="0" w:lastRowLastColumn="0"/>
-              <w:rPr>
-                <w:rFonts w:eastAsia="Times New Roman" w:cs="Times New Roman"/>
-                <w:color w:val="auto"/>
-                <w:sz w:val="22"/>
-                <w:lang w:eastAsia="es-PE"/>
-              </w:rPr>
-            </w:pPr>
-          </w:p>
-        </w:tc>
-        <w:tc>
-          <w:tcPr>
-            <w:tcW w:w="0" w:type="auto"/>
-            <w:hideMark/>
-          </w:tcPr>
-          <w:p>
-            <w:pPr>
-              <w:spacing w:after="0" w:line="240" w:lineRule="auto"/>
-              <w:jc w:val="center"/>
-              <w:cnfStyle w:val="000000100000" w:firstRow="0" w:lastRow="0" w:firstColumn="0" w:lastColumn="0" w:oddVBand="0" w:evenVBand="0" w:oddHBand="1" w:evenHBand="0" w:firstRowFirstColumn="0" w:firstRowLastColumn="0" w:lastRowFirstColumn="0" w:lastRowLastColumn="0"/>
-              <w:rPr>
-                <w:rFonts w:eastAsia="Times New Roman" w:cs="Times New Roman"/>
-                <w:color w:val="auto"/>
-                <w:sz w:val="22"/>
-                <w:lang w:eastAsia="es-PE"/>
-              </w:rPr>
-            </w:pPr>
-          </w:p>
-        </w:tc>
-        <w:tc>
-          <w:tcPr>
-            <w:tcW w:w="0" w:type="auto"/>
-            <w:hideMark/>
-          </w:tcPr>
-          <w:p>
-            <w:pPr>
-              <w:spacing w:after="0" w:line="240" w:lineRule="auto"/>
-              <w:jc w:val="center"/>
-              <w:cnfStyle w:val="000000100000" w:firstRow="0" w:lastRow="0" w:firstColumn="0" w:lastColumn="0" w:oddVBand="0" w:evenVBand="0" w:oddHBand="1" w:evenHBand="0" w:firstRowFirstColumn="0" w:firstRowLastColumn="0" w:lastRowFirstColumn="0" w:lastRowLastColumn="0"/>
-              <w:rPr>
-                <w:rFonts w:eastAsia="Times New Roman" w:cs="Times New Roman"/>
-                <w:color w:val="auto"/>
-                <w:sz w:val="22"/>
-                <w:lang w:eastAsia="es-PE"/>
-              </w:rPr>
-            </w:pPr>
-          </w:p>
-        </w:tc>
-      </w:tr>
-      <w:tr>
-        <w:tc>
-          <w:tcPr>
-            <w:cnfStyle w:val="001000000000" w:firstRow="0" w:lastRow="0" w:firstColumn="1" w:lastColumn="0" w:oddVBand="0" w:evenVBand="0" w:oddHBand="0" w:evenHBand="0" w:firstRowFirstColumn="0" w:firstRowLastColumn="0" w:lastRowFirstColumn="0" w:lastRowLastColumn="0"/>
-            <w:tcW w:w="0" w:type="auto"/>
-            <w:hideMark/>
-          </w:tcPr>
-          <w:p>
-            <w:pPr>
-              <w:spacing w:after="0" w:line="240" w:lineRule="auto"/>
-              <w:jc w:val="left"/>
-              <w:rPr>
-                <w:rFonts w:eastAsia="Times New Roman" w:cs="Times New Roman"/>
-                <w:b w:val="0"/>
-                <w:bCs w:val="0"/>
-                <w:color w:val="auto"/>
-                <w:sz w:val="22"/>
-                <w:lang w:eastAsia="es-PE"/>
-              </w:rPr>
-            </w:pPr>
-            <w:r>
-              <w:rPr>
-                <w:rFonts w:eastAsia="Times New Roman" w:cs="Times New Roman"/>
-                <w:b w:val="0"/>
-                <w:bCs w:val="0"/>
-                <w:color w:val="auto"/>
-                <w:sz w:val="22"/>
-                <w:lang w:eastAsia="es-PE"/>
-              </w:rPr>
-              <w:t>Conversión de datos anotados al formato COCO y validación</w:t>
-            </w:r>
-          </w:p>
-        </w:tc>
-        <w:tc>
-          <w:tcPr>
-            <w:tcW w:w="0" w:type="auto"/>
-            <w:hideMark/>
-          </w:tcPr>
-          <w:p>
-            <w:pPr>
-              <w:spacing w:after="0" w:line="240" w:lineRule="auto"/>
-              <w:jc w:val="left"/>
-              <w:cnfStyle w:val="000000000000" w:firstRow="0" w:lastRow="0" w:firstColumn="0" w:lastColumn="0" w:oddVBand="0" w:evenVBand="0" w:oddHBand="0" w:evenHBand="0" w:firstRowFirstColumn="0" w:firstRowLastColumn="0" w:lastRowFirstColumn="0" w:lastRowLastColumn="0"/>
-              <w:rPr>
-                <w:rFonts w:eastAsia="Times New Roman" w:cs="Times New Roman"/>
-                <w:color w:val="auto"/>
-                <w:sz w:val="22"/>
-                <w:lang w:eastAsia="es-PE"/>
-              </w:rPr>
-            </w:pPr>
-          </w:p>
-        </w:tc>
-        <w:tc>
-          <w:tcPr>
-            <w:tcW w:w="0" w:type="auto"/>
-            <w:hideMark/>
-          </w:tcPr>
-          <w:p>
-            <w:pPr>
-              <w:spacing w:after="0" w:line="240" w:lineRule="auto"/>
-              <w:jc w:val="center"/>
-              <w:cnfStyle w:val="000000000000" w:firstRow="0" w:lastRow="0" w:firstColumn="0" w:lastColumn="0" w:oddVBand="0" w:evenVBand="0" w:oddHBand="0" w:evenHBand="0" w:firstRowFirstColumn="0" w:firstRowLastColumn="0" w:lastRowFirstColumn="0" w:lastRowLastColumn="0"/>
-              <w:rPr>
-                <w:rFonts w:eastAsia="Times New Roman" w:cs="Times New Roman"/>
-                <w:color w:val="auto"/>
-                <w:sz w:val="22"/>
-                <w:lang w:eastAsia="es-PE"/>
-              </w:rPr>
-            </w:pPr>
-          </w:p>
-        </w:tc>
-        <w:tc>
-          <w:tcPr>
-            <w:tcW w:w="0" w:type="auto"/>
-            <w:hideMark/>
-          </w:tcPr>
-          <w:p>
-            <w:pPr>
-              <w:spacing w:after="0" w:line="240" w:lineRule="auto"/>
-              <w:jc w:val="center"/>
-              <w:cnfStyle w:val="000000000000" w:firstRow="0" w:lastRow="0" w:firstColumn="0" w:lastColumn="0" w:oddVBand="0" w:evenVBand="0" w:oddHBand="0" w:evenHBand="0" w:firstRowFirstColumn="0" w:firstRowLastColumn="0" w:lastRowFirstColumn="0" w:lastRowLastColumn="0"/>
-              <w:rPr>
-                <w:rFonts w:eastAsia="Times New Roman" w:cs="Times New Roman"/>
-                <w:color w:val="auto"/>
-                <w:sz w:val="22"/>
-                <w:lang w:eastAsia="es-PE"/>
-              </w:rPr>
-            </w:pPr>
-            <w:r>
-              <w:rPr>
-                <w:rFonts w:eastAsia="Times New Roman" w:cs="Times New Roman"/>
-                <w:color w:val="auto"/>
-                <w:sz w:val="22"/>
-                <w:lang w:eastAsia="es-PE"/>
-              </w:rPr>
-              <w:t>X</w:t>
-            </w:r>
-          </w:p>
-        </w:tc>
-        <w:tc>
-          <w:tcPr>
-            <w:tcW w:w="0" w:type="auto"/>
-            <w:hideMark/>
-          </w:tcPr>
-          <w:p>
-            <w:pPr>
-              <w:spacing w:after="0" w:line="240" w:lineRule="auto"/>
-              <w:jc w:val="center"/>
-              <w:cnfStyle w:val="000000000000" w:firstRow="0" w:lastRow="0" w:firstColumn="0" w:lastColumn="0" w:oddVBand="0" w:evenVBand="0" w:oddHBand="0" w:evenHBand="0" w:firstRowFirstColumn="0" w:firstRowLastColumn="0" w:lastRowFirstColumn="0" w:lastRowLastColumn="0"/>
-              <w:rPr>
-                <w:rFonts w:eastAsia="Times New Roman" w:cs="Times New Roman"/>
-                <w:color w:val="auto"/>
-                <w:sz w:val="22"/>
-                <w:lang w:eastAsia="es-PE"/>
-              </w:rPr>
-            </w:pPr>
-          </w:p>
-        </w:tc>
-        <w:tc>
-          <w:tcPr>
-            <w:tcW w:w="0" w:type="auto"/>
-            <w:hideMark/>
-          </w:tcPr>
-          <w:p>
-            <w:pPr>
-              <w:spacing w:after="0" w:line="240" w:lineRule="auto"/>
-              <w:jc w:val="center"/>
-              <w:cnfStyle w:val="000000000000" w:firstRow="0" w:lastRow="0" w:firstColumn="0" w:lastColumn="0" w:oddVBand="0" w:evenVBand="0" w:oddHBand="0" w:evenHBand="0" w:firstRowFirstColumn="0" w:firstRowLastColumn="0" w:lastRowFirstColumn="0" w:lastRowLastColumn="0"/>
-              <w:rPr>
-                <w:rFonts w:eastAsia="Times New Roman" w:cs="Times New Roman"/>
-                <w:color w:val="auto"/>
-                <w:sz w:val="22"/>
-                <w:lang w:eastAsia="es-PE"/>
-              </w:rPr>
-            </w:pPr>
-          </w:p>
-        </w:tc>
-        <w:tc>
-          <w:tcPr>
-            <w:tcW w:w="0" w:type="auto"/>
-            <w:hideMark/>
-          </w:tcPr>
-          <w:p>
-            <w:pPr>
-              <w:spacing w:after="0" w:line="240" w:lineRule="auto"/>
-              <w:jc w:val="center"/>
-              <w:cnfStyle w:val="000000000000" w:firstRow="0" w:lastRow="0" w:firstColumn="0" w:lastColumn="0" w:oddVBand="0" w:evenVBand="0" w:oddHBand="0" w:evenHBand="0" w:firstRowFirstColumn="0" w:firstRowLastColumn="0" w:lastRowFirstColumn="0" w:lastRowLastColumn="0"/>
-              <w:rPr>
-                <w:rFonts w:eastAsia="Times New Roman" w:cs="Times New Roman"/>
-                <w:color w:val="auto"/>
-                <w:sz w:val="22"/>
-                <w:lang w:eastAsia="es-PE"/>
-              </w:rPr>
-            </w:pPr>
-          </w:p>
-        </w:tc>
-        <w:tc>
-          <w:tcPr>
-            <w:tcW w:w="0" w:type="auto"/>
-            <w:hideMark/>
-          </w:tcPr>
-          <w:p>
-            <w:pPr>
-              <w:spacing w:after="0" w:line="240" w:lineRule="auto"/>
-              <w:jc w:val="center"/>
-              <w:cnfStyle w:val="000000000000" w:firstRow="0" w:lastRow="0" w:firstColumn="0" w:lastColumn="0" w:oddVBand="0" w:evenVBand="0" w:oddHBand="0" w:evenHBand="0" w:firstRowFirstColumn="0" w:firstRowLastColumn="0" w:lastRowFirstColumn="0" w:lastRowLastColumn="0"/>
-              <w:rPr>
-                <w:rFonts w:eastAsia="Times New Roman" w:cs="Times New Roman"/>
-                <w:color w:val="auto"/>
-                <w:sz w:val="22"/>
-                <w:lang w:eastAsia="es-PE"/>
-              </w:rPr>
-            </w:pPr>
-          </w:p>
-        </w:tc>
-        <w:tc>
-          <w:tcPr>
-            <w:tcW w:w="0" w:type="auto"/>
-            <w:hideMark/>
-          </w:tcPr>
-          <w:p>
-            <w:pPr>
-              <w:spacing w:after="0" w:line="240" w:lineRule="auto"/>
-              <w:jc w:val="center"/>
-              <w:cnfStyle w:val="000000000000" w:firstRow="0" w:lastRow="0" w:firstColumn="0" w:lastColumn="0" w:oddVBand="0" w:evenVBand="0" w:oddHBand="0" w:evenHBand="0" w:firstRowFirstColumn="0" w:firstRowLastColumn="0" w:lastRowFirstColumn="0" w:lastRowLastColumn="0"/>
-              <w:rPr>
-                <w:rFonts w:eastAsia="Times New Roman" w:cs="Times New Roman"/>
-                <w:color w:val="auto"/>
-                <w:sz w:val="22"/>
-                <w:lang w:eastAsia="es-PE"/>
-              </w:rPr>
-            </w:pPr>
-          </w:p>
-        </w:tc>
-        <w:tc>
-          <w:tcPr>
-            <w:tcW w:w="0" w:type="auto"/>
-            <w:hideMark/>
-          </w:tcPr>
-          <w:p>
-            <w:pPr>
-              <w:spacing w:after="0" w:line="240" w:lineRule="auto"/>
-              <w:jc w:val="center"/>
-              <w:cnfStyle w:val="000000000000" w:firstRow="0" w:lastRow="0" w:firstColumn="0" w:lastColumn="0" w:oddVBand="0" w:evenVBand="0" w:oddHBand="0" w:evenHBand="0" w:firstRowFirstColumn="0" w:firstRowLastColumn="0" w:lastRowFirstColumn="0" w:lastRowLastColumn="0"/>
-              <w:rPr>
-                <w:rFonts w:eastAsia="Times New Roman" w:cs="Times New Roman"/>
-                <w:color w:val="auto"/>
+            <w:vAlign w:val="center"/>
+            <w:hideMark/>
+          </w:tcPr>
+          <w:p>
+            <w:pPr>
+              <w:spacing w:after="0" w:line="240" w:lineRule="auto"/>
+              <w:jc w:val="center"/>
+              <w:rPr>
+                <w:rFonts w:eastAsia="Times New Roman" w:cs="Times New Roman"/>
+                <w:color w:val="000000"/>
+                <w:sz w:val="22"/>
+                <w:lang w:eastAsia="es-PE"/>
+              </w:rPr>
+            </w:pPr>
+          </w:p>
+        </w:tc>
+        <w:tc>
+          <w:tcPr>
+            <w:tcW w:w="0" w:type="auto"/>
+            <w:vAlign w:val="center"/>
+            <w:hideMark/>
+          </w:tcPr>
+          <w:p>
+            <w:pPr>
+              <w:spacing w:after="0" w:line="240" w:lineRule="auto"/>
+              <w:jc w:val="center"/>
+              <w:rPr>
+                <w:rFonts w:eastAsia="Times New Roman" w:cs="Times New Roman"/>
+                <w:color w:val="000000"/>
+                <w:sz w:val="22"/>
+                <w:lang w:eastAsia="es-PE"/>
+              </w:rPr>
+            </w:pPr>
+          </w:p>
+        </w:tc>
+        <w:tc>
+          <w:tcPr>
+            <w:tcW w:w="0" w:type="auto"/>
+            <w:vAlign w:val="center"/>
+            <w:hideMark/>
+          </w:tcPr>
+          <w:p>
+            <w:pPr>
+              <w:spacing w:after="0" w:line="240" w:lineRule="auto"/>
+              <w:jc w:val="center"/>
+              <w:rPr>
+                <w:rFonts w:eastAsia="Times New Roman" w:cs="Times New Roman"/>
+                <w:color w:val="000000"/>
+                <w:sz w:val="22"/>
+                <w:lang w:eastAsia="es-PE"/>
+              </w:rPr>
+            </w:pPr>
+          </w:p>
+        </w:tc>
+        <w:tc>
+          <w:tcPr>
+            <w:tcW w:w="0" w:type="auto"/>
+            <w:vAlign w:val="center"/>
+            <w:hideMark/>
+          </w:tcPr>
+          <w:p>
+            <w:pPr>
+              <w:spacing w:after="0" w:line="240" w:lineRule="auto"/>
+              <w:jc w:val="center"/>
+              <w:rPr>
+                <w:rFonts w:eastAsia="Times New Roman" w:cs="Times New Roman"/>
+                <w:color w:val="000000"/>
+                <w:sz w:val="22"/>
+                <w:lang w:eastAsia="es-PE"/>
+              </w:rPr>
+            </w:pPr>
+          </w:p>
+        </w:tc>
+        <w:tc>
+          <w:tcPr>
+            <w:tcW w:w="0" w:type="auto"/>
+            <w:vAlign w:val="center"/>
+            <w:hideMark/>
+          </w:tcPr>
+          <w:p>
+            <w:pPr>
+              <w:spacing w:after="0" w:line="240" w:lineRule="auto"/>
+              <w:jc w:val="center"/>
+              <w:rPr>
+                <w:rFonts w:eastAsia="Times New Roman" w:cs="Times New Roman"/>
+                <w:color w:val="000000"/>
+                <w:sz w:val="22"/>
+                <w:lang w:eastAsia="es-PE"/>
+              </w:rPr>
+            </w:pPr>
+          </w:p>
+        </w:tc>
+        <w:tc>
+          <w:tcPr>
+            <w:tcW w:w="0" w:type="auto"/>
+            <w:vAlign w:val="center"/>
+            <w:hideMark/>
+          </w:tcPr>
+          <w:p>
+            <w:pPr>
+              <w:spacing w:after="0" w:line="240" w:lineRule="auto"/>
+              <w:jc w:val="center"/>
+              <w:rPr>
+                <w:rFonts w:eastAsia="Times New Roman" w:cs="Times New Roman"/>
+                <w:color w:val="000000"/>
                 <w:sz w:val="22"/>
                 <w:lang w:eastAsia="es-PE"/>
               </w:rPr>
@@ -6192,11 +6110,10 @@
       </w:tr>
       <w:tr>
         <w:trPr>
-          <w:cnfStyle w:val="000000100000" w:firstRow="0" w:lastRow="0" w:firstColumn="0" w:lastColumn="0" w:oddVBand="0" w:evenVBand="0" w:oddHBand="1" w:evenHBand="0" w:firstRowFirstColumn="0" w:firstRowLastColumn="0" w:lastRowFirstColumn="0" w:lastRowLastColumn="0"/>
+          <w:trHeight w:val="698"/>
         </w:trPr>
         <w:tc>
           <w:tcPr>
-            <w:cnfStyle w:val="001000000000" w:firstRow="0" w:lastRow="0" w:firstColumn="1" w:lastColumn="0" w:oddVBand="0" w:evenVBand="0" w:oddHBand="0" w:evenHBand="0" w:firstRowFirstColumn="0" w:firstRowLastColumn="0" w:lastRowFirstColumn="0" w:lastRowLastColumn="0"/>
             <w:tcW w:w="0" w:type="auto"/>
             <w:hideMark/>
           </w:tcPr>
@@ -6206,8 +6123,6 @@
               <w:jc w:val="left"/>
               <w:rPr>
                 <w:rFonts w:eastAsia="Times New Roman" w:cs="Times New Roman"/>
-                <w:b w:val="0"/>
-                <w:bCs w:val="0"/>
                 <w:color w:val="auto"/>
                 <w:sz w:val="22"/>
                 <w:lang w:eastAsia="es-PE"/>
@@ -6216,64 +6131,62 @@
             <w:r>
               <w:rPr>
                 <w:rFonts w:eastAsia="Times New Roman" w:cs="Times New Roman"/>
-                <w:b w:val="0"/>
-                <w:bCs w:val="0"/>
-                <w:color w:val="auto"/>
-                <w:sz w:val="22"/>
-                <w:lang w:eastAsia="es-PE"/>
-              </w:rPr>
-              <w:t>Diseño de base de datos experimental (registro por réplica, modelo, épocas, etc.)</w:t>
+                <w:color w:val="auto"/>
+                <w:sz w:val="22"/>
+                <w:lang w:eastAsia="es-PE"/>
+              </w:rPr>
+              <w:t>Conversión de datos anotados al formato COCO y validación</w:t>
             </w:r>
           </w:p>
         </w:tc>
         <w:tc>
           <w:tcPr>
             <w:tcW w:w="0" w:type="auto"/>
-            <w:hideMark/>
-          </w:tcPr>
-          <w:p>
-            <w:pPr>
-              <w:spacing w:after="0" w:line="240" w:lineRule="auto"/>
-              <w:jc w:val="left"/>
-              <w:cnfStyle w:val="000000100000" w:firstRow="0" w:lastRow="0" w:firstColumn="0" w:lastColumn="0" w:oddVBand="0" w:evenVBand="0" w:oddHBand="1" w:evenHBand="0" w:firstRowFirstColumn="0" w:firstRowLastColumn="0" w:lastRowFirstColumn="0" w:lastRowLastColumn="0"/>
-              <w:rPr>
-                <w:rFonts w:eastAsia="Times New Roman" w:cs="Times New Roman"/>
-                <w:color w:val="auto"/>
-                <w:sz w:val="22"/>
-                <w:lang w:eastAsia="es-PE"/>
-              </w:rPr>
-            </w:pPr>
-          </w:p>
-        </w:tc>
-        <w:tc>
-          <w:tcPr>
-            <w:tcW w:w="0" w:type="auto"/>
-            <w:hideMark/>
-          </w:tcPr>
-          <w:p>
-            <w:pPr>
-              <w:spacing w:after="0" w:line="240" w:lineRule="auto"/>
-              <w:jc w:val="center"/>
-              <w:cnfStyle w:val="000000100000" w:firstRow="0" w:lastRow="0" w:firstColumn="0" w:lastColumn="0" w:oddVBand="0" w:evenVBand="0" w:oddHBand="1" w:evenHBand="0" w:firstRowFirstColumn="0" w:firstRowLastColumn="0" w:lastRowFirstColumn="0" w:lastRowLastColumn="0"/>
-              <w:rPr>
-                <w:rFonts w:eastAsia="Times New Roman" w:cs="Times New Roman"/>
-                <w:color w:val="auto"/>
-                <w:sz w:val="22"/>
-                <w:lang w:eastAsia="es-PE"/>
-              </w:rPr>
-            </w:pPr>
-          </w:p>
-        </w:tc>
-        <w:tc>
-          <w:tcPr>
-            <w:tcW w:w="0" w:type="auto"/>
-            <w:hideMark/>
-          </w:tcPr>
-          <w:p>
-            <w:pPr>
-              <w:spacing w:after="0" w:line="240" w:lineRule="auto"/>
-              <w:jc w:val="center"/>
-              <w:cnfStyle w:val="000000100000" w:firstRow="0" w:lastRow="0" w:firstColumn="0" w:lastColumn="0" w:oddVBand="0" w:evenVBand="0" w:oddHBand="1" w:evenHBand="0" w:firstRowFirstColumn="0" w:firstRowLastColumn="0" w:lastRowFirstColumn="0" w:lastRowLastColumn="0"/>
+            <w:vAlign w:val="center"/>
+            <w:hideMark/>
+          </w:tcPr>
+          <w:p>
+            <w:pPr>
+              <w:spacing w:after="0" w:line="240" w:lineRule="auto"/>
+              <w:jc w:val="center"/>
+              <w:rPr>
+                <w:rFonts w:eastAsia="Times New Roman" w:cs="Times New Roman"/>
+                <w:color w:val="auto"/>
+                <w:sz w:val="22"/>
+                <w:lang w:eastAsia="es-PE"/>
+              </w:rPr>
+            </w:pPr>
+          </w:p>
+        </w:tc>
+        <w:tc>
+          <w:tcPr>
+            <w:tcW w:w="0" w:type="auto"/>
+            <w:vAlign w:val="center"/>
+            <w:hideMark/>
+          </w:tcPr>
+          <w:p>
+            <w:pPr>
+              <w:spacing w:after="0" w:line="240" w:lineRule="auto"/>
+              <w:jc w:val="center"/>
+              <w:rPr>
+                <w:rFonts w:eastAsia="Times New Roman" w:cs="Times New Roman"/>
+                <w:color w:val="auto"/>
+                <w:sz w:val="22"/>
+                <w:lang w:eastAsia="es-PE"/>
+              </w:rPr>
+            </w:pPr>
+          </w:p>
+        </w:tc>
+        <w:tc>
+          <w:tcPr>
+            <w:tcW w:w="0" w:type="auto"/>
+            <w:vAlign w:val="center"/>
+            <w:hideMark/>
+          </w:tcPr>
+          <w:p>
+            <w:pPr>
+              <w:spacing w:after="0" w:line="240" w:lineRule="auto"/>
+              <w:jc w:val="center"/>
               <w:rPr>
                 <w:rFonts w:eastAsia="Times New Roman" w:cs="Times New Roman"/>
                 <w:color w:val="auto"/>
@@ -6295,340 +6208,108 @@
         <w:tc>
           <w:tcPr>
             <w:tcW w:w="0" w:type="auto"/>
-            <w:hideMark/>
-          </w:tcPr>
-          <w:p>
-            <w:pPr>
-              <w:spacing w:after="0" w:line="240" w:lineRule="auto"/>
-              <w:jc w:val="center"/>
-              <w:cnfStyle w:val="000000100000" w:firstRow="0" w:lastRow="0" w:firstColumn="0" w:lastColumn="0" w:oddVBand="0" w:evenVBand="0" w:oddHBand="1" w:evenHBand="0" w:firstRowFirstColumn="0" w:firstRowLastColumn="0" w:lastRowFirstColumn="0" w:lastRowLastColumn="0"/>
-              <w:rPr>
-                <w:rFonts w:eastAsia="Times New Roman" w:cs="Times New Roman"/>
-                <w:color w:val="auto"/>
-                <w:sz w:val="22"/>
-                <w:lang w:eastAsia="es-PE"/>
-              </w:rPr>
-            </w:pPr>
-          </w:p>
-        </w:tc>
-        <w:tc>
-          <w:tcPr>
-            <w:tcW w:w="0" w:type="auto"/>
-            <w:hideMark/>
-          </w:tcPr>
-          <w:p>
-            <w:pPr>
-              <w:spacing w:after="0" w:line="240" w:lineRule="auto"/>
-              <w:jc w:val="center"/>
-              <w:cnfStyle w:val="000000100000" w:firstRow="0" w:lastRow="0" w:firstColumn="0" w:lastColumn="0" w:oddVBand="0" w:evenVBand="0" w:oddHBand="1" w:evenHBand="0" w:firstRowFirstColumn="0" w:firstRowLastColumn="0" w:lastRowFirstColumn="0" w:lastRowLastColumn="0"/>
-              <w:rPr>
-                <w:rFonts w:eastAsia="Times New Roman" w:cs="Times New Roman"/>
-                <w:color w:val="auto"/>
-                <w:sz w:val="22"/>
-                <w:lang w:eastAsia="es-PE"/>
-              </w:rPr>
-            </w:pPr>
-          </w:p>
-        </w:tc>
-        <w:tc>
-          <w:tcPr>
-            <w:tcW w:w="0" w:type="auto"/>
-            <w:hideMark/>
-          </w:tcPr>
-          <w:p>
-            <w:pPr>
-              <w:spacing w:after="0" w:line="240" w:lineRule="auto"/>
-              <w:jc w:val="center"/>
-              <w:cnfStyle w:val="000000100000" w:firstRow="0" w:lastRow="0" w:firstColumn="0" w:lastColumn="0" w:oddVBand="0" w:evenVBand="0" w:oddHBand="1" w:evenHBand="0" w:firstRowFirstColumn="0" w:firstRowLastColumn="0" w:lastRowFirstColumn="0" w:lastRowLastColumn="0"/>
-              <w:rPr>
-                <w:rFonts w:eastAsia="Times New Roman" w:cs="Times New Roman"/>
-                <w:color w:val="auto"/>
-                <w:sz w:val="22"/>
-                <w:lang w:eastAsia="es-PE"/>
-              </w:rPr>
-            </w:pPr>
-          </w:p>
-        </w:tc>
-        <w:tc>
-          <w:tcPr>
-            <w:tcW w:w="0" w:type="auto"/>
-            <w:hideMark/>
-          </w:tcPr>
-          <w:p>
-            <w:pPr>
-              <w:spacing w:after="0" w:line="240" w:lineRule="auto"/>
-              <w:jc w:val="center"/>
-              <w:cnfStyle w:val="000000100000" w:firstRow="0" w:lastRow="0" w:firstColumn="0" w:lastColumn="0" w:oddVBand="0" w:evenVBand="0" w:oddHBand="1" w:evenHBand="0" w:firstRowFirstColumn="0" w:firstRowLastColumn="0" w:lastRowFirstColumn="0" w:lastRowLastColumn="0"/>
-              <w:rPr>
-                <w:rFonts w:eastAsia="Times New Roman" w:cs="Times New Roman"/>
-                <w:color w:val="auto"/>
-                <w:sz w:val="22"/>
-                <w:lang w:eastAsia="es-PE"/>
-              </w:rPr>
-            </w:pPr>
-          </w:p>
-        </w:tc>
-        <w:tc>
-          <w:tcPr>
-            <w:tcW w:w="0" w:type="auto"/>
-            <w:hideMark/>
-          </w:tcPr>
-          <w:p>
-            <w:pPr>
-              <w:spacing w:after="0" w:line="240" w:lineRule="auto"/>
-              <w:jc w:val="center"/>
-              <w:cnfStyle w:val="000000100000" w:firstRow="0" w:lastRow="0" w:firstColumn="0" w:lastColumn="0" w:oddVBand="0" w:evenVBand="0" w:oddHBand="1" w:evenHBand="0" w:firstRowFirstColumn="0" w:firstRowLastColumn="0" w:lastRowFirstColumn="0" w:lastRowLastColumn="0"/>
-              <w:rPr>
-                <w:rFonts w:eastAsia="Times New Roman" w:cs="Times New Roman"/>
-                <w:color w:val="auto"/>
-                <w:sz w:val="22"/>
-                <w:lang w:eastAsia="es-PE"/>
-              </w:rPr>
-            </w:pPr>
-          </w:p>
-        </w:tc>
-        <w:tc>
-          <w:tcPr>
-            <w:tcW w:w="0" w:type="auto"/>
-            <w:hideMark/>
-          </w:tcPr>
-          <w:p>
-            <w:pPr>
-              <w:spacing w:after="0" w:line="240" w:lineRule="auto"/>
-              <w:jc w:val="center"/>
-              <w:cnfStyle w:val="000000100000" w:firstRow="0" w:lastRow="0" w:firstColumn="0" w:lastColumn="0" w:oddVBand="0" w:evenVBand="0" w:oddHBand="1" w:evenHBand="0" w:firstRowFirstColumn="0" w:firstRowLastColumn="0" w:lastRowFirstColumn="0" w:lastRowLastColumn="0"/>
-              <w:rPr>
-                <w:rFonts w:eastAsia="Times New Roman" w:cs="Times New Roman"/>
-                <w:color w:val="auto"/>
-                <w:sz w:val="22"/>
-                <w:lang w:eastAsia="es-PE"/>
-              </w:rPr>
-            </w:pPr>
-          </w:p>
-        </w:tc>
-      </w:tr>
-      <w:tr>
-        <w:tc>
-          <w:tcPr>
-            <w:cnfStyle w:val="001000000000" w:firstRow="0" w:lastRow="0" w:firstColumn="1" w:lastColumn="0" w:oddVBand="0" w:evenVBand="0" w:oddHBand="0" w:evenHBand="0" w:firstRowFirstColumn="0" w:firstRowLastColumn="0" w:lastRowFirstColumn="0" w:lastRowLastColumn="0"/>
-            <w:tcW w:w="0" w:type="auto"/>
-            <w:hideMark/>
-          </w:tcPr>
-          <w:p>
-            <w:pPr>
-              <w:spacing w:after="0" w:line="240" w:lineRule="auto"/>
-              <w:jc w:val="left"/>
-              <w:rPr>
-                <w:rFonts w:eastAsia="Times New Roman" w:cs="Times New Roman"/>
-                <w:b w:val="0"/>
-                <w:bCs w:val="0"/>
-                <w:color w:val="auto"/>
-                <w:sz w:val="22"/>
-                <w:lang w:eastAsia="es-PE"/>
-              </w:rPr>
-            </w:pPr>
-            <w:r>
-              <w:rPr>
-                <w:rFonts w:eastAsia="Times New Roman" w:cs="Times New Roman"/>
-                <w:b w:val="0"/>
-                <w:bCs w:val="0"/>
-                <w:color w:val="auto"/>
-                <w:sz w:val="22"/>
-                <w:lang w:eastAsia="es-PE"/>
-              </w:rPr>
-              <w:t>Entrenamiento de modelos YOLOv5 y YOLOv11 (con réplicas y variantes)</w:t>
-            </w:r>
-          </w:p>
-        </w:tc>
-        <w:tc>
-          <w:tcPr>
-            <w:tcW w:w="0" w:type="auto"/>
-            <w:hideMark/>
-          </w:tcPr>
-          <w:p>
-            <w:pPr>
-              <w:spacing w:after="0" w:line="240" w:lineRule="auto"/>
-              <w:jc w:val="left"/>
-              <w:cnfStyle w:val="000000000000" w:firstRow="0" w:lastRow="0" w:firstColumn="0" w:lastColumn="0" w:oddVBand="0" w:evenVBand="0" w:oddHBand="0" w:evenHBand="0" w:firstRowFirstColumn="0" w:firstRowLastColumn="0" w:lastRowFirstColumn="0" w:lastRowLastColumn="0"/>
-              <w:rPr>
-                <w:rFonts w:eastAsia="Times New Roman" w:cs="Times New Roman"/>
-                <w:color w:val="auto"/>
-                <w:sz w:val="22"/>
-                <w:lang w:eastAsia="es-PE"/>
-              </w:rPr>
-            </w:pPr>
-          </w:p>
-        </w:tc>
-        <w:tc>
-          <w:tcPr>
-            <w:tcW w:w="0" w:type="auto"/>
-            <w:hideMark/>
-          </w:tcPr>
-          <w:p>
-            <w:pPr>
-              <w:spacing w:after="0" w:line="240" w:lineRule="auto"/>
-              <w:jc w:val="center"/>
-              <w:cnfStyle w:val="000000000000" w:firstRow="0" w:lastRow="0" w:firstColumn="0" w:lastColumn="0" w:oddVBand="0" w:evenVBand="0" w:oddHBand="0" w:evenHBand="0" w:firstRowFirstColumn="0" w:firstRowLastColumn="0" w:lastRowFirstColumn="0" w:lastRowLastColumn="0"/>
-              <w:rPr>
-                <w:rFonts w:eastAsia="Times New Roman" w:cs="Times New Roman"/>
-                <w:color w:val="auto"/>
-                <w:sz w:val="22"/>
-                <w:lang w:eastAsia="es-PE"/>
-              </w:rPr>
-            </w:pPr>
-          </w:p>
-        </w:tc>
-        <w:tc>
-          <w:tcPr>
-            <w:tcW w:w="0" w:type="auto"/>
-            <w:hideMark/>
-          </w:tcPr>
-          <w:p>
-            <w:pPr>
-              <w:spacing w:after="0" w:line="240" w:lineRule="auto"/>
-              <w:jc w:val="center"/>
-              <w:cnfStyle w:val="000000000000" w:firstRow="0" w:lastRow="0" w:firstColumn="0" w:lastColumn="0" w:oddVBand="0" w:evenVBand="0" w:oddHBand="0" w:evenHBand="0" w:firstRowFirstColumn="0" w:firstRowLastColumn="0" w:lastRowFirstColumn="0" w:lastRowLastColumn="0"/>
-              <w:rPr>
-                <w:rFonts w:eastAsia="Times New Roman" w:cs="Times New Roman"/>
-                <w:color w:val="auto"/>
-                <w:sz w:val="22"/>
-                <w:lang w:eastAsia="es-PE"/>
-              </w:rPr>
-            </w:pPr>
-            <w:r>
-              <w:rPr>
-                <w:rFonts w:eastAsia="Times New Roman" w:cs="Times New Roman"/>
-                <w:color w:val="auto"/>
-                <w:sz w:val="22"/>
-                <w:lang w:eastAsia="es-PE"/>
-              </w:rPr>
-              <w:t>X</w:t>
-            </w:r>
-          </w:p>
-        </w:tc>
-        <w:tc>
-          <w:tcPr>
-            <w:tcW w:w="0" w:type="auto"/>
-            <w:hideMark/>
-          </w:tcPr>
-          <w:p>
-            <w:pPr>
-              <w:spacing w:after="0" w:line="240" w:lineRule="auto"/>
-              <w:jc w:val="center"/>
-              <w:cnfStyle w:val="000000000000" w:firstRow="0" w:lastRow="0" w:firstColumn="0" w:lastColumn="0" w:oddVBand="0" w:evenVBand="0" w:oddHBand="0" w:evenHBand="0" w:firstRowFirstColumn="0" w:firstRowLastColumn="0" w:lastRowFirstColumn="0" w:lastRowLastColumn="0"/>
-              <w:rPr>
-                <w:rFonts w:eastAsia="Times New Roman" w:cs="Times New Roman"/>
-                <w:color w:val="auto"/>
-                <w:sz w:val="22"/>
-                <w:lang w:eastAsia="es-PE"/>
-              </w:rPr>
-            </w:pPr>
-            <w:r>
-              <w:rPr>
-                <w:rFonts w:eastAsia="Times New Roman" w:cs="Times New Roman"/>
-                <w:color w:val="auto"/>
-                <w:sz w:val="22"/>
-                <w:lang w:eastAsia="es-PE"/>
-              </w:rPr>
-              <w:t>X</w:t>
-            </w:r>
-          </w:p>
-        </w:tc>
-        <w:tc>
-          <w:tcPr>
-            <w:tcW w:w="0" w:type="auto"/>
-            <w:hideMark/>
-          </w:tcPr>
-          <w:p>
-            <w:pPr>
-              <w:spacing w:after="0" w:line="240" w:lineRule="auto"/>
-              <w:jc w:val="center"/>
-              <w:cnfStyle w:val="000000000000" w:firstRow="0" w:lastRow="0" w:firstColumn="0" w:lastColumn="0" w:oddVBand="0" w:evenVBand="0" w:oddHBand="0" w:evenHBand="0" w:firstRowFirstColumn="0" w:firstRowLastColumn="0" w:lastRowFirstColumn="0" w:lastRowLastColumn="0"/>
-              <w:rPr>
-                <w:rFonts w:eastAsia="Times New Roman" w:cs="Times New Roman"/>
-                <w:color w:val="auto"/>
-                <w:sz w:val="22"/>
-                <w:lang w:eastAsia="es-PE"/>
-              </w:rPr>
-            </w:pPr>
-            <w:r>
-              <w:rPr>
-                <w:rFonts w:eastAsia="Times New Roman" w:cs="Times New Roman"/>
-                <w:color w:val="auto"/>
-                <w:sz w:val="22"/>
-                <w:lang w:eastAsia="es-PE"/>
-              </w:rPr>
-              <w:t>X</w:t>
-            </w:r>
-          </w:p>
-        </w:tc>
-        <w:tc>
-          <w:tcPr>
-            <w:tcW w:w="0" w:type="auto"/>
-            <w:hideMark/>
-          </w:tcPr>
-          <w:p>
-            <w:pPr>
-              <w:spacing w:after="0" w:line="240" w:lineRule="auto"/>
-              <w:jc w:val="center"/>
-              <w:cnfStyle w:val="000000000000" w:firstRow="0" w:lastRow="0" w:firstColumn="0" w:lastColumn="0" w:oddVBand="0" w:evenVBand="0" w:oddHBand="0" w:evenHBand="0" w:firstRowFirstColumn="0" w:firstRowLastColumn="0" w:lastRowFirstColumn="0" w:lastRowLastColumn="0"/>
-              <w:rPr>
-                <w:rFonts w:eastAsia="Times New Roman" w:cs="Times New Roman"/>
-                <w:color w:val="auto"/>
-                <w:sz w:val="22"/>
-                <w:lang w:eastAsia="es-PE"/>
-              </w:rPr>
-            </w:pPr>
-          </w:p>
-        </w:tc>
-        <w:tc>
-          <w:tcPr>
-            <w:tcW w:w="0" w:type="auto"/>
-            <w:hideMark/>
-          </w:tcPr>
-          <w:p>
-            <w:pPr>
-              <w:spacing w:after="0" w:line="240" w:lineRule="auto"/>
-              <w:jc w:val="center"/>
-              <w:cnfStyle w:val="000000000000" w:firstRow="0" w:lastRow="0" w:firstColumn="0" w:lastColumn="0" w:oddVBand="0" w:evenVBand="0" w:oddHBand="0" w:evenHBand="0" w:firstRowFirstColumn="0" w:firstRowLastColumn="0" w:lastRowFirstColumn="0" w:lastRowLastColumn="0"/>
-              <w:rPr>
-                <w:rFonts w:eastAsia="Times New Roman" w:cs="Times New Roman"/>
-                <w:color w:val="auto"/>
-                <w:sz w:val="22"/>
-                <w:lang w:eastAsia="es-PE"/>
-              </w:rPr>
-            </w:pPr>
-          </w:p>
-        </w:tc>
-        <w:tc>
-          <w:tcPr>
-            <w:tcW w:w="0" w:type="auto"/>
-            <w:hideMark/>
-          </w:tcPr>
-          <w:p>
-            <w:pPr>
-              <w:spacing w:after="0" w:line="240" w:lineRule="auto"/>
-              <w:jc w:val="center"/>
-              <w:cnfStyle w:val="000000000000" w:firstRow="0" w:lastRow="0" w:firstColumn="0" w:lastColumn="0" w:oddVBand="0" w:evenVBand="0" w:oddHBand="0" w:evenHBand="0" w:firstRowFirstColumn="0" w:firstRowLastColumn="0" w:lastRowFirstColumn="0" w:lastRowLastColumn="0"/>
-              <w:rPr>
-                <w:rFonts w:eastAsia="Times New Roman" w:cs="Times New Roman"/>
-                <w:color w:val="auto"/>
-                <w:sz w:val="22"/>
-                <w:lang w:eastAsia="es-PE"/>
-              </w:rPr>
-            </w:pPr>
-          </w:p>
-        </w:tc>
-        <w:tc>
-          <w:tcPr>
-            <w:tcW w:w="0" w:type="auto"/>
-            <w:hideMark/>
-          </w:tcPr>
-          <w:p>
-            <w:pPr>
-              <w:spacing w:after="0" w:line="240" w:lineRule="auto"/>
-              <w:jc w:val="center"/>
-              <w:cnfStyle w:val="000000000000" w:firstRow="0" w:lastRow="0" w:firstColumn="0" w:lastColumn="0" w:oddVBand="0" w:evenVBand="0" w:oddHBand="0" w:evenHBand="0" w:firstRowFirstColumn="0" w:firstRowLastColumn="0" w:lastRowFirstColumn="0" w:lastRowLastColumn="0"/>
+            <w:vAlign w:val="center"/>
+            <w:hideMark/>
+          </w:tcPr>
+          <w:p>
+            <w:pPr>
+              <w:spacing w:after="0" w:line="240" w:lineRule="auto"/>
+              <w:jc w:val="center"/>
+              <w:rPr>
+                <w:rFonts w:eastAsia="Times New Roman" w:cs="Times New Roman"/>
+                <w:color w:val="auto"/>
+                <w:sz w:val="22"/>
+                <w:lang w:eastAsia="es-PE"/>
+              </w:rPr>
+            </w:pPr>
+          </w:p>
+        </w:tc>
+        <w:tc>
+          <w:tcPr>
+            <w:tcW w:w="0" w:type="auto"/>
+            <w:vAlign w:val="center"/>
+            <w:hideMark/>
+          </w:tcPr>
+          <w:p>
+            <w:pPr>
+              <w:spacing w:after="0" w:line="240" w:lineRule="auto"/>
+              <w:jc w:val="center"/>
+              <w:rPr>
+                <w:rFonts w:eastAsia="Times New Roman" w:cs="Times New Roman"/>
+                <w:color w:val="auto"/>
+                <w:sz w:val="22"/>
+                <w:lang w:eastAsia="es-PE"/>
+              </w:rPr>
+            </w:pPr>
+          </w:p>
+        </w:tc>
+        <w:tc>
+          <w:tcPr>
+            <w:tcW w:w="0" w:type="auto"/>
+            <w:vAlign w:val="center"/>
+            <w:hideMark/>
+          </w:tcPr>
+          <w:p>
+            <w:pPr>
+              <w:spacing w:after="0" w:line="240" w:lineRule="auto"/>
+              <w:jc w:val="center"/>
+              <w:rPr>
+                <w:rFonts w:eastAsia="Times New Roman" w:cs="Times New Roman"/>
+                <w:color w:val="auto"/>
+                <w:sz w:val="22"/>
+                <w:lang w:eastAsia="es-PE"/>
+              </w:rPr>
+            </w:pPr>
+          </w:p>
+        </w:tc>
+        <w:tc>
+          <w:tcPr>
+            <w:tcW w:w="0" w:type="auto"/>
+            <w:vAlign w:val="center"/>
+            <w:hideMark/>
+          </w:tcPr>
+          <w:p>
+            <w:pPr>
+              <w:spacing w:after="0" w:line="240" w:lineRule="auto"/>
+              <w:jc w:val="center"/>
+              <w:rPr>
+                <w:rFonts w:eastAsia="Times New Roman" w:cs="Times New Roman"/>
+                <w:color w:val="auto"/>
+                <w:sz w:val="22"/>
+                <w:lang w:eastAsia="es-PE"/>
+              </w:rPr>
+            </w:pPr>
+          </w:p>
+        </w:tc>
+        <w:tc>
+          <w:tcPr>
+            <w:tcW w:w="0" w:type="auto"/>
+            <w:vAlign w:val="center"/>
+            <w:hideMark/>
+          </w:tcPr>
+          <w:p>
+            <w:pPr>
+              <w:spacing w:after="0" w:line="240" w:lineRule="auto"/>
+              <w:jc w:val="center"/>
+              <w:rPr>
+                <w:rFonts w:eastAsia="Times New Roman" w:cs="Times New Roman"/>
+                <w:color w:val="auto"/>
+                <w:sz w:val="22"/>
+                <w:lang w:eastAsia="es-PE"/>
+              </w:rPr>
+            </w:pPr>
+          </w:p>
+        </w:tc>
+        <w:tc>
+          <w:tcPr>
+            <w:tcW w:w="0" w:type="auto"/>
+            <w:vAlign w:val="center"/>
+            <w:hideMark/>
+          </w:tcPr>
+          <w:p>
+            <w:pPr>
+              <w:spacing w:after="0" w:line="240" w:lineRule="auto"/>
+              <w:jc w:val="center"/>
               <w:rPr>
                 <w:rFonts w:eastAsia="Times New Roman" w:cs="Times New Roman"/>
                 <w:color w:val="auto"/>
@@ -6641,11 +6322,10 @@
       </w:tr>
       <w:tr>
         <w:trPr>
-          <w:cnfStyle w:val="000000100000" w:firstRow="0" w:lastRow="0" w:firstColumn="0" w:lastColumn="0" w:oddVBand="0" w:evenVBand="0" w:oddHBand="1" w:evenHBand="0" w:firstRowFirstColumn="0" w:firstRowLastColumn="0" w:lastRowFirstColumn="0" w:lastRowLastColumn="0"/>
+          <w:trHeight w:val="836"/>
         </w:trPr>
         <w:tc>
           <w:tcPr>
-            <w:cnfStyle w:val="001000000000" w:firstRow="0" w:lastRow="0" w:firstColumn="1" w:lastColumn="0" w:oddVBand="0" w:evenVBand="0" w:oddHBand="0" w:evenHBand="0" w:firstRowFirstColumn="0" w:firstRowLastColumn="0" w:lastRowFirstColumn="0" w:lastRowLastColumn="0"/>
             <w:tcW w:w="0" w:type="auto"/>
             <w:hideMark/>
           </w:tcPr>
@@ -6655,8 +6335,6 @@
               <w:jc w:val="left"/>
               <w:rPr>
                 <w:rFonts w:eastAsia="Times New Roman" w:cs="Times New Roman"/>
-                <w:b w:val="0"/>
-                <w:bCs w:val="0"/>
                 <w:color w:val="auto"/>
                 <w:sz w:val="22"/>
                 <w:lang w:eastAsia="es-PE"/>
@@ -6665,8 +6343,448 @@
             <w:r>
               <w:rPr>
                 <w:rFonts w:eastAsia="Times New Roman" w:cs="Times New Roman"/>
-                <w:b w:val="0"/>
-                <w:bCs w:val="0"/>
+                <w:color w:val="auto"/>
+                <w:sz w:val="22"/>
+                <w:lang w:eastAsia="es-PE"/>
+              </w:rPr>
+              <w:t>Diseño de base de datos experimental (registro por réplica, modelo, épocas, etc.)</w:t>
+            </w:r>
+          </w:p>
+        </w:tc>
+        <w:tc>
+          <w:tcPr>
+            <w:tcW w:w="0" w:type="auto"/>
+            <w:vAlign w:val="center"/>
+            <w:hideMark/>
+          </w:tcPr>
+          <w:p>
+            <w:pPr>
+              <w:spacing w:after="0" w:line="240" w:lineRule="auto"/>
+              <w:jc w:val="center"/>
+              <w:rPr>
+                <w:rFonts w:eastAsia="Times New Roman" w:cs="Times New Roman"/>
+                <w:color w:val="000000"/>
+                <w:sz w:val="22"/>
+                <w:lang w:eastAsia="es-PE"/>
+              </w:rPr>
+            </w:pPr>
+          </w:p>
+        </w:tc>
+        <w:tc>
+          <w:tcPr>
+            <w:tcW w:w="0" w:type="auto"/>
+            <w:vAlign w:val="center"/>
+            <w:hideMark/>
+          </w:tcPr>
+          <w:p>
+            <w:pPr>
+              <w:spacing w:after="0" w:line="240" w:lineRule="auto"/>
+              <w:jc w:val="center"/>
+              <w:rPr>
+                <w:rFonts w:eastAsia="Times New Roman" w:cs="Times New Roman"/>
+                <w:color w:val="000000"/>
+                <w:sz w:val="22"/>
+                <w:lang w:eastAsia="es-PE"/>
+              </w:rPr>
+            </w:pPr>
+          </w:p>
+        </w:tc>
+        <w:tc>
+          <w:tcPr>
+            <w:tcW w:w="0" w:type="auto"/>
+            <w:vAlign w:val="center"/>
+            <w:hideMark/>
+          </w:tcPr>
+          <w:p>
+            <w:pPr>
+              <w:spacing w:after="0" w:line="240" w:lineRule="auto"/>
+              <w:jc w:val="center"/>
+              <w:rPr>
+                <w:rFonts w:eastAsia="Times New Roman" w:cs="Times New Roman"/>
+                <w:color w:val="auto"/>
+                <w:sz w:val="22"/>
+                <w:lang w:eastAsia="es-PE"/>
+              </w:rPr>
+            </w:pPr>
+            <w:r>
+              <w:rPr>
+                <w:rFonts w:eastAsia="Times New Roman" w:cs="Times New Roman"/>
+                <w:color w:val="auto"/>
+                <w:sz w:val="22"/>
+                <w:lang w:eastAsia="es-PE"/>
+              </w:rPr>
+              <w:t>X</w:t>
+            </w:r>
+          </w:p>
+        </w:tc>
+        <w:tc>
+          <w:tcPr>
+            <w:tcW w:w="0" w:type="auto"/>
+            <w:vAlign w:val="center"/>
+            <w:hideMark/>
+          </w:tcPr>
+          <w:p>
+            <w:pPr>
+              <w:spacing w:after="0" w:line="240" w:lineRule="auto"/>
+              <w:jc w:val="center"/>
+              <w:rPr>
+                <w:rFonts w:eastAsia="Times New Roman" w:cs="Times New Roman"/>
+                <w:color w:val="000000"/>
+                <w:sz w:val="22"/>
+                <w:lang w:eastAsia="es-PE"/>
+              </w:rPr>
+            </w:pPr>
+          </w:p>
+        </w:tc>
+        <w:tc>
+          <w:tcPr>
+            <w:tcW w:w="0" w:type="auto"/>
+            <w:vAlign w:val="center"/>
+            <w:hideMark/>
+          </w:tcPr>
+          <w:p>
+            <w:pPr>
+              <w:spacing w:after="0" w:line="240" w:lineRule="auto"/>
+              <w:jc w:val="center"/>
+              <w:rPr>
+                <w:rFonts w:eastAsia="Times New Roman" w:cs="Times New Roman"/>
+                <w:color w:val="000000"/>
+                <w:sz w:val="22"/>
+                <w:lang w:eastAsia="es-PE"/>
+              </w:rPr>
+            </w:pPr>
+          </w:p>
+        </w:tc>
+        <w:tc>
+          <w:tcPr>
+            <w:tcW w:w="0" w:type="auto"/>
+            <w:vAlign w:val="center"/>
+            <w:hideMark/>
+          </w:tcPr>
+          <w:p>
+            <w:pPr>
+              <w:spacing w:after="0" w:line="240" w:lineRule="auto"/>
+              <w:jc w:val="center"/>
+              <w:rPr>
+                <w:rFonts w:eastAsia="Times New Roman" w:cs="Times New Roman"/>
+                <w:color w:val="000000"/>
+                <w:sz w:val="22"/>
+                <w:lang w:eastAsia="es-PE"/>
+              </w:rPr>
+            </w:pPr>
+          </w:p>
+        </w:tc>
+        <w:tc>
+          <w:tcPr>
+            <w:tcW w:w="0" w:type="auto"/>
+            <w:vAlign w:val="center"/>
+            <w:hideMark/>
+          </w:tcPr>
+          <w:p>
+            <w:pPr>
+              <w:spacing w:after="0" w:line="240" w:lineRule="auto"/>
+              <w:jc w:val="center"/>
+              <w:rPr>
+                <w:rFonts w:eastAsia="Times New Roman" w:cs="Times New Roman"/>
+                <w:color w:val="000000"/>
+                <w:sz w:val="22"/>
+                <w:lang w:eastAsia="es-PE"/>
+              </w:rPr>
+            </w:pPr>
+          </w:p>
+        </w:tc>
+        <w:tc>
+          <w:tcPr>
+            <w:tcW w:w="0" w:type="auto"/>
+            <w:vAlign w:val="center"/>
+            <w:hideMark/>
+          </w:tcPr>
+          <w:p>
+            <w:pPr>
+              <w:spacing w:after="0" w:line="240" w:lineRule="auto"/>
+              <w:jc w:val="center"/>
+              <w:rPr>
+                <w:rFonts w:eastAsia="Times New Roman" w:cs="Times New Roman"/>
+                <w:color w:val="000000"/>
+                <w:sz w:val="22"/>
+                <w:lang w:eastAsia="es-PE"/>
+              </w:rPr>
+            </w:pPr>
+          </w:p>
+        </w:tc>
+        <w:tc>
+          <w:tcPr>
+            <w:tcW w:w="0" w:type="auto"/>
+            <w:vAlign w:val="center"/>
+            <w:hideMark/>
+          </w:tcPr>
+          <w:p>
+            <w:pPr>
+              <w:spacing w:after="0" w:line="240" w:lineRule="auto"/>
+              <w:jc w:val="center"/>
+              <w:rPr>
+                <w:rFonts w:eastAsia="Times New Roman" w:cs="Times New Roman"/>
+                <w:color w:val="000000"/>
+                <w:sz w:val="22"/>
+                <w:lang w:eastAsia="es-PE"/>
+              </w:rPr>
+            </w:pPr>
+          </w:p>
+        </w:tc>
+      </w:tr>
+      <w:tr>
+        <w:trPr>
+          <w:trHeight w:val="848"/>
+        </w:trPr>
+        <w:tc>
+          <w:tcPr>
+            <w:tcW w:w="0" w:type="auto"/>
+            <w:hideMark/>
+          </w:tcPr>
+          <w:p>
+            <w:pPr>
+              <w:spacing w:after="0" w:line="240" w:lineRule="auto"/>
+              <w:jc w:val="left"/>
+              <w:rPr>
+                <w:rFonts w:eastAsia="Times New Roman" w:cs="Times New Roman"/>
+                <w:color w:val="auto"/>
+                <w:sz w:val="22"/>
+                <w:lang w:eastAsia="es-PE"/>
+              </w:rPr>
+            </w:pPr>
+            <w:r>
+              <w:rPr>
+                <w:rFonts w:eastAsia="Times New Roman" w:cs="Times New Roman"/>
+                <w:color w:val="auto"/>
+                <w:sz w:val="22"/>
+                <w:lang w:eastAsia="es-PE"/>
+              </w:rPr>
+              <w:t>Entrenamiento de modelos YOLOv5 y YOLOv11 (con réplicas y variantes)</w:t>
+            </w:r>
+          </w:p>
+        </w:tc>
+        <w:tc>
+          <w:tcPr>
+            <w:tcW w:w="0" w:type="auto"/>
+            <w:vAlign w:val="center"/>
+            <w:hideMark/>
+          </w:tcPr>
+          <w:p>
+            <w:pPr>
+              <w:spacing w:after="0" w:line="240" w:lineRule="auto"/>
+              <w:jc w:val="center"/>
+              <w:rPr>
+                <w:rFonts w:eastAsia="Times New Roman" w:cs="Times New Roman"/>
+                <w:color w:val="auto"/>
+                <w:sz w:val="22"/>
+                <w:lang w:eastAsia="es-PE"/>
+              </w:rPr>
+            </w:pPr>
+          </w:p>
+        </w:tc>
+        <w:tc>
+          <w:tcPr>
+            <w:tcW w:w="0" w:type="auto"/>
+            <w:vAlign w:val="center"/>
+            <w:hideMark/>
+          </w:tcPr>
+          <w:p>
+            <w:pPr>
+              <w:spacing w:after="0" w:line="240" w:lineRule="auto"/>
+              <w:jc w:val="center"/>
+              <w:rPr>
+                <w:rFonts w:eastAsia="Times New Roman" w:cs="Times New Roman"/>
+                <w:color w:val="auto"/>
+                <w:sz w:val="22"/>
+                <w:lang w:eastAsia="es-PE"/>
+              </w:rPr>
+            </w:pPr>
+          </w:p>
+        </w:tc>
+        <w:tc>
+          <w:tcPr>
+            <w:tcW w:w="0" w:type="auto"/>
+            <w:vAlign w:val="center"/>
+            <w:hideMark/>
+          </w:tcPr>
+          <w:p>
+            <w:pPr>
+              <w:spacing w:after="0" w:line="240" w:lineRule="auto"/>
+              <w:jc w:val="center"/>
+              <w:rPr>
+                <w:rFonts w:eastAsia="Times New Roman" w:cs="Times New Roman"/>
+                <w:color w:val="auto"/>
+                <w:sz w:val="22"/>
+                <w:lang w:eastAsia="es-PE"/>
+              </w:rPr>
+            </w:pPr>
+            <w:r>
+              <w:rPr>
+                <w:rFonts w:eastAsia="Times New Roman" w:cs="Times New Roman"/>
+                <w:color w:val="auto"/>
+                <w:sz w:val="22"/>
+                <w:lang w:eastAsia="es-PE"/>
+              </w:rPr>
+              <w:t>X</w:t>
+            </w:r>
+          </w:p>
+        </w:tc>
+        <w:tc>
+          <w:tcPr>
+            <w:tcW w:w="0" w:type="auto"/>
+            <w:vAlign w:val="center"/>
+            <w:hideMark/>
+          </w:tcPr>
+          <w:p>
+            <w:pPr>
+              <w:spacing w:after="0" w:line="240" w:lineRule="auto"/>
+              <w:jc w:val="center"/>
+              <w:rPr>
+                <w:rFonts w:eastAsia="Times New Roman" w:cs="Times New Roman"/>
+                <w:color w:val="auto"/>
+                <w:sz w:val="22"/>
+                <w:lang w:eastAsia="es-PE"/>
+              </w:rPr>
+            </w:pPr>
+            <w:r>
+              <w:rPr>
+                <w:rFonts w:eastAsia="Times New Roman" w:cs="Times New Roman"/>
+                <w:color w:val="auto"/>
+                <w:sz w:val="22"/>
+                <w:lang w:eastAsia="es-PE"/>
+              </w:rPr>
+              <w:t>X</w:t>
+            </w:r>
+          </w:p>
+        </w:tc>
+        <w:tc>
+          <w:tcPr>
+            <w:tcW w:w="0" w:type="auto"/>
+            <w:vAlign w:val="center"/>
+            <w:hideMark/>
+          </w:tcPr>
+          <w:p>
+            <w:pPr>
+              <w:spacing w:after="0" w:line="240" w:lineRule="auto"/>
+              <w:jc w:val="center"/>
+              <w:rPr>
+                <w:rFonts w:eastAsia="Times New Roman" w:cs="Times New Roman"/>
+                <w:color w:val="auto"/>
+                <w:sz w:val="22"/>
+                <w:lang w:eastAsia="es-PE"/>
+              </w:rPr>
+            </w:pPr>
+            <w:r>
+              <w:rPr>
+                <w:rFonts w:eastAsia="Times New Roman" w:cs="Times New Roman"/>
+                <w:color w:val="auto"/>
+                <w:sz w:val="22"/>
+                <w:lang w:eastAsia="es-PE"/>
+              </w:rPr>
+              <w:t>X</w:t>
+            </w:r>
+          </w:p>
+        </w:tc>
+        <w:tc>
+          <w:tcPr>
+            <w:tcW w:w="0" w:type="auto"/>
+            <w:vAlign w:val="center"/>
+            <w:hideMark/>
+          </w:tcPr>
+          <w:p>
+            <w:pPr>
+              <w:spacing w:after="0" w:line="240" w:lineRule="auto"/>
+              <w:jc w:val="center"/>
+              <w:rPr>
+                <w:rFonts w:eastAsia="Times New Roman" w:cs="Times New Roman"/>
+                <w:color w:val="auto"/>
+                <w:sz w:val="22"/>
+                <w:lang w:eastAsia="es-PE"/>
+              </w:rPr>
+            </w:pPr>
+          </w:p>
+        </w:tc>
+        <w:tc>
+          <w:tcPr>
+            <w:tcW w:w="0" w:type="auto"/>
+            <w:vAlign w:val="center"/>
+            <w:hideMark/>
+          </w:tcPr>
+          <w:p>
+            <w:pPr>
+              <w:spacing w:after="0" w:line="240" w:lineRule="auto"/>
+              <w:jc w:val="center"/>
+              <w:rPr>
+                <w:rFonts w:eastAsia="Times New Roman" w:cs="Times New Roman"/>
+                <w:color w:val="auto"/>
+                <w:sz w:val="22"/>
+                <w:lang w:eastAsia="es-PE"/>
+              </w:rPr>
+            </w:pPr>
+          </w:p>
+        </w:tc>
+        <w:tc>
+          <w:tcPr>
+            <w:tcW w:w="0" w:type="auto"/>
+            <w:vAlign w:val="center"/>
+            <w:hideMark/>
+          </w:tcPr>
+          <w:p>
+            <w:pPr>
+              <w:spacing w:after="0" w:line="240" w:lineRule="auto"/>
+              <w:jc w:val="center"/>
+              <w:rPr>
+                <w:rFonts w:eastAsia="Times New Roman" w:cs="Times New Roman"/>
+                <w:color w:val="auto"/>
+                <w:sz w:val="22"/>
+                <w:lang w:eastAsia="es-PE"/>
+              </w:rPr>
+            </w:pPr>
+          </w:p>
+        </w:tc>
+        <w:tc>
+          <w:tcPr>
+            <w:tcW w:w="0" w:type="auto"/>
+            <w:vAlign w:val="center"/>
+            <w:hideMark/>
+          </w:tcPr>
+          <w:p>
+            <w:pPr>
+              <w:spacing w:after="0" w:line="240" w:lineRule="auto"/>
+              <w:jc w:val="center"/>
+              <w:rPr>
+                <w:rFonts w:eastAsia="Times New Roman" w:cs="Times New Roman"/>
+                <w:color w:val="auto"/>
+                <w:sz w:val="22"/>
+                <w:lang w:eastAsia="es-PE"/>
+              </w:rPr>
+            </w:pPr>
+          </w:p>
+        </w:tc>
+      </w:tr>
+      <w:tr>
+        <w:trPr>
+          <w:trHeight w:val="846"/>
+        </w:trPr>
+        <w:tc>
+          <w:tcPr>
+            <w:tcW w:w="0" w:type="auto"/>
+            <w:hideMark/>
+          </w:tcPr>
+          <w:p>
+            <w:pPr>
+              <w:spacing w:after="0" w:line="240" w:lineRule="auto"/>
+              <w:jc w:val="left"/>
+              <w:rPr>
+                <w:rFonts w:eastAsia="Times New Roman" w:cs="Times New Roman"/>
+                <w:color w:val="auto"/>
+                <w:sz w:val="22"/>
+                <w:lang w:eastAsia="es-PE"/>
+              </w:rPr>
+            </w:pPr>
+            <w:r>
+              <w:rPr>
+                <w:rFonts w:eastAsia="Times New Roman" w:cs="Times New Roman"/>
                 <w:color w:val="auto"/>
                 <w:sz w:val="22"/>
                 <w:lang w:eastAsia="es-PE"/>
@@ -6677,8 +6795,6 @@
             <w:r>
               <w:rPr>
                 <w:rFonts w:eastAsia="Times New Roman" w:cs="Times New Roman"/>
-                <w:b w:val="0"/>
-                <w:bCs w:val="0"/>
                 <w:color w:val="auto"/>
                 <w:sz w:val="22"/>
                 <w:lang w:eastAsia="es-PE"/>
@@ -6689,8 +6805,6 @@
             <w:r>
               <w:rPr>
                 <w:rFonts w:eastAsia="Times New Roman" w:cs="Times New Roman"/>
-                <w:b w:val="0"/>
-                <w:bCs w:val="0"/>
                 <w:color w:val="auto"/>
                 <w:sz w:val="22"/>
                 <w:lang w:eastAsia="es-PE"/>
@@ -6701,8 +6815,6 @@
             <w:r>
               <w:rPr>
                 <w:rFonts w:eastAsia="Times New Roman" w:cs="Times New Roman"/>
-                <w:b w:val="0"/>
-                <w:bCs w:val="0"/>
                 <w:color w:val="auto"/>
                 <w:sz w:val="22"/>
                 <w:lang w:eastAsia="es-PE"/>
@@ -6713,8 +6825,6 @@
             <w:r>
               <w:rPr>
                 <w:rFonts w:eastAsia="Times New Roman" w:cs="Times New Roman"/>
-                <w:b w:val="0"/>
-                <w:bCs w:val="0"/>
                 <w:color w:val="auto"/>
                 <w:sz w:val="22"/>
                 <w:lang w:eastAsia="es-PE"/>
@@ -6726,70 +6836,70 @@
         <w:tc>
           <w:tcPr>
             <w:tcW w:w="0" w:type="auto"/>
-            <w:hideMark/>
-          </w:tcPr>
-          <w:p>
-            <w:pPr>
-              <w:spacing w:after="0" w:line="240" w:lineRule="auto"/>
-              <w:jc w:val="left"/>
-              <w:cnfStyle w:val="000000100000" w:firstRow="0" w:lastRow="0" w:firstColumn="0" w:lastColumn="0" w:oddVBand="0" w:evenVBand="0" w:oddHBand="1" w:evenHBand="0" w:firstRowFirstColumn="0" w:firstRowLastColumn="0" w:lastRowFirstColumn="0" w:lastRowLastColumn="0"/>
-              <w:rPr>
-                <w:rFonts w:eastAsia="Times New Roman" w:cs="Times New Roman"/>
-                <w:color w:val="auto"/>
-                <w:sz w:val="22"/>
-                <w:lang w:eastAsia="es-PE"/>
-              </w:rPr>
-            </w:pPr>
-          </w:p>
-        </w:tc>
-        <w:tc>
-          <w:tcPr>
-            <w:tcW w:w="0" w:type="auto"/>
-            <w:hideMark/>
-          </w:tcPr>
-          <w:p>
-            <w:pPr>
-              <w:spacing w:after="0" w:line="240" w:lineRule="auto"/>
-              <w:jc w:val="center"/>
-              <w:cnfStyle w:val="000000100000" w:firstRow="0" w:lastRow="0" w:firstColumn="0" w:lastColumn="0" w:oddVBand="0" w:evenVBand="0" w:oddHBand="1" w:evenHBand="0" w:firstRowFirstColumn="0" w:firstRowLastColumn="0" w:lastRowFirstColumn="0" w:lastRowLastColumn="0"/>
-              <w:rPr>
-                <w:rFonts w:eastAsia="Times New Roman" w:cs="Times New Roman"/>
-                <w:color w:val="auto"/>
-                <w:sz w:val="22"/>
-                <w:lang w:eastAsia="es-PE"/>
-              </w:rPr>
-            </w:pPr>
-          </w:p>
-        </w:tc>
-        <w:tc>
-          <w:tcPr>
-            <w:tcW w:w="0" w:type="auto"/>
-            <w:hideMark/>
-          </w:tcPr>
-          <w:p>
-            <w:pPr>
-              <w:spacing w:after="0" w:line="240" w:lineRule="auto"/>
-              <w:jc w:val="center"/>
-              <w:cnfStyle w:val="000000100000" w:firstRow="0" w:lastRow="0" w:firstColumn="0" w:lastColumn="0" w:oddVBand="0" w:evenVBand="0" w:oddHBand="1" w:evenHBand="0" w:firstRowFirstColumn="0" w:firstRowLastColumn="0" w:lastRowFirstColumn="0" w:lastRowLastColumn="0"/>
-              <w:rPr>
-                <w:rFonts w:eastAsia="Times New Roman" w:cs="Times New Roman"/>
-                <w:color w:val="auto"/>
-                <w:sz w:val="22"/>
-                <w:lang w:eastAsia="es-PE"/>
-              </w:rPr>
-            </w:pPr>
-          </w:p>
-        </w:tc>
-        <w:tc>
-          <w:tcPr>
-            <w:tcW w:w="0" w:type="auto"/>
-            <w:hideMark/>
-          </w:tcPr>
-          <w:p>
-            <w:pPr>
-              <w:spacing w:after="0" w:line="240" w:lineRule="auto"/>
-              <w:jc w:val="center"/>
-              <w:cnfStyle w:val="000000100000" w:firstRow="0" w:lastRow="0" w:firstColumn="0" w:lastColumn="0" w:oddVBand="0" w:evenVBand="0" w:oddHBand="1" w:evenHBand="0" w:firstRowFirstColumn="0" w:firstRowLastColumn="0" w:lastRowFirstColumn="0" w:lastRowLastColumn="0"/>
+            <w:vAlign w:val="center"/>
+            <w:hideMark/>
+          </w:tcPr>
+          <w:p>
+            <w:pPr>
+              <w:spacing w:after="0" w:line="240" w:lineRule="auto"/>
+              <w:jc w:val="center"/>
+              <w:rPr>
+                <w:rFonts w:eastAsia="Times New Roman" w:cs="Times New Roman"/>
+                <w:color w:val="000000"/>
+                <w:sz w:val="22"/>
+                <w:lang w:eastAsia="es-PE"/>
+              </w:rPr>
+            </w:pPr>
+          </w:p>
+        </w:tc>
+        <w:tc>
+          <w:tcPr>
+            <w:tcW w:w="0" w:type="auto"/>
+            <w:vAlign w:val="center"/>
+            <w:hideMark/>
+          </w:tcPr>
+          <w:p>
+            <w:pPr>
+              <w:spacing w:after="0" w:line="240" w:lineRule="auto"/>
+              <w:jc w:val="center"/>
+              <w:rPr>
+                <w:rFonts w:eastAsia="Times New Roman" w:cs="Times New Roman"/>
+                <w:color w:val="000000"/>
+                <w:sz w:val="22"/>
+                <w:lang w:eastAsia="es-PE"/>
+              </w:rPr>
+            </w:pPr>
+          </w:p>
+        </w:tc>
+        <w:tc>
+          <w:tcPr>
+            <w:tcW w:w="0" w:type="auto"/>
+            <w:vAlign w:val="center"/>
+            <w:hideMark/>
+          </w:tcPr>
+          <w:p>
+            <w:pPr>
+              <w:spacing w:after="0" w:line="240" w:lineRule="auto"/>
+              <w:jc w:val="center"/>
+              <w:rPr>
+                <w:rFonts w:eastAsia="Times New Roman" w:cs="Times New Roman"/>
+                <w:color w:val="000000"/>
+                <w:sz w:val="22"/>
+                <w:lang w:eastAsia="es-PE"/>
+              </w:rPr>
+            </w:pPr>
+          </w:p>
+        </w:tc>
+        <w:tc>
+          <w:tcPr>
+            <w:tcW w:w="0" w:type="auto"/>
+            <w:vAlign w:val="center"/>
+            <w:hideMark/>
+          </w:tcPr>
+          <w:p>
+            <w:pPr>
+              <w:spacing w:after="0" w:line="240" w:lineRule="auto"/>
+              <w:jc w:val="center"/>
               <w:rPr>
                 <w:rFonts w:eastAsia="Times New Roman" w:cs="Times New Roman"/>
                 <w:color w:val="auto"/>
@@ -6811,13 +6921,13 @@
         <w:tc>
           <w:tcPr>
             <w:tcW w:w="0" w:type="auto"/>
-            <w:hideMark/>
-          </w:tcPr>
-          <w:p>
-            <w:pPr>
-              <w:spacing w:after="0" w:line="240" w:lineRule="auto"/>
-              <w:jc w:val="center"/>
-              <w:cnfStyle w:val="000000100000" w:firstRow="0" w:lastRow="0" w:firstColumn="0" w:lastColumn="0" w:oddVBand="0" w:evenVBand="0" w:oddHBand="1" w:evenHBand="0" w:firstRowFirstColumn="0" w:firstRowLastColumn="0" w:lastRowFirstColumn="0" w:lastRowLastColumn="0"/>
+            <w:vAlign w:val="center"/>
+            <w:hideMark/>
+          </w:tcPr>
+          <w:p>
+            <w:pPr>
+              <w:spacing w:after="0" w:line="240" w:lineRule="auto"/>
+              <w:jc w:val="center"/>
               <w:rPr>
                 <w:rFonts w:eastAsia="Times New Roman" w:cs="Times New Roman"/>
                 <w:color w:val="auto"/>
@@ -6839,13 +6949,13 @@
         <w:tc>
           <w:tcPr>
             <w:tcW w:w="0" w:type="auto"/>
-            <w:hideMark/>
-          </w:tcPr>
-          <w:p>
-            <w:pPr>
-              <w:spacing w:after="0" w:line="240" w:lineRule="auto"/>
-              <w:jc w:val="center"/>
-              <w:cnfStyle w:val="000000100000" w:firstRow="0" w:lastRow="0" w:firstColumn="0" w:lastColumn="0" w:oddVBand="0" w:evenVBand="0" w:oddHBand="1" w:evenHBand="0" w:firstRowFirstColumn="0" w:firstRowLastColumn="0" w:lastRowFirstColumn="0" w:lastRowLastColumn="0"/>
+            <w:vAlign w:val="center"/>
+            <w:hideMark/>
+          </w:tcPr>
+          <w:p>
+            <w:pPr>
+              <w:spacing w:after="0" w:line="240" w:lineRule="auto"/>
+              <w:jc w:val="center"/>
               <w:rPr>
                 <w:rFonts w:eastAsia="Times New Roman" w:cs="Times New Roman"/>
                 <w:color w:val="auto"/>
@@ -6867,277 +6977,54 @@
         <w:tc>
           <w:tcPr>
             <w:tcW w:w="0" w:type="auto"/>
-            <w:hideMark/>
-          </w:tcPr>
-          <w:p>
-            <w:pPr>
-              <w:spacing w:after="0" w:line="240" w:lineRule="auto"/>
-              <w:jc w:val="center"/>
-              <w:cnfStyle w:val="000000100000" w:firstRow="0" w:lastRow="0" w:firstColumn="0" w:lastColumn="0" w:oddVBand="0" w:evenVBand="0" w:oddHBand="1" w:evenHBand="0" w:firstRowFirstColumn="0" w:firstRowLastColumn="0" w:lastRowFirstColumn="0" w:lastRowLastColumn="0"/>
-              <w:rPr>
-                <w:rFonts w:eastAsia="Times New Roman" w:cs="Times New Roman"/>
-                <w:color w:val="auto"/>
-                <w:sz w:val="22"/>
-                <w:lang w:eastAsia="es-PE"/>
-              </w:rPr>
-            </w:pPr>
-          </w:p>
-        </w:tc>
-        <w:tc>
-          <w:tcPr>
-            <w:tcW w:w="0" w:type="auto"/>
-            <w:hideMark/>
-          </w:tcPr>
-          <w:p>
-            <w:pPr>
-              <w:spacing w:after="0" w:line="240" w:lineRule="auto"/>
-              <w:jc w:val="center"/>
-              <w:cnfStyle w:val="000000100000" w:firstRow="0" w:lastRow="0" w:firstColumn="0" w:lastColumn="0" w:oddVBand="0" w:evenVBand="0" w:oddHBand="1" w:evenHBand="0" w:firstRowFirstColumn="0" w:firstRowLastColumn="0" w:lastRowFirstColumn="0" w:lastRowLastColumn="0"/>
-              <w:rPr>
-                <w:rFonts w:eastAsia="Times New Roman" w:cs="Times New Roman"/>
-                <w:color w:val="auto"/>
-                <w:sz w:val="22"/>
-                <w:lang w:eastAsia="es-PE"/>
-              </w:rPr>
-            </w:pPr>
-          </w:p>
-        </w:tc>
-        <w:tc>
-          <w:tcPr>
-            <w:tcW w:w="0" w:type="auto"/>
-            <w:hideMark/>
-          </w:tcPr>
-          <w:p>
-            <w:pPr>
-              <w:spacing w:after="0" w:line="240" w:lineRule="auto"/>
-              <w:jc w:val="center"/>
-              <w:cnfStyle w:val="000000100000" w:firstRow="0" w:lastRow="0" w:firstColumn="0" w:lastColumn="0" w:oddVBand="0" w:evenVBand="0" w:oddHBand="1" w:evenHBand="0" w:firstRowFirstColumn="0" w:firstRowLastColumn="0" w:lastRowFirstColumn="0" w:lastRowLastColumn="0"/>
-              <w:rPr>
-                <w:rFonts w:eastAsia="Times New Roman" w:cs="Times New Roman"/>
-                <w:color w:val="auto"/>
-                <w:sz w:val="22"/>
-                <w:lang w:eastAsia="es-PE"/>
-              </w:rPr>
-            </w:pPr>
-          </w:p>
-        </w:tc>
-      </w:tr>
-      <w:tr>
-        <w:tc>
-          <w:tcPr>
-            <w:cnfStyle w:val="001000000000" w:firstRow="0" w:lastRow="0" w:firstColumn="1" w:lastColumn="0" w:oddVBand="0" w:evenVBand="0" w:oddHBand="0" w:evenHBand="0" w:firstRowFirstColumn="0" w:firstRowLastColumn="0" w:lastRowFirstColumn="0" w:lastRowLastColumn="0"/>
-            <w:tcW w:w="0" w:type="auto"/>
-            <w:hideMark/>
-          </w:tcPr>
-          <w:p>
-            <w:pPr>
-              <w:spacing w:after="0" w:line="240" w:lineRule="auto"/>
-              <w:jc w:val="left"/>
-              <w:rPr>
-                <w:rFonts w:eastAsia="Times New Roman" w:cs="Times New Roman"/>
-                <w:b w:val="0"/>
-                <w:bCs w:val="0"/>
-                <w:color w:val="auto"/>
-                <w:sz w:val="22"/>
-                <w:lang w:eastAsia="es-PE"/>
-              </w:rPr>
-            </w:pPr>
-            <w:r>
-              <w:rPr>
-                <w:rFonts w:eastAsia="Times New Roman" w:cs="Times New Roman"/>
-                <w:b w:val="0"/>
-                <w:bCs w:val="0"/>
-                <w:color w:val="auto"/>
-                <w:sz w:val="22"/>
-                <w:lang w:eastAsia="es-PE"/>
-              </w:rPr>
-              <w:t>Análisis estadístico (modelo lineal mixto, Tukey, correlaciones)</w:t>
-            </w:r>
-          </w:p>
-        </w:tc>
-        <w:tc>
-          <w:tcPr>
-            <w:tcW w:w="0" w:type="auto"/>
-            <w:hideMark/>
-          </w:tcPr>
-          <w:p>
-            <w:pPr>
-              <w:spacing w:after="0" w:line="240" w:lineRule="auto"/>
-              <w:jc w:val="left"/>
-              <w:cnfStyle w:val="000000000000" w:firstRow="0" w:lastRow="0" w:firstColumn="0" w:lastColumn="0" w:oddVBand="0" w:evenVBand="0" w:oddHBand="0" w:evenHBand="0" w:firstRowFirstColumn="0" w:firstRowLastColumn="0" w:lastRowFirstColumn="0" w:lastRowLastColumn="0"/>
-              <w:rPr>
-                <w:rFonts w:eastAsia="Times New Roman" w:cs="Times New Roman"/>
-                <w:color w:val="auto"/>
-                <w:sz w:val="22"/>
-                <w:lang w:eastAsia="es-PE"/>
-              </w:rPr>
-            </w:pPr>
-          </w:p>
-        </w:tc>
-        <w:tc>
-          <w:tcPr>
-            <w:tcW w:w="0" w:type="auto"/>
-            <w:hideMark/>
-          </w:tcPr>
-          <w:p>
-            <w:pPr>
-              <w:spacing w:after="0" w:line="240" w:lineRule="auto"/>
-              <w:jc w:val="center"/>
-              <w:cnfStyle w:val="000000000000" w:firstRow="0" w:lastRow="0" w:firstColumn="0" w:lastColumn="0" w:oddVBand="0" w:evenVBand="0" w:oddHBand="0" w:evenHBand="0" w:firstRowFirstColumn="0" w:firstRowLastColumn="0" w:lastRowFirstColumn="0" w:lastRowLastColumn="0"/>
-              <w:rPr>
-                <w:rFonts w:eastAsia="Times New Roman" w:cs="Times New Roman"/>
-                <w:color w:val="auto"/>
-                <w:sz w:val="22"/>
-                <w:lang w:eastAsia="es-PE"/>
-              </w:rPr>
-            </w:pPr>
-          </w:p>
-        </w:tc>
-        <w:tc>
-          <w:tcPr>
-            <w:tcW w:w="0" w:type="auto"/>
-            <w:hideMark/>
-          </w:tcPr>
-          <w:p>
-            <w:pPr>
-              <w:spacing w:after="0" w:line="240" w:lineRule="auto"/>
-              <w:jc w:val="center"/>
-              <w:cnfStyle w:val="000000000000" w:firstRow="0" w:lastRow="0" w:firstColumn="0" w:lastColumn="0" w:oddVBand="0" w:evenVBand="0" w:oddHBand="0" w:evenHBand="0" w:firstRowFirstColumn="0" w:firstRowLastColumn="0" w:lastRowFirstColumn="0" w:lastRowLastColumn="0"/>
-              <w:rPr>
-                <w:rFonts w:eastAsia="Times New Roman" w:cs="Times New Roman"/>
-                <w:color w:val="auto"/>
-                <w:sz w:val="22"/>
-                <w:lang w:eastAsia="es-PE"/>
-              </w:rPr>
-            </w:pPr>
-          </w:p>
-        </w:tc>
-        <w:tc>
-          <w:tcPr>
-            <w:tcW w:w="0" w:type="auto"/>
-            <w:hideMark/>
-          </w:tcPr>
-          <w:p>
-            <w:pPr>
-              <w:spacing w:after="0" w:line="240" w:lineRule="auto"/>
-              <w:jc w:val="center"/>
-              <w:cnfStyle w:val="000000000000" w:firstRow="0" w:lastRow="0" w:firstColumn="0" w:lastColumn="0" w:oddVBand="0" w:evenVBand="0" w:oddHBand="0" w:evenHBand="0" w:firstRowFirstColumn="0" w:firstRowLastColumn="0" w:lastRowFirstColumn="0" w:lastRowLastColumn="0"/>
-              <w:rPr>
-                <w:rFonts w:eastAsia="Times New Roman" w:cs="Times New Roman"/>
-                <w:color w:val="auto"/>
-                <w:sz w:val="22"/>
-                <w:lang w:eastAsia="es-PE"/>
-              </w:rPr>
-            </w:pPr>
-          </w:p>
-        </w:tc>
-        <w:tc>
-          <w:tcPr>
-            <w:tcW w:w="0" w:type="auto"/>
-            <w:hideMark/>
-          </w:tcPr>
-          <w:p>
-            <w:pPr>
-              <w:spacing w:after="0" w:line="240" w:lineRule="auto"/>
-              <w:jc w:val="center"/>
-              <w:cnfStyle w:val="000000000000" w:firstRow="0" w:lastRow="0" w:firstColumn="0" w:lastColumn="0" w:oddVBand="0" w:evenVBand="0" w:oddHBand="0" w:evenHBand="0" w:firstRowFirstColumn="0" w:firstRowLastColumn="0" w:lastRowFirstColumn="0" w:lastRowLastColumn="0"/>
-              <w:rPr>
-                <w:rFonts w:eastAsia="Times New Roman" w:cs="Times New Roman"/>
-                <w:color w:val="auto"/>
-                <w:sz w:val="22"/>
-                <w:lang w:eastAsia="es-PE"/>
-              </w:rPr>
-            </w:pPr>
-            <w:r>
-              <w:rPr>
-                <w:rFonts w:eastAsia="Times New Roman" w:cs="Times New Roman"/>
-                <w:color w:val="auto"/>
-                <w:sz w:val="22"/>
-                <w:lang w:eastAsia="es-PE"/>
-              </w:rPr>
-              <w:t>X</w:t>
-            </w:r>
-          </w:p>
-        </w:tc>
-        <w:tc>
-          <w:tcPr>
-            <w:tcW w:w="0" w:type="auto"/>
-            <w:hideMark/>
-          </w:tcPr>
-          <w:p>
-            <w:pPr>
-              <w:spacing w:after="0" w:line="240" w:lineRule="auto"/>
-              <w:jc w:val="center"/>
-              <w:cnfStyle w:val="000000000000" w:firstRow="0" w:lastRow="0" w:firstColumn="0" w:lastColumn="0" w:oddVBand="0" w:evenVBand="0" w:oddHBand="0" w:evenHBand="0" w:firstRowFirstColumn="0" w:firstRowLastColumn="0" w:lastRowFirstColumn="0" w:lastRowLastColumn="0"/>
-              <w:rPr>
-                <w:rFonts w:eastAsia="Times New Roman" w:cs="Times New Roman"/>
-                <w:color w:val="auto"/>
-                <w:sz w:val="22"/>
-                <w:lang w:eastAsia="es-PE"/>
-              </w:rPr>
-            </w:pPr>
-            <w:r>
-              <w:rPr>
-                <w:rFonts w:eastAsia="Times New Roman" w:cs="Times New Roman"/>
-                <w:color w:val="auto"/>
-                <w:sz w:val="22"/>
-                <w:lang w:eastAsia="es-PE"/>
-              </w:rPr>
-              <w:t>X</w:t>
-            </w:r>
-          </w:p>
-        </w:tc>
-        <w:tc>
-          <w:tcPr>
-            <w:tcW w:w="0" w:type="auto"/>
-            <w:hideMark/>
-          </w:tcPr>
-          <w:p>
-            <w:pPr>
-              <w:spacing w:after="0" w:line="240" w:lineRule="auto"/>
-              <w:jc w:val="center"/>
-              <w:cnfStyle w:val="000000000000" w:firstRow="0" w:lastRow="0" w:firstColumn="0" w:lastColumn="0" w:oddVBand="0" w:evenVBand="0" w:oddHBand="0" w:evenHBand="0" w:firstRowFirstColumn="0" w:firstRowLastColumn="0" w:lastRowFirstColumn="0" w:lastRowLastColumn="0"/>
-              <w:rPr>
-                <w:rFonts w:eastAsia="Times New Roman" w:cs="Times New Roman"/>
-                <w:color w:val="auto"/>
-                <w:sz w:val="22"/>
-                <w:lang w:eastAsia="es-PE"/>
-              </w:rPr>
-            </w:pPr>
-          </w:p>
-        </w:tc>
-        <w:tc>
-          <w:tcPr>
-            <w:tcW w:w="0" w:type="auto"/>
-            <w:hideMark/>
-          </w:tcPr>
-          <w:p>
-            <w:pPr>
-              <w:spacing w:after="0" w:line="240" w:lineRule="auto"/>
-              <w:jc w:val="center"/>
-              <w:cnfStyle w:val="000000000000" w:firstRow="0" w:lastRow="0" w:firstColumn="0" w:lastColumn="0" w:oddVBand="0" w:evenVBand="0" w:oddHBand="0" w:evenHBand="0" w:firstRowFirstColumn="0" w:firstRowLastColumn="0" w:lastRowFirstColumn="0" w:lastRowLastColumn="0"/>
-              <w:rPr>
-                <w:rFonts w:eastAsia="Times New Roman" w:cs="Times New Roman"/>
-                <w:color w:val="auto"/>
-                <w:sz w:val="22"/>
-                <w:lang w:eastAsia="es-PE"/>
-              </w:rPr>
-            </w:pPr>
-          </w:p>
-        </w:tc>
-        <w:tc>
-          <w:tcPr>
-            <w:tcW w:w="0" w:type="auto"/>
-            <w:hideMark/>
-          </w:tcPr>
-          <w:p>
-            <w:pPr>
-              <w:spacing w:after="0" w:line="240" w:lineRule="auto"/>
-              <w:jc w:val="center"/>
-              <w:cnfStyle w:val="000000000000" w:firstRow="0" w:lastRow="0" w:firstColumn="0" w:lastColumn="0" w:oddVBand="0" w:evenVBand="0" w:oddHBand="0" w:evenHBand="0" w:firstRowFirstColumn="0" w:firstRowLastColumn="0" w:lastRowFirstColumn="0" w:lastRowLastColumn="0"/>
-              <w:rPr>
-                <w:rFonts w:eastAsia="Times New Roman" w:cs="Times New Roman"/>
-                <w:color w:val="auto"/>
+            <w:vAlign w:val="center"/>
+            <w:hideMark/>
+          </w:tcPr>
+          <w:p>
+            <w:pPr>
+              <w:spacing w:after="0" w:line="240" w:lineRule="auto"/>
+              <w:jc w:val="center"/>
+              <w:rPr>
+                <w:rFonts w:eastAsia="Times New Roman" w:cs="Times New Roman"/>
+                <w:color w:val="000000"/>
+                <w:sz w:val="22"/>
+                <w:lang w:eastAsia="es-PE"/>
+              </w:rPr>
+            </w:pPr>
+          </w:p>
+        </w:tc>
+        <w:tc>
+          <w:tcPr>
+            <w:tcW w:w="0" w:type="auto"/>
+            <w:vAlign w:val="center"/>
+            <w:hideMark/>
+          </w:tcPr>
+          <w:p>
+            <w:pPr>
+              <w:spacing w:after="0" w:line="240" w:lineRule="auto"/>
+              <w:jc w:val="center"/>
+              <w:rPr>
+                <w:rFonts w:eastAsia="Times New Roman" w:cs="Times New Roman"/>
+                <w:color w:val="000000"/>
+                <w:sz w:val="22"/>
+                <w:lang w:eastAsia="es-PE"/>
+              </w:rPr>
+            </w:pPr>
+          </w:p>
+        </w:tc>
+        <w:tc>
+          <w:tcPr>
+            <w:tcW w:w="0" w:type="auto"/>
+            <w:vAlign w:val="center"/>
+            <w:hideMark/>
+          </w:tcPr>
+          <w:p>
+            <w:pPr>
+              <w:spacing w:after="0" w:line="240" w:lineRule="auto"/>
+              <w:jc w:val="center"/>
+              <w:rPr>
+                <w:rFonts w:eastAsia="Times New Roman" w:cs="Times New Roman"/>
+                <w:color w:val="000000"/>
                 <w:sz w:val="22"/>
                 <w:lang w:eastAsia="es-PE"/>
               </w:rPr>
@@ -7147,11 +7034,10 @@
       </w:tr>
       <w:tr>
         <w:trPr>
-          <w:cnfStyle w:val="000000100000" w:firstRow="0" w:lastRow="0" w:firstColumn="0" w:lastColumn="0" w:oddVBand="0" w:evenVBand="0" w:oddHBand="1" w:evenHBand="0" w:firstRowFirstColumn="0" w:firstRowLastColumn="0" w:lastRowFirstColumn="0" w:lastRowLastColumn="0"/>
+          <w:trHeight w:val="830"/>
         </w:trPr>
         <w:tc>
           <w:tcPr>
-            <w:cnfStyle w:val="001000000000" w:firstRow="0" w:lastRow="0" w:firstColumn="1" w:lastColumn="0" w:oddVBand="0" w:evenVBand="0" w:oddHBand="0" w:evenHBand="0" w:firstRowFirstColumn="0" w:firstRowLastColumn="0" w:lastRowFirstColumn="0" w:lastRowLastColumn="0"/>
             <w:tcW w:w="0" w:type="auto"/>
             <w:hideMark/>
           </w:tcPr>
@@ -7161,8 +7047,6 @@
               <w:jc w:val="left"/>
               <w:rPr>
                 <w:rFonts w:eastAsia="Times New Roman" w:cs="Times New Roman"/>
-                <w:b w:val="0"/>
-                <w:bCs w:val="0"/>
                 <w:color w:val="auto"/>
                 <w:sz w:val="22"/>
                 <w:lang w:eastAsia="es-PE"/>
@@ -7171,121 +7055,100 @@
             <w:r>
               <w:rPr>
                 <w:rFonts w:eastAsia="Times New Roman" w:cs="Times New Roman"/>
-                <w:b w:val="0"/>
-                <w:bCs w:val="0"/>
-                <w:color w:val="auto"/>
-                <w:sz w:val="22"/>
-                <w:lang w:eastAsia="es-PE"/>
-              </w:rPr>
-              <w:t>Interpretación de resultados y revisión de errores de predicción</w:t>
+                <w:color w:val="auto"/>
+                <w:sz w:val="22"/>
+                <w:lang w:eastAsia="es-PE"/>
+              </w:rPr>
+              <w:t>Análisis estadístico (modelo lineal mixto, Tukey, correlaciones)</w:t>
             </w:r>
           </w:p>
         </w:tc>
         <w:tc>
           <w:tcPr>
             <w:tcW w:w="0" w:type="auto"/>
-            <w:hideMark/>
-          </w:tcPr>
-          <w:p>
-            <w:pPr>
-              <w:spacing w:after="0" w:line="240" w:lineRule="auto"/>
-              <w:jc w:val="left"/>
-              <w:cnfStyle w:val="000000100000" w:firstRow="0" w:lastRow="0" w:firstColumn="0" w:lastColumn="0" w:oddVBand="0" w:evenVBand="0" w:oddHBand="1" w:evenHBand="0" w:firstRowFirstColumn="0" w:firstRowLastColumn="0" w:lastRowFirstColumn="0" w:lastRowLastColumn="0"/>
-              <w:rPr>
-                <w:rFonts w:eastAsia="Times New Roman" w:cs="Times New Roman"/>
-                <w:color w:val="auto"/>
-                <w:sz w:val="22"/>
-                <w:lang w:eastAsia="es-PE"/>
-              </w:rPr>
-            </w:pPr>
-          </w:p>
-        </w:tc>
-        <w:tc>
-          <w:tcPr>
-            <w:tcW w:w="0" w:type="auto"/>
-            <w:hideMark/>
-          </w:tcPr>
-          <w:p>
-            <w:pPr>
-              <w:spacing w:after="0" w:line="240" w:lineRule="auto"/>
-              <w:jc w:val="center"/>
-              <w:cnfStyle w:val="000000100000" w:firstRow="0" w:lastRow="0" w:firstColumn="0" w:lastColumn="0" w:oddVBand="0" w:evenVBand="0" w:oddHBand="1" w:evenHBand="0" w:firstRowFirstColumn="0" w:firstRowLastColumn="0" w:lastRowFirstColumn="0" w:lastRowLastColumn="0"/>
-              <w:rPr>
-                <w:rFonts w:eastAsia="Times New Roman" w:cs="Times New Roman"/>
-                <w:color w:val="auto"/>
-                <w:sz w:val="22"/>
-                <w:lang w:eastAsia="es-PE"/>
-              </w:rPr>
-            </w:pPr>
-          </w:p>
-        </w:tc>
-        <w:tc>
-          <w:tcPr>
-            <w:tcW w:w="0" w:type="auto"/>
-            <w:hideMark/>
-          </w:tcPr>
-          <w:p>
-            <w:pPr>
-              <w:spacing w:after="0" w:line="240" w:lineRule="auto"/>
-              <w:jc w:val="center"/>
-              <w:cnfStyle w:val="000000100000" w:firstRow="0" w:lastRow="0" w:firstColumn="0" w:lastColumn="0" w:oddVBand="0" w:evenVBand="0" w:oddHBand="1" w:evenHBand="0" w:firstRowFirstColumn="0" w:firstRowLastColumn="0" w:lastRowFirstColumn="0" w:lastRowLastColumn="0"/>
-              <w:rPr>
-                <w:rFonts w:eastAsia="Times New Roman" w:cs="Times New Roman"/>
-                <w:color w:val="auto"/>
-                <w:sz w:val="22"/>
-                <w:lang w:eastAsia="es-PE"/>
-              </w:rPr>
-            </w:pPr>
-          </w:p>
-        </w:tc>
-        <w:tc>
-          <w:tcPr>
-            <w:tcW w:w="0" w:type="auto"/>
-            <w:hideMark/>
-          </w:tcPr>
-          <w:p>
-            <w:pPr>
-              <w:spacing w:after="0" w:line="240" w:lineRule="auto"/>
-              <w:jc w:val="center"/>
-              <w:cnfStyle w:val="000000100000" w:firstRow="0" w:lastRow="0" w:firstColumn="0" w:lastColumn="0" w:oddVBand="0" w:evenVBand="0" w:oddHBand="1" w:evenHBand="0" w:firstRowFirstColumn="0" w:firstRowLastColumn="0" w:lastRowFirstColumn="0" w:lastRowLastColumn="0"/>
-              <w:rPr>
-                <w:rFonts w:eastAsia="Times New Roman" w:cs="Times New Roman"/>
-                <w:color w:val="auto"/>
-                <w:sz w:val="22"/>
-                <w:lang w:eastAsia="es-PE"/>
-              </w:rPr>
-            </w:pPr>
-          </w:p>
-        </w:tc>
-        <w:tc>
-          <w:tcPr>
-            <w:tcW w:w="0" w:type="auto"/>
-            <w:hideMark/>
-          </w:tcPr>
-          <w:p>
-            <w:pPr>
-              <w:spacing w:after="0" w:line="240" w:lineRule="auto"/>
-              <w:jc w:val="center"/>
-              <w:cnfStyle w:val="000000100000" w:firstRow="0" w:lastRow="0" w:firstColumn="0" w:lastColumn="0" w:oddVBand="0" w:evenVBand="0" w:oddHBand="1" w:evenHBand="0" w:firstRowFirstColumn="0" w:firstRowLastColumn="0" w:lastRowFirstColumn="0" w:lastRowLastColumn="0"/>
-              <w:rPr>
-                <w:rFonts w:eastAsia="Times New Roman" w:cs="Times New Roman"/>
-                <w:color w:val="auto"/>
-                <w:sz w:val="22"/>
-                <w:lang w:eastAsia="es-PE"/>
-              </w:rPr>
-            </w:pPr>
-          </w:p>
-        </w:tc>
-        <w:tc>
-          <w:tcPr>
-            <w:tcW w:w="0" w:type="auto"/>
-            <w:hideMark/>
-          </w:tcPr>
-          <w:p>
-            <w:pPr>
-              <w:spacing w:after="0" w:line="240" w:lineRule="auto"/>
-              <w:jc w:val="center"/>
-              <w:cnfStyle w:val="000000100000" w:firstRow="0" w:lastRow="0" w:firstColumn="0" w:lastColumn="0" w:oddVBand="0" w:evenVBand="0" w:oddHBand="1" w:evenHBand="0" w:firstRowFirstColumn="0" w:firstRowLastColumn="0" w:lastRowFirstColumn="0" w:lastRowLastColumn="0"/>
+            <w:vAlign w:val="center"/>
+            <w:hideMark/>
+          </w:tcPr>
+          <w:p>
+            <w:pPr>
+              <w:spacing w:after="0" w:line="240" w:lineRule="auto"/>
+              <w:jc w:val="center"/>
+              <w:rPr>
+                <w:rFonts w:eastAsia="Times New Roman" w:cs="Times New Roman"/>
+                <w:color w:val="auto"/>
+                <w:sz w:val="22"/>
+                <w:lang w:eastAsia="es-PE"/>
+              </w:rPr>
+            </w:pPr>
+          </w:p>
+        </w:tc>
+        <w:tc>
+          <w:tcPr>
+            <w:tcW w:w="0" w:type="auto"/>
+            <w:vAlign w:val="center"/>
+            <w:hideMark/>
+          </w:tcPr>
+          <w:p>
+            <w:pPr>
+              <w:spacing w:after="0" w:line="240" w:lineRule="auto"/>
+              <w:jc w:val="center"/>
+              <w:rPr>
+                <w:rFonts w:eastAsia="Times New Roman" w:cs="Times New Roman"/>
+                <w:color w:val="auto"/>
+                <w:sz w:val="22"/>
+                <w:lang w:eastAsia="es-PE"/>
+              </w:rPr>
+            </w:pPr>
+          </w:p>
+        </w:tc>
+        <w:tc>
+          <w:tcPr>
+            <w:tcW w:w="0" w:type="auto"/>
+            <w:vAlign w:val="center"/>
+            <w:hideMark/>
+          </w:tcPr>
+          <w:p>
+            <w:pPr>
+              <w:spacing w:after="0" w:line="240" w:lineRule="auto"/>
+              <w:jc w:val="center"/>
+              <w:rPr>
+                <w:rFonts w:eastAsia="Times New Roman" w:cs="Times New Roman"/>
+                <w:color w:val="auto"/>
+                <w:sz w:val="22"/>
+                <w:lang w:eastAsia="es-PE"/>
+              </w:rPr>
+            </w:pPr>
+          </w:p>
+        </w:tc>
+        <w:tc>
+          <w:tcPr>
+            <w:tcW w:w="0" w:type="auto"/>
+            <w:vAlign w:val="center"/>
+            <w:hideMark/>
+          </w:tcPr>
+          <w:p>
+            <w:pPr>
+              <w:spacing w:after="0" w:line="240" w:lineRule="auto"/>
+              <w:jc w:val="center"/>
+              <w:rPr>
+                <w:rFonts w:eastAsia="Times New Roman" w:cs="Times New Roman"/>
+                <w:color w:val="auto"/>
+                <w:sz w:val="22"/>
+                <w:lang w:eastAsia="es-PE"/>
+              </w:rPr>
+            </w:pPr>
+          </w:p>
+        </w:tc>
+        <w:tc>
+          <w:tcPr>
+            <w:tcW w:w="0" w:type="auto"/>
+            <w:vAlign w:val="center"/>
+            <w:hideMark/>
+          </w:tcPr>
+          <w:p>
+            <w:pPr>
+              <w:spacing w:after="0" w:line="240" w:lineRule="auto"/>
+              <w:jc w:val="center"/>
               <w:rPr>
                 <w:rFonts w:eastAsia="Times New Roman" w:cs="Times New Roman"/>
                 <w:color w:val="auto"/>
@@ -7307,13 +7170,13 @@
         <w:tc>
           <w:tcPr>
             <w:tcW w:w="0" w:type="auto"/>
-            <w:hideMark/>
-          </w:tcPr>
-          <w:p>
-            <w:pPr>
-              <w:spacing w:after="0" w:line="240" w:lineRule="auto"/>
-              <w:jc w:val="center"/>
-              <w:cnfStyle w:val="000000100000" w:firstRow="0" w:lastRow="0" w:firstColumn="0" w:lastColumn="0" w:oddVBand="0" w:evenVBand="0" w:oddHBand="1" w:evenHBand="0" w:firstRowFirstColumn="0" w:firstRowLastColumn="0" w:lastRowFirstColumn="0" w:lastRowLastColumn="0"/>
+            <w:vAlign w:val="center"/>
+            <w:hideMark/>
+          </w:tcPr>
+          <w:p>
+            <w:pPr>
+              <w:spacing w:after="0" w:line="240" w:lineRule="auto"/>
+              <w:jc w:val="center"/>
               <w:rPr>
                 <w:rFonts w:eastAsia="Times New Roman" w:cs="Times New Roman"/>
                 <w:color w:val="auto"/>
@@ -7335,272 +7198,67 @@
         <w:tc>
           <w:tcPr>
             <w:tcW w:w="0" w:type="auto"/>
-            <w:hideMark/>
-          </w:tcPr>
-          <w:p>
-            <w:pPr>
-              <w:spacing w:after="0" w:line="240" w:lineRule="auto"/>
-              <w:jc w:val="center"/>
-              <w:cnfStyle w:val="000000100000" w:firstRow="0" w:lastRow="0" w:firstColumn="0" w:lastColumn="0" w:oddVBand="0" w:evenVBand="0" w:oddHBand="1" w:evenHBand="0" w:firstRowFirstColumn="0" w:firstRowLastColumn="0" w:lastRowFirstColumn="0" w:lastRowLastColumn="0"/>
-              <w:rPr>
-                <w:rFonts w:eastAsia="Times New Roman" w:cs="Times New Roman"/>
-                <w:color w:val="auto"/>
-                <w:sz w:val="22"/>
-                <w:lang w:eastAsia="es-PE"/>
-              </w:rPr>
-            </w:pPr>
-          </w:p>
-        </w:tc>
-        <w:tc>
-          <w:tcPr>
-            <w:tcW w:w="0" w:type="auto"/>
-            <w:hideMark/>
-          </w:tcPr>
-          <w:p>
-            <w:pPr>
-              <w:spacing w:after="0" w:line="240" w:lineRule="auto"/>
-              <w:jc w:val="center"/>
-              <w:cnfStyle w:val="000000100000" w:firstRow="0" w:lastRow="0" w:firstColumn="0" w:lastColumn="0" w:oddVBand="0" w:evenVBand="0" w:oddHBand="1" w:evenHBand="0" w:firstRowFirstColumn="0" w:firstRowLastColumn="0" w:lastRowFirstColumn="0" w:lastRowLastColumn="0"/>
-              <w:rPr>
-                <w:rFonts w:eastAsia="Times New Roman" w:cs="Times New Roman"/>
-                <w:color w:val="auto"/>
-                <w:sz w:val="22"/>
-                <w:lang w:eastAsia="es-PE"/>
-              </w:rPr>
-            </w:pPr>
-          </w:p>
-        </w:tc>
-      </w:tr>
-      <w:tr>
-        <w:tc>
-          <w:tcPr>
-            <w:cnfStyle w:val="001000000000" w:firstRow="0" w:lastRow="0" w:firstColumn="1" w:lastColumn="0" w:oddVBand="0" w:evenVBand="0" w:oddHBand="0" w:evenHBand="0" w:firstRowFirstColumn="0" w:firstRowLastColumn="0" w:lastRowFirstColumn="0" w:lastRowLastColumn="0"/>
-            <w:tcW w:w="0" w:type="auto"/>
-            <w:hideMark/>
-          </w:tcPr>
-          <w:p>
-            <w:pPr>
-              <w:spacing w:after="0" w:line="240" w:lineRule="auto"/>
-              <w:jc w:val="left"/>
-              <w:rPr>
-                <w:rFonts w:eastAsia="Times New Roman" w:cs="Times New Roman"/>
-                <w:b w:val="0"/>
-                <w:bCs w:val="0"/>
-                <w:color w:val="auto"/>
-                <w:sz w:val="22"/>
-                <w:lang w:eastAsia="es-PE"/>
-              </w:rPr>
-            </w:pPr>
-            <w:r>
-              <w:rPr>
-                <w:rFonts w:eastAsia="Times New Roman" w:cs="Times New Roman"/>
-                <w:b w:val="0"/>
-                <w:bCs w:val="0"/>
-                <w:color w:val="auto"/>
-                <w:sz w:val="22"/>
-                <w:lang w:eastAsia="es-PE"/>
-              </w:rPr>
-              <w:t>Redacción del informe y conclusiones finales del estudio</w:t>
-            </w:r>
-          </w:p>
-        </w:tc>
-        <w:tc>
-          <w:tcPr>
-            <w:tcW w:w="0" w:type="auto"/>
-            <w:hideMark/>
-          </w:tcPr>
-          <w:p>
-            <w:pPr>
-              <w:spacing w:after="0" w:line="240" w:lineRule="auto"/>
-              <w:jc w:val="left"/>
-              <w:cnfStyle w:val="000000000000" w:firstRow="0" w:lastRow="0" w:firstColumn="0" w:lastColumn="0" w:oddVBand="0" w:evenVBand="0" w:oddHBand="0" w:evenHBand="0" w:firstRowFirstColumn="0" w:firstRowLastColumn="0" w:lastRowFirstColumn="0" w:lastRowLastColumn="0"/>
-              <w:rPr>
-                <w:rFonts w:eastAsia="Times New Roman" w:cs="Times New Roman"/>
-                <w:color w:val="auto"/>
-                <w:sz w:val="22"/>
-                <w:lang w:eastAsia="es-PE"/>
-              </w:rPr>
-            </w:pPr>
-          </w:p>
-        </w:tc>
-        <w:tc>
-          <w:tcPr>
-            <w:tcW w:w="0" w:type="auto"/>
-            <w:hideMark/>
-          </w:tcPr>
-          <w:p>
-            <w:pPr>
-              <w:spacing w:after="0" w:line="240" w:lineRule="auto"/>
-              <w:jc w:val="center"/>
-              <w:cnfStyle w:val="000000000000" w:firstRow="0" w:lastRow="0" w:firstColumn="0" w:lastColumn="0" w:oddVBand="0" w:evenVBand="0" w:oddHBand="0" w:evenHBand="0" w:firstRowFirstColumn="0" w:firstRowLastColumn="0" w:lastRowFirstColumn="0" w:lastRowLastColumn="0"/>
-              <w:rPr>
-                <w:rFonts w:eastAsia="Times New Roman" w:cs="Times New Roman"/>
-                <w:color w:val="auto"/>
-                <w:sz w:val="22"/>
-                <w:lang w:eastAsia="es-PE"/>
-              </w:rPr>
-            </w:pPr>
-          </w:p>
-        </w:tc>
-        <w:tc>
-          <w:tcPr>
-            <w:tcW w:w="0" w:type="auto"/>
-            <w:hideMark/>
-          </w:tcPr>
-          <w:p>
-            <w:pPr>
-              <w:spacing w:after="0" w:line="240" w:lineRule="auto"/>
-              <w:jc w:val="center"/>
-              <w:cnfStyle w:val="000000000000" w:firstRow="0" w:lastRow="0" w:firstColumn="0" w:lastColumn="0" w:oddVBand="0" w:evenVBand="0" w:oddHBand="0" w:evenHBand="0" w:firstRowFirstColumn="0" w:firstRowLastColumn="0" w:lastRowFirstColumn="0" w:lastRowLastColumn="0"/>
-              <w:rPr>
-                <w:rFonts w:eastAsia="Times New Roman" w:cs="Times New Roman"/>
-                <w:color w:val="auto"/>
-                <w:sz w:val="22"/>
-                <w:lang w:eastAsia="es-PE"/>
-              </w:rPr>
-            </w:pPr>
-          </w:p>
-        </w:tc>
-        <w:tc>
-          <w:tcPr>
-            <w:tcW w:w="0" w:type="auto"/>
-            <w:hideMark/>
-          </w:tcPr>
-          <w:p>
-            <w:pPr>
-              <w:spacing w:after="0" w:line="240" w:lineRule="auto"/>
-              <w:jc w:val="center"/>
-              <w:cnfStyle w:val="000000000000" w:firstRow="0" w:lastRow="0" w:firstColumn="0" w:lastColumn="0" w:oddVBand="0" w:evenVBand="0" w:oddHBand="0" w:evenHBand="0" w:firstRowFirstColumn="0" w:firstRowLastColumn="0" w:lastRowFirstColumn="0" w:lastRowLastColumn="0"/>
-              <w:rPr>
-                <w:rFonts w:eastAsia="Times New Roman" w:cs="Times New Roman"/>
-                <w:color w:val="auto"/>
-                <w:sz w:val="22"/>
-                <w:lang w:eastAsia="es-PE"/>
-              </w:rPr>
-            </w:pPr>
-          </w:p>
-        </w:tc>
-        <w:tc>
-          <w:tcPr>
-            <w:tcW w:w="0" w:type="auto"/>
-            <w:hideMark/>
-          </w:tcPr>
-          <w:p>
-            <w:pPr>
-              <w:spacing w:after="0" w:line="240" w:lineRule="auto"/>
-              <w:jc w:val="center"/>
-              <w:cnfStyle w:val="000000000000" w:firstRow="0" w:lastRow="0" w:firstColumn="0" w:lastColumn="0" w:oddVBand="0" w:evenVBand="0" w:oddHBand="0" w:evenHBand="0" w:firstRowFirstColumn="0" w:firstRowLastColumn="0" w:lastRowFirstColumn="0" w:lastRowLastColumn="0"/>
-              <w:rPr>
-                <w:rFonts w:eastAsia="Times New Roman" w:cs="Times New Roman"/>
-                <w:color w:val="auto"/>
-                <w:sz w:val="22"/>
-                <w:lang w:eastAsia="es-PE"/>
-              </w:rPr>
-            </w:pPr>
-          </w:p>
-        </w:tc>
-        <w:tc>
-          <w:tcPr>
-            <w:tcW w:w="0" w:type="auto"/>
-            <w:hideMark/>
-          </w:tcPr>
-          <w:p>
-            <w:pPr>
-              <w:spacing w:after="0" w:line="240" w:lineRule="auto"/>
-              <w:jc w:val="center"/>
-              <w:cnfStyle w:val="000000000000" w:firstRow="0" w:lastRow="0" w:firstColumn="0" w:lastColumn="0" w:oddVBand="0" w:evenVBand="0" w:oddHBand="0" w:evenHBand="0" w:firstRowFirstColumn="0" w:firstRowLastColumn="0" w:lastRowFirstColumn="0" w:lastRowLastColumn="0"/>
-              <w:rPr>
-                <w:rFonts w:eastAsia="Times New Roman" w:cs="Times New Roman"/>
-                <w:color w:val="auto"/>
-                <w:sz w:val="22"/>
-                <w:lang w:eastAsia="es-PE"/>
-              </w:rPr>
-            </w:pPr>
-          </w:p>
-        </w:tc>
-        <w:tc>
-          <w:tcPr>
-            <w:tcW w:w="0" w:type="auto"/>
-            <w:hideMark/>
-          </w:tcPr>
-          <w:p>
-            <w:pPr>
-              <w:spacing w:after="0" w:line="240" w:lineRule="auto"/>
-              <w:jc w:val="center"/>
-              <w:cnfStyle w:val="000000000000" w:firstRow="0" w:lastRow="0" w:firstColumn="0" w:lastColumn="0" w:oddVBand="0" w:evenVBand="0" w:oddHBand="0" w:evenHBand="0" w:firstRowFirstColumn="0" w:firstRowLastColumn="0" w:lastRowFirstColumn="0" w:lastRowLastColumn="0"/>
-              <w:rPr>
-                <w:rFonts w:eastAsia="Times New Roman" w:cs="Times New Roman"/>
-                <w:color w:val="auto"/>
-                <w:sz w:val="22"/>
-                <w:lang w:eastAsia="es-PE"/>
-              </w:rPr>
-            </w:pPr>
-          </w:p>
-        </w:tc>
-        <w:tc>
-          <w:tcPr>
-            <w:tcW w:w="0" w:type="auto"/>
-            <w:hideMark/>
-          </w:tcPr>
-          <w:p>
-            <w:pPr>
-              <w:spacing w:after="0" w:line="240" w:lineRule="auto"/>
-              <w:jc w:val="center"/>
-              <w:cnfStyle w:val="000000000000" w:firstRow="0" w:lastRow="0" w:firstColumn="0" w:lastColumn="0" w:oddVBand="0" w:evenVBand="0" w:oddHBand="0" w:evenHBand="0" w:firstRowFirstColumn="0" w:firstRowLastColumn="0" w:lastRowFirstColumn="0" w:lastRowLastColumn="0"/>
-              <w:rPr>
-                <w:rFonts w:eastAsia="Times New Roman" w:cs="Times New Roman"/>
-                <w:color w:val="auto"/>
-                <w:sz w:val="22"/>
-                <w:lang w:eastAsia="es-PE"/>
-              </w:rPr>
-            </w:pPr>
-            <w:r>
-              <w:rPr>
-                <w:rFonts w:eastAsia="Times New Roman" w:cs="Times New Roman"/>
-                <w:color w:val="auto"/>
-                <w:sz w:val="22"/>
-                <w:lang w:eastAsia="es-PE"/>
-              </w:rPr>
-              <w:t>X</w:t>
-            </w:r>
-          </w:p>
-        </w:tc>
-        <w:tc>
-          <w:tcPr>
-            <w:tcW w:w="0" w:type="auto"/>
-            <w:hideMark/>
-          </w:tcPr>
-          <w:p>
-            <w:pPr>
-              <w:spacing w:after="0" w:line="240" w:lineRule="auto"/>
-              <w:jc w:val="center"/>
-              <w:cnfStyle w:val="000000000000" w:firstRow="0" w:lastRow="0" w:firstColumn="0" w:lastColumn="0" w:oddVBand="0" w:evenVBand="0" w:oddHBand="0" w:evenHBand="0" w:firstRowFirstColumn="0" w:firstRowLastColumn="0" w:lastRowFirstColumn="0" w:lastRowLastColumn="0"/>
-              <w:rPr>
-                <w:rFonts w:eastAsia="Times New Roman" w:cs="Times New Roman"/>
-                <w:color w:val="auto"/>
-                <w:sz w:val="22"/>
-                <w:lang w:eastAsia="es-PE"/>
-              </w:rPr>
-            </w:pPr>
-            <w:r>
-              <w:rPr>
-                <w:rFonts w:eastAsia="Times New Roman" w:cs="Times New Roman"/>
-                <w:color w:val="auto"/>
-                <w:sz w:val="22"/>
-                <w:lang w:eastAsia="es-PE"/>
-              </w:rPr>
-              <w:t>X</w:t>
-            </w:r>
+            <w:vAlign w:val="center"/>
+            <w:hideMark/>
+          </w:tcPr>
+          <w:p>
+            <w:pPr>
+              <w:spacing w:after="0" w:line="240" w:lineRule="auto"/>
+              <w:jc w:val="center"/>
+              <w:rPr>
+                <w:rFonts w:eastAsia="Times New Roman" w:cs="Times New Roman"/>
+                <w:color w:val="auto"/>
+                <w:sz w:val="22"/>
+                <w:lang w:eastAsia="es-PE"/>
+              </w:rPr>
+            </w:pPr>
+          </w:p>
+        </w:tc>
+        <w:tc>
+          <w:tcPr>
+            <w:tcW w:w="0" w:type="auto"/>
+            <w:vAlign w:val="center"/>
+            <w:hideMark/>
+          </w:tcPr>
+          <w:p>
+            <w:pPr>
+              <w:spacing w:after="0" w:line="240" w:lineRule="auto"/>
+              <w:jc w:val="center"/>
+              <w:rPr>
+                <w:rFonts w:eastAsia="Times New Roman" w:cs="Times New Roman"/>
+                <w:color w:val="auto"/>
+                <w:sz w:val="22"/>
+                <w:lang w:eastAsia="es-PE"/>
+              </w:rPr>
+            </w:pPr>
+          </w:p>
+        </w:tc>
+        <w:tc>
+          <w:tcPr>
+            <w:tcW w:w="0" w:type="auto"/>
+            <w:vAlign w:val="center"/>
+            <w:hideMark/>
+          </w:tcPr>
+          <w:p>
+            <w:pPr>
+              <w:spacing w:after="0" w:line="240" w:lineRule="auto"/>
+              <w:jc w:val="center"/>
+              <w:rPr>
+                <w:rFonts w:eastAsia="Times New Roman" w:cs="Times New Roman"/>
+                <w:color w:val="auto"/>
+                <w:sz w:val="22"/>
+                <w:lang w:eastAsia="es-PE"/>
+              </w:rPr>
+            </w:pPr>
           </w:p>
         </w:tc>
       </w:tr>
       <w:tr>
         <w:trPr>
-          <w:cnfStyle w:val="000000100000" w:firstRow="0" w:lastRow="0" w:firstColumn="0" w:lastColumn="0" w:oddVBand="0" w:evenVBand="0" w:oddHBand="1" w:evenHBand="0" w:firstRowFirstColumn="0" w:firstRowLastColumn="0" w:lastRowFirstColumn="0" w:lastRowLastColumn="0"/>
+          <w:trHeight w:val="559"/>
         </w:trPr>
         <w:tc>
           <w:tcPr>
-            <w:cnfStyle w:val="001000000000" w:firstRow="0" w:lastRow="0" w:firstColumn="1" w:lastColumn="0" w:oddVBand="0" w:evenVBand="0" w:oddHBand="0" w:evenHBand="0" w:firstRowFirstColumn="0" w:firstRowLastColumn="0" w:lastRowFirstColumn="0" w:lastRowLastColumn="0"/>
             <w:tcW w:w="0" w:type="auto"/>
             <w:hideMark/>
           </w:tcPr>
@@ -7610,8 +7268,6 @@
               <w:jc w:val="left"/>
               <w:rPr>
                 <w:rFonts w:eastAsia="Times New Roman" w:cs="Times New Roman"/>
-                <w:b w:val="0"/>
-                <w:bCs w:val="0"/>
                 <w:color w:val="auto"/>
                 <w:sz w:val="22"/>
                 <w:lang w:eastAsia="es-PE"/>
@@ -7620,8 +7276,448 @@
             <w:r>
               <w:rPr>
                 <w:rFonts w:eastAsia="Times New Roman" w:cs="Times New Roman"/>
-                <w:b w:val="0"/>
-                <w:bCs w:val="0"/>
+                <w:color w:val="auto"/>
+                <w:sz w:val="22"/>
+                <w:lang w:eastAsia="es-PE"/>
+              </w:rPr>
+              <w:t>Interpretación de resultados y revisión de errores de predicción</w:t>
+            </w:r>
+          </w:p>
+        </w:tc>
+        <w:tc>
+          <w:tcPr>
+            <w:tcW w:w="0" w:type="auto"/>
+            <w:vAlign w:val="center"/>
+            <w:hideMark/>
+          </w:tcPr>
+          <w:p>
+            <w:pPr>
+              <w:spacing w:after="0" w:line="240" w:lineRule="auto"/>
+              <w:jc w:val="center"/>
+              <w:rPr>
+                <w:rFonts w:eastAsia="Times New Roman" w:cs="Times New Roman"/>
+                <w:color w:val="000000"/>
+                <w:sz w:val="22"/>
+                <w:lang w:eastAsia="es-PE"/>
+              </w:rPr>
+            </w:pPr>
+          </w:p>
+        </w:tc>
+        <w:tc>
+          <w:tcPr>
+            <w:tcW w:w="0" w:type="auto"/>
+            <w:vAlign w:val="center"/>
+            <w:hideMark/>
+          </w:tcPr>
+          <w:p>
+            <w:pPr>
+              <w:spacing w:after="0" w:line="240" w:lineRule="auto"/>
+              <w:jc w:val="center"/>
+              <w:rPr>
+                <w:rFonts w:eastAsia="Times New Roman" w:cs="Times New Roman"/>
+                <w:color w:val="000000"/>
+                <w:sz w:val="22"/>
+                <w:lang w:eastAsia="es-PE"/>
+              </w:rPr>
+            </w:pPr>
+          </w:p>
+        </w:tc>
+        <w:tc>
+          <w:tcPr>
+            <w:tcW w:w="0" w:type="auto"/>
+            <w:vAlign w:val="center"/>
+            <w:hideMark/>
+          </w:tcPr>
+          <w:p>
+            <w:pPr>
+              <w:spacing w:after="0" w:line="240" w:lineRule="auto"/>
+              <w:jc w:val="center"/>
+              <w:rPr>
+                <w:rFonts w:eastAsia="Times New Roman" w:cs="Times New Roman"/>
+                <w:color w:val="000000"/>
+                <w:sz w:val="22"/>
+                <w:lang w:eastAsia="es-PE"/>
+              </w:rPr>
+            </w:pPr>
+          </w:p>
+        </w:tc>
+        <w:tc>
+          <w:tcPr>
+            <w:tcW w:w="0" w:type="auto"/>
+            <w:vAlign w:val="center"/>
+            <w:hideMark/>
+          </w:tcPr>
+          <w:p>
+            <w:pPr>
+              <w:spacing w:after="0" w:line="240" w:lineRule="auto"/>
+              <w:jc w:val="center"/>
+              <w:rPr>
+                <w:rFonts w:eastAsia="Times New Roman" w:cs="Times New Roman"/>
+                <w:color w:val="000000"/>
+                <w:sz w:val="22"/>
+                <w:lang w:eastAsia="es-PE"/>
+              </w:rPr>
+            </w:pPr>
+          </w:p>
+        </w:tc>
+        <w:tc>
+          <w:tcPr>
+            <w:tcW w:w="0" w:type="auto"/>
+            <w:vAlign w:val="center"/>
+            <w:hideMark/>
+          </w:tcPr>
+          <w:p>
+            <w:pPr>
+              <w:spacing w:after="0" w:line="240" w:lineRule="auto"/>
+              <w:jc w:val="center"/>
+              <w:rPr>
+                <w:rFonts w:eastAsia="Times New Roman" w:cs="Times New Roman"/>
+                <w:color w:val="000000"/>
+                <w:sz w:val="22"/>
+                <w:lang w:eastAsia="es-PE"/>
+              </w:rPr>
+            </w:pPr>
+          </w:p>
+        </w:tc>
+        <w:tc>
+          <w:tcPr>
+            <w:tcW w:w="0" w:type="auto"/>
+            <w:vAlign w:val="center"/>
+            <w:hideMark/>
+          </w:tcPr>
+          <w:p>
+            <w:pPr>
+              <w:spacing w:after="0" w:line="240" w:lineRule="auto"/>
+              <w:jc w:val="center"/>
+              <w:rPr>
+                <w:rFonts w:eastAsia="Times New Roman" w:cs="Times New Roman"/>
+                <w:color w:val="auto"/>
+                <w:sz w:val="22"/>
+                <w:lang w:eastAsia="es-PE"/>
+              </w:rPr>
+            </w:pPr>
+            <w:r>
+              <w:rPr>
+                <w:rFonts w:eastAsia="Times New Roman" w:cs="Times New Roman"/>
+                <w:color w:val="auto"/>
+                <w:sz w:val="22"/>
+                <w:lang w:eastAsia="es-PE"/>
+              </w:rPr>
+              <w:t>X</w:t>
+            </w:r>
+          </w:p>
+        </w:tc>
+        <w:tc>
+          <w:tcPr>
+            <w:tcW w:w="0" w:type="auto"/>
+            <w:vAlign w:val="center"/>
+            <w:hideMark/>
+          </w:tcPr>
+          <w:p>
+            <w:pPr>
+              <w:spacing w:after="0" w:line="240" w:lineRule="auto"/>
+              <w:jc w:val="center"/>
+              <w:rPr>
+                <w:rFonts w:eastAsia="Times New Roman" w:cs="Times New Roman"/>
+                <w:color w:val="auto"/>
+                <w:sz w:val="22"/>
+                <w:lang w:eastAsia="es-PE"/>
+              </w:rPr>
+            </w:pPr>
+            <w:r>
+              <w:rPr>
+                <w:rFonts w:eastAsia="Times New Roman" w:cs="Times New Roman"/>
+                <w:color w:val="auto"/>
+                <w:sz w:val="22"/>
+                <w:lang w:eastAsia="es-PE"/>
+              </w:rPr>
+              <w:t>X</w:t>
+            </w:r>
+          </w:p>
+        </w:tc>
+        <w:tc>
+          <w:tcPr>
+            <w:tcW w:w="0" w:type="auto"/>
+            <w:vAlign w:val="center"/>
+            <w:hideMark/>
+          </w:tcPr>
+          <w:p>
+            <w:pPr>
+              <w:spacing w:after="0" w:line="240" w:lineRule="auto"/>
+              <w:jc w:val="center"/>
+              <w:rPr>
+                <w:rFonts w:eastAsia="Times New Roman" w:cs="Times New Roman"/>
+                <w:color w:val="000000"/>
+                <w:sz w:val="22"/>
+                <w:lang w:eastAsia="es-PE"/>
+              </w:rPr>
+            </w:pPr>
+          </w:p>
+        </w:tc>
+        <w:tc>
+          <w:tcPr>
+            <w:tcW w:w="0" w:type="auto"/>
+            <w:vAlign w:val="center"/>
+            <w:hideMark/>
+          </w:tcPr>
+          <w:p>
+            <w:pPr>
+              <w:spacing w:after="0" w:line="240" w:lineRule="auto"/>
+              <w:jc w:val="center"/>
+              <w:rPr>
+                <w:rFonts w:eastAsia="Times New Roman" w:cs="Times New Roman"/>
+                <w:color w:val="000000"/>
+                <w:sz w:val="22"/>
+                <w:lang w:eastAsia="es-PE"/>
+              </w:rPr>
+            </w:pPr>
+          </w:p>
+        </w:tc>
+      </w:tr>
+      <w:tr>
+        <w:trPr>
+          <w:trHeight w:val="553"/>
+        </w:trPr>
+        <w:tc>
+          <w:tcPr>
+            <w:tcW w:w="0" w:type="auto"/>
+            <w:hideMark/>
+          </w:tcPr>
+          <w:p>
+            <w:pPr>
+              <w:spacing w:after="0" w:line="240" w:lineRule="auto"/>
+              <w:jc w:val="left"/>
+              <w:rPr>
+                <w:rFonts w:eastAsia="Times New Roman" w:cs="Times New Roman"/>
+                <w:color w:val="auto"/>
+                <w:sz w:val="22"/>
+                <w:lang w:eastAsia="es-PE"/>
+              </w:rPr>
+            </w:pPr>
+            <w:r>
+              <w:rPr>
+                <w:rFonts w:eastAsia="Times New Roman" w:cs="Times New Roman"/>
+                <w:color w:val="auto"/>
+                <w:sz w:val="22"/>
+                <w:lang w:eastAsia="es-PE"/>
+              </w:rPr>
+              <w:t>Redacción del informe y conclusiones finales del estudio</w:t>
+            </w:r>
+          </w:p>
+        </w:tc>
+        <w:tc>
+          <w:tcPr>
+            <w:tcW w:w="0" w:type="auto"/>
+            <w:vAlign w:val="center"/>
+            <w:hideMark/>
+          </w:tcPr>
+          <w:p>
+            <w:pPr>
+              <w:spacing w:after="0" w:line="240" w:lineRule="auto"/>
+              <w:jc w:val="center"/>
+              <w:rPr>
+                <w:rFonts w:eastAsia="Times New Roman" w:cs="Times New Roman"/>
+                <w:color w:val="auto"/>
+                <w:sz w:val="22"/>
+                <w:lang w:eastAsia="es-PE"/>
+              </w:rPr>
+            </w:pPr>
+          </w:p>
+        </w:tc>
+        <w:tc>
+          <w:tcPr>
+            <w:tcW w:w="0" w:type="auto"/>
+            <w:vAlign w:val="center"/>
+            <w:hideMark/>
+          </w:tcPr>
+          <w:p>
+            <w:pPr>
+              <w:spacing w:after="0" w:line="240" w:lineRule="auto"/>
+              <w:jc w:val="center"/>
+              <w:rPr>
+                <w:rFonts w:eastAsia="Times New Roman" w:cs="Times New Roman"/>
+                <w:color w:val="auto"/>
+                <w:sz w:val="22"/>
+                <w:lang w:eastAsia="es-PE"/>
+              </w:rPr>
+            </w:pPr>
+          </w:p>
+        </w:tc>
+        <w:tc>
+          <w:tcPr>
+            <w:tcW w:w="0" w:type="auto"/>
+            <w:vAlign w:val="center"/>
+            <w:hideMark/>
+          </w:tcPr>
+          <w:p>
+            <w:pPr>
+              <w:spacing w:after="0" w:line="240" w:lineRule="auto"/>
+              <w:jc w:val="center"/>
+              <w:rPr>
+                <w:rFonts w:eastAsia="Times New Roman" w:cs="Times New Roman"/>
+                <w:color w:val="auto"/>
+                <w:sz w:val="22"/>
+                <w:lang w:eastAsia="es-PE"/>
+              </w:rPr>
+            </w:pPr>
+          </w:p>
+        </w:tc>
+        <w:tc>
+          <w:tcPr>
+            <w:tcW w:w="0" w:type="auto"/>
+            <w:vAlign w:val="center"/>
+            <w:hideMark/>
+          </w:tcPr>
+          <w:p>
+            <w:pPr>
+              <w:spacing w:after="0" w:line="240" w:lineRule="auto"/>
+              <w:jc w:val="center"/>
+              <w:rPr>
+                <w:rFonts w:eastAsia="Times New Roman" w:cs="Times New Roman"/>
+                <w:color w:val="auto"/>
+                <w:sz w:val="22"/>
+                <w:lang w:eastAsia="es-PE"/>
+              </w:rPr>
+            </w:pPr>
+          </w:p>
+        </w:tc>
+        <w:tc>
+          <w:tcPr>
+            <w:tcW w:w="0" w:type="auto"/>
+            <w:vAlign w:val="center"/>
+            <w:hideMark/>
+          </w:tcPr>
+          <w:p>
+            <w:pPr>
+              <w:spacing w:after="0" w:line="240" w:lineRule="auto"/>
+              <w:jc w:val="center"/>
+              <w:rPr>
+                <w:rFonts w:eastAsia="Times New Roman" w:cs="Times New Roman"/>
+                <w:color w:val="auto"/>
+                <w:sz w:val="22"/>
+                <w:lang w:eastAsia="es-PE"/>
+              </w:rPr>
+            </w:pPr>
+          </w:p>
+        </w:tc>
+        <w:tc>
+          <w:tcPr>
+            <w:tcW w:w="0" w:type="auto"/>
+            <w:vAlign w:val="center"/>
+            <w:hideMark/>
+          </w:tcPr>
+          <w:p>
+            <w:pPr>
+              <w:spacing w:after="0" w:line="240" w:lineRule="auto"/>
+              <w:jc w:val="center"/>
+              <w:rPr>
+                <w:rFonts w:eastAsia="Times New Roman" w:cs="Times New Roman"/>
+                <w:color w:val="auto"/>
+                <w:sz w:val="22"/>
+                <w:lang w:eastAsia="es-PE"/>
+              </w:rPr>
+            </w:pPr>
+          </w:p>
+        </w:tc>
+        <w:tc>
+          <w:tcPr>
+            <w:tcW w:w="0" w:type="auto"/>
+            <w:vAlign w:val="center"/>
+            <w:hideMark/>
+          </w:tcPr>
+          <w:p>
+            <w:pPr>
+              <w:spacing w:after="0" w:line="240" w:lineRule="auto"/>
+              <w:jc w:val="center"/>
+              <w:rPr>
+                <w:rFonts w:eastAsia="Times New Roman" w:cs="Times New Roman"/>
+                <w:color w:val="auto"/>
+                <w:sz w:val="22"/>
+                <w:lang w:eastAsia="es-PE"/>
+              </w:rPr>
+            </w:pPr>
+          </w:p>
+        </w:tc>
+        <w:tc>
+          <w:tcPr>
+            <w:tcW w:w="0" w:type="auto"/>
+            <w:vAlign w:val="center"/>
+            <w:hideMark/>
+          </w:tcPr>
+          <w:p>
+            <w:pPr>
+              <w:spacing w:after="0" w:line="240" w:lineRule="auto"/>
+              <w:jc w:val="center"/>
+              <w:rPr>
+                <w:rFonts w:eastAsia="Times New Roman" w:cs="Times New Roman"/>
+                <w:color w:val="auto"/>
+                <w:sz w:val="22"/>
+                <w:lang w:eastAsia="es-PE"/>
+              </w:rPr>
+            </w:pPr>
+            <w:r>
+              <w:rPr>
+                <w:rFonts w:eastAsia="Times New Roman" w:cs="Times New Roman"/>
+                <w:color w:val="auto"/>
+                <w:sz w:val="22"/>
+                <w:lang w:eastAsia="es-PE"/>
+              </w:rPr>
+              <w:t>X</w:t>
+            </w:r>
+          </w:p>
+        </w:tc>
+        <w:tc>
+          <w:tcPr>
+            <w:tcW w:w="0" w:type="auto"/>
+            <w:vAlign w:val="center"/>
+            <w:hideMark/>
+          </w:tcPr>
+          <w:p>
+            <w:pPr>
+              <w:spacing w:after="0" w:line="240" w:lineRule="auto"/>
+              <w:jc w:val="center"/>
+              <w:rPr>
+                <w:rFonts w:eastAsia="Times New Roman" w:cs="Times New Roman"/>
+                <w:color w:val="auto"/>
+                <w:sz w:val="22"/>
+                <w:lang w:eastAsia="es-PE"/>
+              </w:rPr>
+            </w:pPr>
+            <w:r>
+              <w:rPr>
+                <w:rFonts w:eastAsia="Times New Roman" w:cs="Times New Roman"/>
+                <w:color w:val="auto"/>
+                <w:sz w:val="22"/>
+                <w:lang w:eastAsia="es-PE"/>
+              </w:rPr>
+              <w:t>X</w:t>
+            </w:r>
+          </w:p>
+        </w:tc>
+      </w:tr>
+      <w:tr>
+        <w:trPr>
+          <w:trHeight w:val="561"/>
+        </w:trPr>
+        <w:tc>
+          <w:tcPr>
+            <w:tcW w:w="0" w:type="auto"/>
+            <w:hideMark/>
+          </w:tcPr>
+          <w:p>
+            <w:pPr>
+              <w:spacing w:after="0" w:line="240" w:lineRule="auto"/>
+              <w:jc w:val="left"/>
+              <w:rPr>
+                <w:rFonts w:eastAsia="Times New Roman" w:cs="Times New Roman"/>
+                <w:color w:val="auto"/>
+                <w:sz w:val="22"/>
+                <w:lang w:eastAsia="es-PE"/>
+              </w:rPr>
+            </w:pPr>
+            <w:r>
+              <w:rPr>
+                <w:rFonts w:eastAsia="Times New Roman" w:cs="Times New Roman"/>
                 <w:color w:val="auto"/>
                 <w:sz w:val="22"/>
                 <w:lang w:eastAsia="es-PE"/>
@@ -7633,165 +7729,165 @@
         <w:tc>
           <w:tcPr>
             <w:tcW w:w="0" w:type="auto"/>
-            <w:hideMark/>
-          </w:tcPr>
-          <w:p>
-            <w:pPr>
-              <w:spacing w:after="0" w:line="240" w:lineRule="auto"/>
-              <w:jc w:val="left"/>
-              <w:cnfStyle w:val="000000100000" w:firstRow="0" w:lastRow="0" w:firstColumn="0" w:lastColumn="0" w:oddVBand="0" w:evenVBand="0" w:oddHBand="1" w:evenHBand="0" w:firstRowFirstColumn="0" w:firstRowLastColumn="0" w:lastRowFirstColumn="0" w:lastRowLastColumn="0"/>
-              <w:rPr>
-                <w:rFonts w:eastAsia="Times New Roman" w:cs="Times New Roman"/>
-                <w:color w:val="auto"/>
-                <w:sz w:val="22"/>
-                <w:lang w:eastAsia="es-PE"/>
-              </w:rPr>
-            </w:pPr>
-          </w:p>
-        </w:tc>
-        <w:tc>
-          <w:tcPr>
-            <w:tcW w:w="0" w:type="auto"/>
-            <w:hideMark/>
-          </w:tcPr>
-          <w:p>
-            <w:pPr>
-              <w:spacing w:after="0" w:line="240" w:lineRule="auto"/>
-              <w:jc w:val="center"/>
-              <w:cnfStyle w:val="000000100000" w:firstRow="0" w:lastRow="0" w:firstColumn="0" w:lastColumn="0" w:oddVBand="0" w:evenVBand="0" w:oddHBand="1" w:evenHBand="0" w:firstRowFirstColumn="0" w:firstRowLastColumn="0" w:lastRowFirstColumn="0" w:lastRowLastColumn="0"/>
-              <w:rPr>
-                <w:rFonts w:eastAsia="Times New Roman" w:cs="Times New Roman"/>
-                <w:color w:val="auto"/>
-                <w:sz w:val="22"/>
-                <w:lang w:eastAsia="es-PE"/>
-              </w:rPr>
-            </w:pPr>
-          </w:p>
-        </w:tc>
-        <w:tc>
-          <w:tcPr>
-            <w:tcW w:w="0" w:type="auto"/>
-            <w:hideMark/>
-          </w:tcPr>
-          <w:p>
-            <w:pPr>
-              <w:spacing w:after="0" w:line="240" w:lineRule="auto"/>
-              <w:jc w:val="center"/>
-              <w:cnfStyle w:val="000000100000" w:firstRow="0" w:lastRow="0" w:firstColumn="0" w:lastColumn="0" w:oddVBand="0" w:evenVBand="0" w:oddHBand="1" w:evenHBand="0" w:firstRowFirstColumn="0" w:firstRowLastColumn="0" w:lastRowFirstColumn="0" w:lastRowLastColumn="0"/>
-              <w:rPr>
-                <w:rFonts w:eastAsia="Times New Roman" w:cs="Times New Roman"/>
-                <w:color w:val="auto"/>
-                <w:sz w:val="22"/>
-                <w:lang w:eastAsia="es-PE"/>
-              </w:rPr>
-            </w:pPr>
-          </w:p>
-        </w:tc>
-        <w:tc>
-          <w:tcPr>
-            <w:tcW w:w="0" w:type="auto"/>
-            <w:hideMark/>
-          </w:tcPr>
-          <w:p>
-            <w:pPr>
-              <w:spacing w:after="0" w:line="240" w:lineRule="auto"/>
-              <w:jc w:val="center"/>
-              <w:cnfStyle w:val="000000100000" w:firstRow="0" w:lastRow="0" w:firstColumn="0" w:lastColumn="0" w:oddVBand="0" w:evenVBand="0" w:oddHBand="1" w:evenHBand="0" w:firstRowFirstColumn="0" w:firstRowLastColumn="0" w:lastRowFirstColumn="0" w:lastRowLastColumn="0"/>
-              <w:rPr>
-                <w:rFonts w:eastAsia="Times New Roman" w:cs="Times New Roman"/>
-                <w:color w:val="auto"/>
-                <w:sz w:val="22"/>
-                <w:lang w:eastAsia="es-PE"/>
-              </w:rPr>
-            </w:pPr>
-          </w:p>
-        </w:tc>
-        <w:tc>
-          <w:tcPr>
-            <w:tcW w:w="0" w:type="auto"/>
-            <w:hideMark/>
-          </w:tcPr>
-          <w:p>
-            <w:pPr>
-              <w:spacing w:after="0" w:line="240" w:lineRule="auto"/>
-              <w:jc w:val="center"/>
-              <w:cnfStyle w:val="000000100000" w:firstRow="0" w:lastRow="0" w:firstColumn="0" w:lastColumn="0" w:oddVBand="0" w:evenVBand="0" w:oddHBand="1" w:evenHBand="0" w:firstRowFirstColumn="0" w:firstRowLastColumn="0" w:lastRowFirstColumn="0" w:lastRowLastColumn="0"/>
-              <w:rPr>
-                <w:rFonts w:eastAsia="Times New Roman" w:cs="Times New Roman"/>
-                <w:color w:val="auto"/>
-                <w:sz w:val="22"/>
-                <w:lang w:eastAsia="es-PE"/>
-              </w:rPr>
-            </w:pPr>
-          </w:p>
-        </w:tc>
-        <w:tc>
-          <w:tcPr>
-            <w:tcW w:w="0" w:type="auto"/>
-            <w:hideMark/>
-          </w:tcPr>
-          <w:p>
-            <w:pPr>
-              <w:spacing w:after="0" w:line="240" w:lineRule="auto"/>
-              <w:jc w:val="center"/>
-              <w:cnfStyle w:val="000000100000" w:firstRow="0" w:lastRow="0" w:firstColumn="0" w:lastColumn="0" w:oddVBand="0" w:evenVBand="0" w:oddHBand="1" w:evenHBand="0" w:firstRowFirstColumn="0" w:firstRowLastColumn="0" w:lastRowFirstColumn="0" w:lastRowLastColumn="0"/>
-              <w:rPr>
-                <w:rFonts w:eastAsia="Times New Roman" w:cs="Times New Roman"/>
-                <w:color w:val="auto"/>
-                <w:sz w:val="22"/>
-                <w:lang w:eastAsia="es-PE"/>
-              </w:rPr>
-            </w:pPr>
-          </w:p>
-        </w:tc>
-        <w:tc>
-          <w:tcPr>
-            <w:tcW w:w="0" w:type="auto"/>
-            <w:hideMark/>
-          </w:tcPr>
-          <w:p>
-            <w:pPr>
-              <w:spacing w:after="0" w:line="240" w:lineRule="auto"/>
-              <w:jc w:val="center"/>
-              <w:cnfStyle w:val="000000100000" w:firstRow="0" w:lastRow="0" w:firstColumn="0" w:lastColumn="0" w:oddVBand="0" w:evenVBand="0" w:oddHBand="1" w:evenHBand="0" w:firstRowFirstColumn="0" w:firstRowLastColumn="0" w:lastRowFirstColumn="0" w:lastRowLastColumn="0"/>
-              <w:rPr>
-                <w:rFonts w:eastAsia="Times New Roman" w:cs="Times New Roman"/>
-                <w:color w:val="auto"/>
-                <w:sz w:val="22"/>
-                <w:lang w:eastAsia="es-PE"/>
-              </w:rPr>
-            </w:pPr>
-          </w:p>
-        </w:tc>
-        <w:tc>
-          <w:tcPr>
-            <w:tcW w:w="0" w:type="auto"/>
-            <w:hideMark/>
-          </w:tcPr>
-          <w:p>
-            <w:pPr>
-              <w:spacing w:after="0" w:line="240" w:lineRule="auto"/>
-              <w:jc w:val="center"/>
-              <w:cnfStyle w:val="000000100000" w:firstRow="0" w:lastRow="0" w:firstColumn="0" w:lastColumn="0" w:oddVBand="0" w:evenVBand="0" w:oddHBand="1" w:evenHBand="0" w:firstRowFirstColumn="0" w:firstRowLastColumn="0" w:lastRowFirstColumn="0" w:lastRowLastColumn="0"/>
-              <w:rPr>
-                <w:rFonts w:eastAsia="Times New Roman" w:cs="Times New Roman"/>
-                <w:color w:val="auto"/>
-                <w:sz w:val="22"/>
-                <w:lang w:eastAsia="es-PE"/>
-              </w:rPr>
-            </w:pPr>
-          </w:p>
-        </w:tc>
-        <w:tc>
-          <w:tcPr>
-            <w:tcW w:w="0" w:type="auto"/>
-            <w:hideMark/>
-          </w:tcPr>
-          <w:p>
-            <w:pPr>
-              <w:spacing w:after="0" w:line="240" w:lineRule="auto"/>
-              <w:jc w:val="center"/>
-              <w:cnfStyle w:val="000000100000" w:firstRow="0" w:lastRow="0" w:firstColumn="0" w:lastColumn="0" w:oddVBand="0" w:evenVBand="0" w:oddHBand="1" w:evenHBand="0" w:firstRowFirstColumn="0" w:firstRowLastColumn="0" w:lastRowFirstColumn="0" w:lastRowLastColumn="0"/>
+            <w:vAlign w:val="center"/>
+            <w:hideMark/>
+          </w:tcPr>
+          <w:p>
+            <w:pPr>
+              <w:spacing w:after="0" w:line="240" w:lineRule="auto"/>
+              <w:jc w:val="center"/>
+              <w:rPr>
+                <w:rFonts w:eastAsia="Times New Roman" w:cs="Times New Roman"/>
+                <w:color w:val="000000"/>
+                <w:sz w:val="22"/>
+                <w:lang w:eastAsia="es-PE"/>
+              </w:rPr>
+            </w:pPr>
+          </w:p>
+        </w:tc>
+        <w:tc>
+          <w:tcPr>
+            <w:tcW w:w="0" w:type="auto"/>
+            <w:vAlign w:val="center"/>
+            <w:hideMark/>
+          </w:tcPr>
+          <w:p>
+            <w:pPr>
+              <w:spacing w:after="0" w:line="240" w:lineRule="auto"/>
+              <w:jc w:val="center"/>
+              <w:rPr>
+                <w:rFonts w:eastAsia="Times New Roman" w:cs="Times New Roman"/>
+                <w:color w:val="000000"/>
+                <w:sz w:val="22"/>
+                <w:lang w:eastAsia="es-PE"/>
+              </w:rPr>
+            </w:pPr>
+          </w:p>
+        </w:tc>
+        <w:tc>
+          <w:tcPr>
+            <w:tcW w:w="0" w:type="auto"/>
+            <w:vAlign w:val="center"/>
+            <w:hideMark/>
+          </w:tcPr>
+          <w:p>
+            <w:pPr>
+              <w:spacing w:after="0" w:line="240" w:lineRule="auto"/>
+              <w:jc w:val="center"/>
+              <w:rPr>
+                <w:rFonts w:eastAsia="Times New Roman" w:cs="Times New Roman"/>
+                <w:color w:val="000000"/>
+                <w:sz w:val="22"/>
+                <w:lang w:eastAsia="es-PE"/>
+              </w:rPr>
+            </w:pPr>
+          </w:p>
+        </w:tc>
+        <w:tc>
+          <w:tcPr>
+            <w:tcW w:w="0" w:type="auto"/>
+            <w:vAlign w:val="center"/>
+            <w:hideMark/>
+          </w:tcPr>
+          <w:p>
+            <w:pPr>
+              <w:spacing w:after="0" w:line="240" w:lineRule="auto"/>
+              <w:jc w:val="center"/>
+              <w:rPr>
+                <w:rFonts w:eastAsia="Times New Roman" w:cs="Times New Roman"/>
+                <w:color w:val="000000"/>
+                <w:sz w:val="22"/>
+                <w:lang w:eastAsia="es-PE"/>
+              </w:rPr>
+            </w:pPr>
+          </w:p>
+        </w:tc>
+        <w:tc>
+          <w:tcPr>
+            <w:tcW w:w="0" w:type="auto"/>
+            <w:vAlign w:val="center"/>
+            <w:hideMark/>
+          </w:tcPr>
+          <w:p>
+            <w:pPr>
+              <w:spacing w:after="0" w:line="240" w:lineRule="auto"/>
+              <w:jc w:val="center"/>
+              <w:rPr>
+                <w:rFonts w:eastAsia="Times New Roman" w:cs="Times New Roman"/>
+                <w:color w:val="000000"/>
+                <w:sz w:val="22"/>
+                <w:lang w:eastAsia="es-PE"/>
+              </w:rPr>
+            </w:pPr>
+          </w:p>
+        </w:tc>
+        <w:tc>
+          <w:tcPr>
+            <w:tcW w:w="0" w:type="auto"/>
+            <w:vAlign w:val="center"/>
+            <w:hideMark/>
+          </w:tcPr>
+          <w:p>
+            <w:pPr>
+              <w:spacing w:after="0" w:line="240" w:lineRule="auto"/>
+              <w:jc w:val="center"/>
+              <w:rPr>
+                <w:rFonts w:eastAsia="Times New Roman" w:cs="Times New Roman"/>
+                <w:color w:val="000000"/>
+                <w:sz w:val="22"/>
+                <w:lang w:eastAsia="es-PE"/>
+              </w:rPr>
+            </w:pPr>
+          </w:p>
+        </w:tc>
+        <w:tc>
+          <w:tcPr>
+            <w:tcW w:w="0" w:type="auto"/>
+            <w:vAlign w:val="center"/>
+            <w:hideMark/>
+          </w:tcPr>
+          <w:p>
+            <w:pPr>
+              <w:spacing w:after="0" w:line="240" w:lineRule="auto"/>
+              <w:jc w:val="center"/>
+              <w:rPr>
+                <w:rFonts w:eastAsia="Times New Roman" w:cs="Times New Roman"/>
+                <w:color w:val="000000"/>
+                <w:sz w:val="22"/>
+                <w:lang w:eastAsia="es-PE"/>
+              </w:rPr>
+            </w:pPr>
+          </w:p>
+        </w:tc>
+        <w:tc>
+          <w:tcPr>
+            <w:tcW w:w="0" w:type="auto"/>
+            <w:vAlign w:val="center"/>
+            <w:hideMark/>
+          </w:tcPr>
+          <w:p>
+            <w:pPr>
+              <w:spacing w:after="0" w:line="240" w:lineRule="auto"/>
+              <w:jc w:val="center"/>
+              <w:rPr>
+                <w:rFonts w:eastAsia="Times New Roman" w:cs="Times New Roman"/>
+                <w:color w:val="000000"/>
+                <w:sz w:val="22"/>
+                <w:lang w:eastAsia="es-PE"/>
+              </w:rPr>
+            </w:pPr>
+          </w:p>
+        </w:tc>
+        <w:tc>
+          <w:tcPr>
+            <w:tcW w:w="0" w:type="auto"/>
+            <w:vAlign w:val="center"/>
+            <w:hideMark/>
+          </w:tcPr>
+          <w:p>
+            <w:pPr>
+              <w:spacing w:after="0" w:line="240" w:lineRule="auto"/>
+              <w:jc w:val="center"/>
               <w:rPr>
                 <w:rFonts w:eastAsia="Times New Roman" w:cs="Times New Roman"/>
                 <w:color w:val="auto"/>
@@ -7922,7 +8018,15 @@
           <w:rFonts w:cs="Times New Roman"/>
           <w:szCs w:val="24"/>
         </w:rPr>
-        <w:t xml:space="preserve"> como indicador de estabilidad, y se evaluará la correlación entre mediciones manuales y automáticas para validar el sistema. También se realizará una revisión visual de los resultados de segmentación para detectar errores frecuentes y valorar la calidad del modelo.</w:t>
+        <w:t xml:space="preserve"> como indicador de estabilidad, y se evaluará la correlación entre mediciones manuales y automáticas para validar el sistema. </w:t>
+      </w:r>
+      <w:r>
+        <w:rPr>
+          <w:rFonts w:cs="Times New Roman"/>
+          <w:szCs w:val="24"/>
+        </w:rPr>
+        <w:lastRenderedPageBreak/>
+        <w:t>También se realizará una revisión visual de los resultados de segmentación para detectar errores frecuentes y valorar la calidad del modelo.</w:t>
       </w:r>
     </w:p>
     <w:p>
@@ -7943,7 +8047,6 @@
           <w:szCs w:val="24"/>
           <w:lang w:eastAsia="es-PE"/>
         </w:rPr>
-        <w:lastRenderedPageBreak/>
         <w:t>El modelo estadístico general se expresará de la siguiente manera:</w:t>
       </w:r>
     </w:p>
@@ -13377,6 +13480,25 @@
       <w:szCs w:val="26"/>
     </w:rPr>
   </w:style>
+  <w:style w:type="table" w:styleId="Tablaconcuadrculaclara">
+    <w:name w:val="Grid Table Light"/>
+    <w:basedOn w:val="Tablanormal"/>
+    <w:uiPriority w:val="40"/>
+    <w:rsid w:val="00DB64C4"/>
+    <w:pPr>
+      <w:spacing w:after="0" w:line="240" w:lineRule="auto"/>
+    </w:pPr>
+    <w:tblPr>
+      <w:tblBorders>
+        <w:top w:val="single" w:sz="4" w:space="0" w:color="BFBFBF" w:themeColor="background1" w:themeShade="BF"/>
+        <w:left w:val="single" w:sz="4" w:space="0" w:color="BFBFBF" w:themeColor="background1" w:themeShade="BF"/>
+        <w:bottom w:val="single" w:sz="4" w:space="0" w:color="BFBFBF" w:themeColor="background1" w:themeShade="BF"/>
+        <w:right w:val="single" w:sz="4" w:space="0" w:color="BFBFBF" w:themeColor="background1" w:themeShade="BF"/>
+        <w:insideH w:val="single" w:sz="4" w:space="0" w:color="BFBFBF" w:themeColor="background1" w:themeShade="BF"/>
+        <w:insideV w:val="single" w:sz="4" w:space="0" w:color="BFBFBF" w:themeColor="background1" w:themeShade="BF"/>
+      </w:tblBorders>
+    </w:tblPr>
+  </w:style>
 </w:styles>
 </file>
 
